--- a/01-电源电路/04-电池充放电管理/太阳能充电管理电路/太阳能充电管理电路.docx
+++ b/01-电源电路/04-电池充放电管理/太阳能充电管理电路/太阳能充电管理电路.docx
@@ -1908,6 +1908,20 @@
     </w:p>
     <w:bookmarkEnd w:id="26"/>
     <w:bookmarkEnd w:id="27"/>
+    <w:p>
+      <w:pPr>
+        <w:spacing w:before="360"/>
+        <w:jc w:val="center"/>
+      </w:pPr>
+      <w:r>
+        <w:rPr>
+          <w:rFonts w:ascii="Times New Roman" w:hAnsi="Times New Roman"/>
+          <w:color w:val="555555"/>
+          <w:sz w:val="21"/>
+        </w:rPr>
+        <w:t>材料收集者：杜文杰</w:t>
+      </w:r>
+    </w:p>
     <w:sectPr>
       <w:headerReference r:id="rId9" w:type="default"/>
       <w:footerReference r:id="rId10" w:type="default"/>

--- a/01-电源电路/04-电池充放电管理/太阳能充电管理电路/太阳能充电管理电路.docx
+++ b/01-电源电路/04-电池充放电管理/太阳能充电管理电路/太阳能充电管理电路.docx
@@ -1,6 +1,6 @@
 
 <file path=word/document.xml><?xml version="1.0" encoding="utf-8"?>
-<w:document xmlns:w="http://schemas.openxmlformats.org/wordprocessingml/2006/main" xmlns:m="http://schemas.openxmlformats.org/officeDocument/2006/math" xmlns:r="http://schemas.openxmlformats.org/officeDocument/2006/relationships" xmlns:o="urn:schemas-microsoft-com:office:office" xmlns:v="urn:schemas-microsoft-com:vml" xmlns:w10="urn:schemas-microsoft-com:office:word" xmlns:a="http://schemas.openxmlformats.org/drawingml/2006/main" xmlns:pic="http://schemas.openxmlformats.org/drawingml/2006/picture" xmlns:wp="http://schemas.openxmlformats.org/drawingml/2006/wordprocessingDrawing">
+<w:document xmlns:m="http://schemas.openxmlformats.org/officeDocument/2006/math" xmlns:r="http://schemas.openxmlformats.org/officeDocument/2006/relationships" xmlns:w="http://schemas.openxmlformats.org/wordprocessingml/2006/main" xmlns:o="urn:schemas-microsoft-com:office:office" xmlns:v="urn:schemas-microsoft-com:vml" xmlns:w10="urn:schemas-microsoft-com:office:word" xmlns:a="http://schemas.openxmlformats.org/drawingml/2006/main" xmlns:pic="http://schemas.openxmlformats.org/drawingml/2006/picture" xmlns:wp="http://schemas.openxmlformats.org/drawingml/2006/wordprocessingDrawing">
   <w:body>
     <w:bookmarkStart w:id="27" w:name="太阳能充电管理电路"/>
     <w:p>
@@ -9,7 +9,7 @@
       </w:pPr>
       <w:r>
         <w:rPr>
-          <w:rFonts w:hint="eastAsia"/>
+          <w:rFonts w:hint="eastAsia" w:eastAsia="黑体"/>
         </w:rPr>
         <w:t xml:space="preserve">太阳能充电管理电路</w:t>
       </w:r>
@@ -21,7 +21,7 @@
       </w:pPr>
       <w:r>
         <w:rPr>
-          <w:rFonts w:hint="eastAsia"/>
+          <w:rFonts w:hint="eastAsia" w:eastAsia="黑体"/>
         </w:rPr>
         <w:t xml:space="preserve">拓扑描述</w:t>
       </w:r>
@@ -32,128 +32,170 @@
       </w:pPr>
       <w:r>
         <w:rPr>
-          <w:rFonts w:hint="eastAsia"/>
+          <w:rFonts w:hint="eastAsia" w:eastAsia="黑体"/>
         </w:rPr>
         <w:t xml:space="preserve">本电路由太阳能电池板（编号</w:t>
       </w:r>
       <w:r>
+        <w:rPr>
+          <w:rFonts w:eastAsia="黑体"/>
+        </w:rPr>
         <w:t xml:space="preserve"> </w:t>
       </w:r>
       <w:r>
         <w:rPr>
-          <w:rFonts w:hint="eastAsia"/>
+          <w:rFonts w:hint="eastAsia" w:eastAsia="黑体"/>
         </w:rPr>
         <w:t xml:space="preserve">PV）、防倒灌二极管</w:t>
       </w:r>
       <w:r>
+        <w:rPr>
+          <w:rFonts w:eastAsia="黑体"/>
+        </w:rPr>
         <w:t xml:space="preserve"> </w:t>
       </w:r>
       <w:r>
         <w:rPr>
-          <w:rFonts w:hint="eastAsia"/>
+          <w:rFonts w:hint="eastAsia" w:eastAsia="黑体"/>
         </w:rPr>
         <w:t xml:space="preserve">D1（编号</w:t>
       </w:r>
       <w:r>
+        <w:rPr>
+          <w:rFonts w:eastAsia="黑体"/>
+        </w:rPr>
         <w:t xml:space="preserve"> </w:t>
       </w:r>
       <w:r>
         <w:rPr>
-          <w:rFonts w:hint="eastAsia"/>
+          <w:rFonts w:hint="eastAsia" w:eastAsia="黑体"/>
         </w:rPr>
         <w:t xml:space="preserve">D1）、MPPT/恒压充电控制</w:t>
       </w:r>
       <w:r>
+        <w:rPr>
+          <w:rFonts w:eastAsia="黑体"/>
+        </w:rPr>
         <w:t xml:space="preserve"> </w:t>
       </w:r>
       <w:r>
         <w:rPr>
-          <w:rFonts w:hint="eastAsia"/>
+          <w:rFonts w:hint="eastAsia" w:eastAsia="黑体"/>
         </w:rPr>
         <w:t xml:space="preserve">IC（编号</w:t>
       </w:r>
       <w:r>
+        <w:rPr>
+          <w:rFonts w:eastAsia="黑体"/>
+        </w:rPr>
         <w:t xml:space="preserve"> </w:t>
       </w:r>
       <w:r>
         <w:rPr>
-          <w:rFonts w:hint="eastAsia"/>
+          <w:rFonts w:hint="eastAsia" w:eastAsia="黑体"/>
         </w:rPr>
         <w:t xml:space="preserve">IC1）、功率变换器（含功率</w:t>
       </w:r>
       <w:r>
+        <w:rPr>
+          <w:rFonts w:eastAsia="黑体"/>
+        </w:rPr>
         <w:t xml:space="preserve"> MOSFET </w:t>
       </w:r>
       <w:r>
         <w:rPr>
-          <w:rFonts w:hint="eastAsia"/>
+          <w:rFonts w:hint="eastAsia" w:eastAsia="黑体"/>
         </w:rPr>
         <w:t xml:space="preserve">Q1、电感</w:t>
       </w:r>
       <w:r>
+        <w:rPr>
+          <w:rFonts w:eastAsia="黑体"/>
+        </w:rPr>
         <w:t xml:space="preserve"> L1 </w:t>
       </w:r>
       <w:r>
         <w:rPr>
-          <w:rFonts w:hint="eastAsia"/>
+          <w:rFonts w:hint="eastAsia" w:eastAsia="黑体"/>
         </w:rPr>
         <w:t xml:space="preserve">与输入/输出电容）以及储能电池（编号</w:t>
       </w:r>
       <w:r>
+        <w:rPr>
+          <w:rFonts w:eastAsia="黑体"/>
+        </w:rPr>
         <w:t xml:space="preserve"> </w:t>
       </w:r>
       <w:r>
         <w:rPr>
-          <w:rFonts w:hint="eastAsia"/>
+          <w:rFonts w:hint="eastAsia" w:eastAsia="黑体"/>
         </w:rPr>
         <w:t xml:space="preserve">BAT）组成。关键节点有：太阳能板正端节点</w:t>
       </w:r>
       <w:r>
+        <w:rPr>
+          <w:rFonts w:eastAsia="黑体"/>
+        </w:rPr>
         <w:t xml:space="preserve"> PV+ </w:t>
       </w:r>
       <w:r>
         <w:rPr>
-          <w:rFonts w:hint="eastAsia"/>
+          <w:rFonts w:hint="eastAsia" w:eastAsia="黑体"/>
         </w:rPr>
         <w:t xml:space="preserve">与负端/公共地节点</w:t>
       </w:r>
       <w:r>
+        <w:rPr>
+          <w:rFonts w:eastAsia="黑体"/>
+        </w:rPr>
         <w:t xml:space="preserve"> </w:t>
       </w:r>
       <w:r>
         <w:rPr>
-          <w:rFonts w:hint="eastAsia"/>
+          <w:rFonts w:hint="eastAsia" w:eastAsia="黑体"/>
         </w:rPr>
         <w:t xml:space="preserve">GND、防倒灌二极管后的中间节点</w:t>
       </w:r>
       <w:r>
+        <w:rPr>
+          <w:rFonts w:eastAsia="黑体"/>
+        </w:rPr>
         <w:t xml:space="preserve"> </w:t>
       </w:r>
       <w:r>
         <w:rPr>
-          <w:rFonts w:hint="eastAsia"/>
+          <w:rFonts w:hint="eastAsia" w:eastAsia="黑体"/>
         </w:rPr>
         <w:t xml:space="preserve">VIN（变换器输入）、变换器开关节点</w:t>
       </w:r>
       <w:r>
+        <w:rPr>
+          <w:rFonts w:eastAsia="黑体"/>
+        </w:rPr>
         <w:t xml:space="preserve"> </w:t>
       </w:r>
       <w:r>
         <w:rPr>
-          <w:rFonts w:hint="eastAsia"/>
+          <w:rFonts w:hint="eastAsia" w:eastAsia="黑体"/>
         </w:rPr>
         <w:t xml:space="preserve">SW、电池正端节点</w:t>
       </w:r>
       <w:r>
+        <w:rPr>
+          <w:rFonts w:eastAsia="黑体"/>
+        </w:rPr>
         <w:t xml:space="preserve"> </w:t>
       </w:r>
       <w:r>
         <w:rPr>
-          <w:rFonts w:hint="eastAsia"/>
+          <w:rFonts w:hint="eastAsia" w:eastAsia="黑体"/>
         </w:rPr>
         <w:t xml:space="preserve">B+（输出）以及采样反馈节点</w:t>
       </w:r>
       <w:r>
+        <w:rPr>
+          <w:rFonts w:eastAsia="黑体"/>
+        </w:rPr>
         <w:t xml:space="preserve"> FB。</w:t>
       </w:r>
     </w:p>
@@ -161,263 +203,350 @@
       <w:pPr/>
       <w:r>
         <w:rPr>
-          <w:rFonts w:hint="eastAsia"/>
+          <w:rFonts w:hint="eastAsia" w:eastAsia="黑体"/>
         </w:rPr>
         <w:t xml:space="preserve">各元件管脚连接：太阳能板</w:t>
       </w:r>
       <w:r>
+        <w:rPr>
+          <w:rFonts w:eastAsia="黑体"/>
+        </w:rPr>
         <w:t xml:space="preserve"> PV </w:t>
       </w:r>
       <w:r>
         <w:rPr>
-          <w:rFonts w:hint="eastAsia"/>
+          <w:rFonts w:hint="eastAsia" w:eastAsia="黑体"/>
         </w:rPr>
         <w:t xml:space="preserve">的正极接防倒灌二极管</w:t>
       </w:r>
       <w:r>
+        <w:rPr>
+          <w:rFonts w:eastAsia="黑体"/>
+        </w:rPr>
         <w:t xml:space="preserve"> D1 </w:t>
       </w:r>
       <w:r>
         <w:rPr>
-          <w:rFonts w:hint="eastAsia"/>
+          <w:rFonts w:hint="eastAsia" w:eastAsia="黑体"/>
         </w:rPr>
         <w:t xml:space="preserve">的阳极，D1</w:t>
       </w:r>
       <w:r>
+        <w:rPr>
+          <w:rFonts w:eastAsia="黑体"/>
+        </w:rPr>
         <w:t xml:space="preserve"> </w:t>
       </w:r>
       <w:r>
         <w:rPr>
-          <w:rFonts w:hint="eastAsia"/>
+          <w:rFonts w:hint="eastAsia" w:eastAsia="黑体"/>
         </w:rPr>
         <w:t xml:space="preserve">的阴极接中间节点</w:t>
       </w:r>
       <w:r>
+        <w:rPr>
+          <w:rFonts w:eastAsia="黑体"/>
+        </w:rPr>
         <w:t xml:space="preserve"> </w:t>
       </w:r>
       <w:r>
         <w:rPr>
-          <w:rFonts w:hint="eastAsia"/>
+          <w:rFonts w:hint="eastAsia" w:eastAsia="黑体"/>
         </w:rPr>
         <w:t xml:space="preserve">VIN，从而阻止夜间电池电压倒灌回太阳能板；变换器的功率管</w:t>
       </w:r>
       <w:r>
+        <w:rPr>
+          <w:rFonts w:eastAsia="黑体"/>
+        </w:rPr>
         <w:t xml:space="preserve"> Q1 </w:t>
       </w:r>
       <w:r>
         <w:rPr>
-          <w:rFonts w:hint="eastAsia"/>
+          <w:rFonts w:hint="eastAsia" w:eastAsia="黑体"/>
         </w:rPr>
         <w:t xml:space="preserve">漏极</w:t>
       </w:r>
       <w:r>
+        <w:rPr>
+          <w:rFonts w:eastAsia="黑体"/>
+        </w:rPr>
         <w:t xml:space="preserve"> D </w:t>
       </w:r>
       <w:r>
         <w:rPr>
-          <w:rFonts w:hint="eastAsia"/>
+          <w:rFonts w:hint="eastAsia" w:eastAsia="黑体"/>
         </w:rPr>
         <w:t xml:space="preserve">接</w:t>
       </w:r>
       <w:r>
+        <w:rPr>
+          <w:rFonts w:eastAsia="黑体"/>
+        </w:rPr>
         <w:t xml:space="preserve"> </w:t>
       </w:r>
       <w:r>
         <w:rPr>
-          <w:rFonts w:hint="eastAsia"/>
+          <w:rFonts w:hint="eastAsia" w:eastAsia="黑体"/>
         </w:rPr>
         <w:t xml:space="preserve">VIN、源极</w:t>
       </w:r>
       <w:r>
+        <w:rPr>
+          <w:rFonts w:eastAsia="黑体"/>
+        </w:rPr>
         <w:t xml:space="preserve"> S </w:t>
       </w:r>
       <w:r>
         <w:rPr>
-          <w:rFonts w:hint="eastAsia"/>
+          <w:rFonts w:hint="eastAsia" w:eastAsia="黑体"/>
         </w:rPr>
         <w:t xml:space="preserve">接开关节点</w:t>
       </w:r>
       <w:r>
+        <w:rPr>
+          <w:rFonts w:eastAsia="黑体"/>
+        </w:rPr>
         <w:t xml:space="preserve"> </w:t>
       </w:r>
       <w:r>
         <w:rPr>
-          <w:rFonts w:hint="eastAsia"/>
+          <w:rFonts w:hint="eastAsia" w:eastAsia="黑体"/>
         </w:rPr>
         <w:t xml:space="preserve">SW、栅极</w:t>
       </w:r>
       <w:r>
+        <w:rPr>
+          <w:rFonts w:eastAsia="黑体"/>
+        </w:rPr>
         <w:t xml:space="preserve"> G </w:t>
       </w:r>
       <w:r>
         <w:rPr>
-          <w:rFonts w:hint="eastAsia"/>
+          <w:rFonts w:hint="eastAsia" w:eastAsia="黑体"/>
         </w:rPr>
         <w:t xml:space="preserve">接</w:t>
       </w:r>
       <w:r>
+        <w:rPr>
+          <w:rFonts w:eastAsia="黑体"/>
+        </w:rPr>
         <w:t xml:space="preserve"> IC1 </w:t>
       </w:r>
       <w:r>
         <w:rPr>
-          <w:rFonts w:hint="eastAsia"/>
+          <w:rFonts w:hint="eastAsia" w:eastAsia="黑体"/>
         </w:rPr>
         <w:t xml:space="preserve">的驱动输出；电感</w:t>
       </w:r>
       <w:r>
+        <w:rPr>
+          <w:rFonts w:eastAsia="黑体"/>
+        </w:rPr>
         <w:t xml:space="preserve"> L1 </w:t>
       </w:r>
       <w:r>
         <w:rPr>
-          <w:rFonts w:hint="eastAsia"/>
+          <w:rFonts w:hint="eastAsia" w:eastAsia="黑体"/>
         </w:rPr>
         <w:t xml:space="preserve">一端接开关节点</w:t>
       </w:r>
       <w:r>
+        <w:rPr>
+          <w:rFonts w:eastAsia="黑体"/>
+        </w:rPr>
         <w:t xml:space="preserve"> </w:t>
       </w:r>
       <w:r>
         <w:rPr>
-          <w:rFonts w:hint="eastAsia"/>
+          <w:rFonts w:hint="eastAsia" w:eastAsia="黑体"/>
         </w:rPr>
         <w:t xml:space="preserve">SW、另一端接电池正端节点</w:t>
       </w:r>
       <w:r>
+        <w:rPr>
+          <w:rFonts w:eastAsia="黑体"/>
+        </w:rPr>
         <w:t xml:space="preserve"> </w:t>
       </w:r>
       <w:r>
         <w:rPr>
-          <w:rFonts w:hint="eastAsia"/>
+          <w:rFonts w:hint="eastAsia" w:eastAsia="黑体"/>
         </w:rPr>
         <w:t xml:space="preserve">B+（Buck</w:t>
       </w:r>
       <w:r>
+        <w:rPr>
+          <w:rFonts w:eastAsia="黑体"/>
+        </w:rPr>
         <w:t xml:space="preserve"> </w:t>
       </w:r>
       <w:r>
         <w:rPr>
-          <w:rFonts w:hint="eastAsia"/>
+          <w:rFonts w:hint="eastAsia" w:eastAsia="黑体"/>
         </w:rPr>
         <w:t xml:space="preserve">型）；输入电容一端接</w:t>
       </w:r>
       <w:r>
+        <w:rPr>
+          <w:rFonts w:eastAsia="黑体"/>
+        </w:rPr>
         <w:t xml:space="preserve"> </w:t>
       </w:r>
       <w:r>
         <w:rPr>
-          <w:rFonts w:hint="eastAsia"/>
+          <w:rFonts w:hint="eastAsia" w:eastAsia="黑体"/>
         </w:rPr>
         <w:t xml:space="preserve">VIN、另一端接</w:t>
       </w:r>
       <w:r>
+        <w:rPr>
+          <w:rFonts w:eastAsia="黑体"/>
+        </w:rPr>
         <w:t xml:space="preserve"> </w:t>
       </w:r>
       <w:r>
         <w:rPr>
-          <w:rFonts w:hint="eastAsia"/>
+          <w:rFonts w:hint="eastAsia" w:eastAsia="黑体"/>
         </w:rPr>
         <w:t xml:space="preserve">GND，输出电容一端接</w:t>
       </w:r>
       <w:r>
+        <w:rPr>
+          <w:rFonts w:eastAsia="黑体"/>
+        </w:rPr>
         <w:t xml:space="preserve"> </w:t>
       </w:r>
       <w:r>
         <w:rPr>
-          <w:rFonts w:hint="eastAsia"/>
+          <w:rFonts w:hint="eastAsia" w:eastAsia="黑体"/>
         </w:rPr>
         <w:t xml:space="preserve">B+、另一端接</w:t>
       </w:r>
       <w:r>
+        <w:rPr>
+          <w:rFonts w:eastAsia="黑体"/>
+        </w:rPr>
         <w:t xml:space="preserve"> </w:t>
       </w:r>
       <w:r>
         <w:rPr>
-          <w:rFonts w:hint="eastAsia"/>
+          <w:rFonts w:hint="eastAsia" w:eastAsia="黑体"/>
         </w:rPr>
         <w:t xml:space="preserve">GND。充电控制</w:t>
       </w:r>
       <w:r>
+        <w:rPr>
+          <w:rFonts w:eastAsia="黑体"/>
+        </w:rPr>
         <w:t xml:space="preserve"> </w:t>
       </w:r>
       <w:r>
         <w:rPr>
-          <w:rFonts w:hint="eastAsia"/>
+          <w:rFonts w:hint="eastAsia" w:eastAsia="黑体"/>
         </w:rPr>
         <w:t xml:space="preserve">IC（IC1）的电源端接</w:t>
       </w:r>
       <w:r>
+        <w:rPr>
+          <w:rFonts w:eastAsia="黑体"/>
+        </w:rPr>
         <w:t xml:space="preserve"> </w:t>
       </w:r>
       <w:r>
         <w:rPr>
-          <w:rFonts w:hint="eastAsia"/>
+          <w:rFonts w:hint="eastAsia" w:eastAsia="黑体"/>
         </w:rPr>
         <w:t xml:space="preserve">VIN，电压采样反馈脚经分压电阻接节点</w:t>
       </w:r>
       <w:r>
+        <w:rPr>
+          <w:rFonts w:eastAsia="黑体"/>
+        </w:rPr>
         <w:t xml:space="preserve"> </w:t>
       </w:r>
       <w:r>
         <w:rPr>
-          <w:rFonts w:hint="eastAsia"/>
+          <w:rFonts w:hint="eastAsia" w:eastAsia="黑体"/>
         </w:rPr>
         <w:t xml:space="preserve">B+（或节点</w:t>
       </w:r>
       <w:r>
+        <w:rPr>
+          <w:rFonts w:eastAsia="黑体"/>
+        </w:rPr>
         <w:t xml:space="preserve"> VIN </w:t>
       </w:r>
       <w:r>
         <w:rPr>
-          <w:rFonts w:hint="eastAsia"/>
+          <w:rFonts w:hint="eastAsia" w:eastAsia="黑体"/>
         </w:rPr>
         <w:t xml:space="preserve">以跟踪</w:t>
       </w:r>
       <w:r>
+        <w:rPr>
+          <w:rFonts w:eastAsia="黑体"/>
+        </w:rPr>
         <w:t xml:space="preserve"> </w:t>
       </w:r>
       <w:r>
         <w:rPr>
-          <w:rFonts w:hint="eastAsia"/>
+          <w:rFonts w:hint="eastAsia" w:eastAsia="黑体"/>
         </w:rPr>
         <w:t xml:space="preserve">MPP），输出驱动脚接</w:t>
       </w:r>
       <w:r>
+        <w:rPr>
+          <w:rFonts w:eastAsia="黑体"/>
+        </w:rPr>
         <w:t xml:space="preserve"> Q1 </w:t>
       </w:r>
       <w:r>
         <w:rPr>
-          <w:rFonts w:hint="eastAsia"/>
+          <w:rFonts w:hint="eastAsia" w:eastAsia="黑体"/>
         </w:rPr>
         <w:t xml:space="preserve">栅极，其地端接</w:t>
       </w:r>
       <w:r>
+        <w:rPr>
+          <w:rFonts w:eastAsia="黑体"/>
+        </w:rPr>
         <w:t xml:space="preserve"> </w:t>
       </w:r>
       <w:r>
         <w:rPr>
-          <w:rFonts w:hint="eastAsia"/>
+          <w:rFonts w:hint="eastAsia" w:eastAsia="黑体"/>
         </w:rPr>
         <w:t xml:space="preserve">GND；电池</w:t>
       </w:r>
       <w:r>
+        <w:rPr>
+          <w:rFonts w:eastAsia="黑体"/>
+        </w:rPr>
         <w:t xml:space="preserve"> BAT </w:t>
       </w:r>
       <w:r>
         <w:rPr>
-          <w:rFonts w:hint="eastAsia"/>
+          <w:rFonts w:hint="eastAsia" w:eastAsia="黑体"/>
         </w:rPr>
         <w:t xml:space="preserve">正极接</w:t>
       </w:r>
       <w:r>
+        <w:rPr>
+          <w:rFonts w:eastAsia="黑体"/>
+        </w:rPr>
         <w:t xml:space="preserve"> </w:t>
       </w:r>
       <w:r>
         <w:rPr>
-          <w:rFonts w:hint="eastAsia"/>
+          <w:rFonts w:hint="eastAsia" w:eastAsia="黑体"/>
         </w:rPr>
         <w:t xml:space="preserve">B+、负极接</w:t>
       </w:r>
       <w:r>
+        <w:rPr>
+          <w:rFonts w:eastAsia="黑体"/>
+        </w:rPr>
         <w:t xml:space="preserve"> GND。</w:t>
       </w:r>
     </w:p>
@@ -425,34 +554,43 @@
       <w:pPr/>
       <w:r>
         <w:rPr>
-          <w:rFonts w:hint="eastAsia"/>
+          <w:rFonts w:hint="eastAsia" w:eastAsia="黑体"/>
         </w:rPr>
         <w:t xml:space="preserve">组态上这是一个”太阳能板</w:t>
       </w:r>
       <w:r>
+        <w:rPr>
+          <w:rFonts w:eastAsia="黑体"/>
+        </w:rPr>
         <w:t xml:space="preserve"> + </w:t>
       </w:r>
       <w:r>
         <w:rPr>
-          <w:rFonts w:hint="eastAsia"/>
+          <w:rFonts w:hint="eastAsia" w:eastAsia="黑体"/>
         </w:rPr>
         <w:t xml:space="preserve">防倒灌二极管</w:t>
       </w:r>
       <w:r>
+        <w:rPr>
+          <w:rFonts w:eastAsia="黑体"/>
+        </w:rPr>
         <w:t xml:space="preserve"> + </w:t>
       </w:r>
       <w:r>
         <w:rPr>
-          <w:rFonts w:hint="eastAsia"/>
+          <w:rFonts w:hint="eastAsia" w:eastAsia="黑体"/>
         </w:rPr>
         <w:t xml:space="preserve">MPPT/恒压变换器</w:t>
       </w:r>
       <w:r>
+        <w:rPr>
+          <w:rFonts w:eastAsia="黑体"/>
+        </w:rPr>
         <w:t xml:space="preserve"> + </w:t>
       </w:r>
       <w:r>
         <w:rPr>
-          <w:rFonts w:hint="eastAsia"/>
+          <w:rFonts w:hint="eastAsia" w:eastAsia="黑体"/>
         </w:rPr>
         <w:t xml:space="preserve">电池”的光伏充电组态，通过调节变换器占空比使太阳能板工作在最大功率点附近并对电池充电，用于光伏离网系统与太阳能充电器。</w:t>
       </w:r>
@@ -465,7 +603,7 @@
       </w:pPr>
       <w:r>
         <w:rPr>
-          <w:rFonts w:hint="eastAsia"/>
+          <w:rFonts w:hint="eastAsia" w:eastAsia="黑体"/>
         </w:rPr>
         <w:t xml:space="preserve">工作原理</w:t>
       </w:r>
@@ -476,16 +614,19 @@
       </w:pPr>
       <w:r>
         <w:rPr>
-          <w:rFonts w:hint="eastAsia"/>
+          <w:rFonts w:hint="eastAsia" w:eastAsia="黑体"/>
         </w:rPr>
         <w:t xml:space="preserve">太阳能板输出特性为非线性（有最大功率点</w:t>
       </w:r>
       <w:r>
+        <w:rPr>
+          <w:rFonts w:eastAsia="黑体"/>
+        </w:rPr>
         <w:t xml:space="preserve"> </w:t>
       </w:r>
       <w:r>
         <w:rPr>
-          <w:rFonts w:hint="eastAsia"/>
+          <w:rFonts w:hint="eastAsia" w:eastAsia="黑体"/>
         </w:rPr>
         <w:t xml:space="preserve">MPP），充电管理电路调节变换器的占空比或充电电流，使太阳能板工作在最大功率点（MPPT）或按电池充电阶段（CC/CV）运行，把光伏能量存储到电池中。</w:t>
       </w:r>
@@ -498,7 +639,7 @@
       </w:pPr>
       <w:r>
         <w:rPr>
-          <w:rFonts w:hint="eastAsia"/>
+          <w:rFonts w:hint="eastAsia" w:eastAsia="黑体"/>
         </w:rPr>
         <w:t xml:space="preserve">关键计算公式</w:t>
       </w:r>
@@ -512,7 +653,7 @@
       </w:pPr>
       <w:r>
         <w:rPr>
-          <w:rFonts w:hint="eastAsia"/>
+          <w:rFonts w:hint="eastAsia" w:eastAsia="黑体"/>
         </w:rPr>
         <w:t xml:space="preserve">太阳能板输出功率：</w:t>
       </w:r>
@@ -596,7 +737,7 @@
       </w:pPr>
       <w:r>
         <w:rPr>
-          <w:rFonts w:hint="eastAsia"/>
+          <w:rFonts w:hint="eastAsia" w:eastAsia="黑体"/>
         </w:rPr>
         <w:t xml:space="preserve">最大功率点条件：</w:t>
       </w:r>
@@ -677,7 +818,7 @@
       </w:pPr>
       <w:r>
         <w:rPr>
-          <w:rFonts w:hint="eastAsia"/>
+          <w:rFonts w:hint="eastAsia" w:eastAsia="黑体"/>
         </w:rPr>
         <w:t xml:space="preserve">充电转换效率：</w:t>
       </w:r>
@@ -755,7 +896,7 @@
       </w:pPr>
       <w:r>
         <w:rPr>
-          <w:rFonts w:hint="eastAsia"/>
+          <w:rFonts w:hint="eastAsia" w:eastAsia="黑体"/>
         </w:rPr>
         <w:t xml:space="preserve">充电电流（功率守恒粗略）：</w:t>
       </w:r>
@@ -879,7 +1020,7 @@
             </w:pPr>
             <w:r>
               <w:rPr>
-                <w:rFonts w:hint="eastAsia"/>
+                <w:rFonts w:hint="eastAsia" w:eastAsia="黑体"/>
               </w:rPr>
               <w:t xml:space="preserve">符号</w:t>
             </w:r>
@@ -893,7 +1034,7 @@
             </w:pPr>
             <w:r>
               <w:rPr>
-                <w:rFonts w:hint="eastAsia"/>
+                <w:rFonts w:hint="eastAsia" w:eastAsia="黑体"/>
               </w:rPr>
               <w:t xml:space="preserve">含义</w:t>
             </w:r>
@@ -907,7 +1048,7 @@
             </w:pPr>
             <w:r>
               <w:rPr>
-                <w:rFonts w:hint="eastAsia"/>
+                <w:rFonts w:hint="eastAsia" w:eastAsia="黑体"/>
               </w:rPr>
               <w:t xml:space="preserve">单位</w:t>
             </w:r>
@@ -939,6 +1080,9 @@
               </m:sSub>
             </m:oMath>
             <w:r>
+              <w:rPr>
+                <w:rFonts w:eastAsia="黑体"/>
+              </w:rPr>
               <w:t xml:space="preserve">​</w:t>
             </w:r>
           </w:p>
@@ -951,7 +1095,7 @@
             </w:pPr>
             <w:r>
               <w:rPr>
-                <w:rFonts w:hint="eastAsia"/>
+                <w:rFonts w:hint="eastAsia" w:eastAsia="黑体"/>
               </w:rPr>
               <w:t xml:space="preserve">太阳能板输出功率</w:t>
             </w:r>
@@ -964,6 +1108,9 @@
               <w:pStyle w:val="Compact"/>
             </w:pPr>
             <w:r>
+              <w:rPr>
+                <w:rFonts w:eastAsia="黑体"/>
+              </w:rPr>
               <w:t xml:space="preserve">W</w:t>
             </w:r>
           </w:p>
@@ -994,6 +1141,9 @@
               </m:sSub>
             </m:oMath>
             <w:r>
+              <w:rPr>
+                <w:rFonts w:eastAsia="黑体"/>
+              </w:rPr>
               <w:t xml:space="preserve">​</w:t>
             </w:r>
           </w:p>
@@ -1006,7 +1156,7 @@
             </w:pPr>
             <w:r>
               <w:rPr>
-                <w:rFonts w:hint="eastAsia"/>
+                <w:rFonts w:hint="eastAsia" w:eastAsia="黑体"/>
               </w:rPr>
               <w:t xml:space="preserve">太阳能板电压</w:t>
             </w:r>
@@ -1019,6 +1169,9 @@
               <w:pStyle w:val="Compact"/>
             </w:pPr>
             <w:r>
+              <w:rPr>
+                <w:rFonts w:eastAsia="黑体"/>
+              </w:rPr>
               <w:t xml:space="preserve">V</w:t>
             </w:r>
           </w:p>
@@ -1049,6 +1202,9 @@
               </m:sSub>
             </m:oMath>
             <w:r>
+              <w:rPr>
+                <w:rFonts w:eastAsia="黑体"/>
+              </w:rPr>
               <w:t xml:space="preserve">​</w:t>
             </w:r>
           </w:p>
@@ -1061,7 +1217,7 @@
             </w:pPr>
             <w:r>
               <w:rPr>
-                <w:rFonts w:hint="eastAsia"/>
+                <w:rFonts w:hint="eastAsia" w:eastAsia="黑体"/>
               </w:rPr>
               <w:t xml:space="preserve">太阳能板电流</w:t>
             </w:r>
@@ -1074,6 +1230,9 @@
               <w:pStyle w:val="Compact"/>
             </w:pPr>
             <w:r>
+              <w:rPr>
+                <w:rFonts w:eastAsia="黑体"/>
+              </w:rPr>
               <w:t xml:space="preserve">A</w:t>
             </w:r>
           </w:p>
@@ -1107,6 +1266,9 @@
               </m:sSub>
             </m:oMath>
             <w:r>
+              <w:rPr>
+                <w:rFonts w:eastAsia="黑体"/>
+              </w:rPr>
               <w:t xml:space="preserve">​</w:t>
             </w:r>
           </w:p>
@@ -1119,7 +1281,7 @@
             </w:pPr>
             <w:r>
               <w:rPr>
-                <w:rFonts w:hint="eastAsia"/>
+                <w:rFonts w:hint="eastAsia" w:eastAsia="黑体"/>
               </w:rPr>
               <w:t xml:space="preserve">充入电池功率</w:t>
             </w:r>
@@ -1132,6 +1294,9 @@
               <w:pStyle w:val="Compact"/>
             </w:pPr>
             <w:r>
+              <w:rPr>
+                <w:rFonts w:eastAsia="黑体"/>
+              </w:rPr>
               <w:t xml:space="preserve">W</w:t>
             </w:r>
           </w:p>
@@ -1165,6 +1330,9 @@
               </m:sSub>
             </m:oMath>
             <w:r>
+              <w:rPr>
+                <w:rFonts w:eastAsia="黑体"/>
+              </w:rPr>
               <w:t xml:space="preserve">​</w:t>
             </w:r>
           </w:p>
@@ -1177,7 +1345,7 @@
             </w:pPr>
             <w:r>
               <w:rPr>
-                <w:rFonts w:hint="eastAsia"/>
+                <w:rFonts w:hint="eastAsia" w:eastAsia="黑体"/>
               </w:rPr>
               <w:t xml:space="preserve">电池电压</w:t>
             </w:r>
@@ -1190,6 +1358,9 @@
               <w:pStyle w:val="Compact"/>
             </w:pPr>
             <w:r>
+              <w:rPr>
+                <w:rFonts w:eastAsia="黑体"/>
+              </w:rPr>
               <w:t xml:space="preserve">V</w:t>
             </w:r>
           </w:p>
@@ -1208,6 +1379,9 @@
               </m:r>
             </m:oMath>
             <w:r>
+              <w:rPr>
+                <w:rFonts w:eastAsia="黑体"/>
+              </w:rPr>
               <w:t xml:space="preserve">​</w:t>
             </w:r>
           </w:p>
@@ -1220,7 +1394,7 @@
             </w:pPr>
             <w:r>
               <w:rPr>
-                <w:rFonts w:hint="eastAsia"/>
+                <w:rFonts w:hint="eastAsia" w:eastAsia="黑体"/>
               </w:rPr>
               <w:t xml:space="preserve">转换效率</w:t>
             </w:r>
@@ -1233,6 +1407,9 @@
               <w:pStyle w:val="Compact"/>
             </w:pPr>
             <w:r>
+              <w:rPr>
+                <w:rFonts w:eastAsia="黑体"/>
+              </w:rPr>
               <w:t xml:space="preserve">—</w:t>
             </w:r>
           </w:p>
@@ -1247,7 +1424,7 @@
       </w:pPr>
       <w:r>
         <w:rPr>
-          <w:rFonts w:hint="eastAsia"/>
+          <w:rFonts w:hint="eastAsia" w:eastAsia="黑体"/>
         </w:rPr>
         <w:t xml:space="preserve">元件调整影响</w:t>
       </w:r>
@@ -1262,16 +1439,19 @@
       </w:pPr>
       <w:r>
         <w:rPr>
-          <w:rFonts w:hint="eastAsia"/>
+          <w:rFonts w:hint="eastAsia" w:eastAsia="黑体"/>
         </w:rPr>
         <w:t xml:space="preserve">变换器占空比调节</w:t>
       </w:r>
       <w:r>
+        <w:rPr>
+          <w:rFonts w:eastAsia="黑体"/>
+        </w:rPr>
         <w:t xml:space="preserve"> → </w:t>
       </w:r>
       <w:r>
         <w:rPr>
-          <w:rFonts w:hint="eastAsia"/>
+          <w:rFonts w:hint="eastAsia" w:eastAsia="黑体"/>
         </w:rPr>
         <w:t xml:space="preserve">改变太阳能板工作点，进而改变输出功率。</w:t>
       </w:r>
@@ -1286,20 +1466,26 @@
       </w:pPr>
       <w:r>
         <w:rPr>
-          <w:rFonts w:hint="eastAsia"/>
+          <w:rFonts w:hint="eastAsia" w:eastAsia="黑体"/>
         </w:rPr>
         <w:t xml:space="preserve">充电电流设定越大</w:t>
       </w:r>
       <w:r>
+        <w:rPr>
+          <w:rFonts w:eastAsia="黑体"/>
+        </w:rPr>
         <w:t xml:space="preserve"> → </w:t>
       </w:r>
       <w:r>
         <w:rPr>
-          <w:rFonts w:hint="eastAsia"/>
+          <w:rFonts w:hint="eastAsia" w:eastAsia="黑体"/>
         </w:rPr>
         <w:t xml:space="preserve">弱光时更容易把太阳能板电压拉低、失配</w:t>
       </w:r>
       <w:r>
+        <w:rPr>
+          <w:rFonts w:eastAsia="黑体"/>
+        </w:rPr>
         <w:t xml:space="preserve"> MPP。</w:t>
       </w:r>
     </w:p>
@@ -1313,16 +1499,19 @@
       </w:pPr>
       <w:r>
         <w:rPr>
-          <w:rFonts w:hint="eastAsia"/>
+          <w:rFonts w:hint="eastAsia" w:eastAsia="黑体"/>
         </w:rPr>
         <w:t xml:space="preserve">防倒灌二极管压降越小</w:t>
       </w:r>
       <w:r>
+        <w:rPr>
+          <w:rFonts w:eastAsia="黑体"/>
+        </w:rPr>
         <w:t xml:space="preserve"> → </w:t>
       </w:r>
       <w:r>
         <w:rPr>
-          <w:rFonts w:hint="eastAsia"/>
+          <w:rFonts w:hint="eastAsia" w:eastAsia="黑体"/>
         </w:rPr>
         <w:t xml:space="preserve">能量损失越小。</w:t>
       </w:r>
@@ -1336,20 +1525,26 @@
         </w:numPr>
       </w:pPr>
       <w:r>
+        <w:rPr>
+          <w:rFonts w:eastAsia="黑体"/>
+        </w:rPr>
         <w:t xml:space="preserve">MPPT </w:t>
       </w:r>
       <w:r>
         <w:rPr>
-          <w:rFonts w:hint="eastAsia"/>
+          <w:rFonts w:hint="eastAsia" w:eastAsia="黑体"/>
         </w:rPr>
         <w:t xml:space="preserve">跟踪周期越短</w:t>
       </w:r>
       <w:r>
+        <w:rPr>
+          <w:rFonts w:eastAsia="黑体"/>
+        </w:rPr>
         <w:t xml:space="preserve"> → </w:t>
       </w:r>
       <w:r>
         <w:rPr>
-          <w:rFonts w:hint="eastAsia"/>
+          <w:rFonts w:hint="eastAsia" w:eastAsia="黑体"/>
         </w:rPr>
         <w:t xml:space="preserve">响应光照变化越快（但需权衡稳定性）。</w:t>
       </w:r>
@@ -1362,7 +1557,7 @@
       </w:pPr>
       <w:r>
         <w:rPr>
-          <w:rFonts w:hint="eastAsia"/>
+          <w:rFonts w:hint="eastAsia" w:eastAsia="黑体"/>
         </w:rPr>
         <w:t xml:space="preserve">典型参数示例</w:t>
       </w:r>
@@ -1377,11 +1572,14 @@
       </w:pPr>
       <w:r>
         <w:rPr>
-          <w:rFonts w:hint="eastAsia"/>
+          <w:rFonts w:hint="eastAsia" w:eastAsia="黑体"/>
         </w:rPr>
         <w:t xml:space="preserve">太阳能板</w:t>
       </w:r>
       <w:r>
+        <w:rPr>
+          <w:rFonts w:eastAsia="黑体"/>
+        </w:rPr>
         <w:t xml:space="preserve"> </w:t>
       </w:r>
       <m:oMath>
@@ -1421,6 +1619,9 @@
         </m:r>
       </m:oMath>
       <w:r>
+        <w:rPr>
+          <w:rFonts w:eastAsia="黑体"/>
+        </w:rPr>
         <w:t xml:space="preserve">、</w:t>
       </w:r>
       <m:oMath>
@@ -1461,7 +1662,7 @@
       </m:oMath>
       <w:r>
         <w:rPr>
-          <w:rFonts w:hint="eastAsia"/>
+          <w:rFonts w:hint="eastAsia" w:eastAsia="黑体"/>
         </w:rPr>
         <w:t xml:space="preserve">：</w:t>
       </w:r>
@@ -1520,6 +1721,9 @@
         </m:r>
       </m:oMath>
       <w:r>
+        <w:rPr>
+          <w:rFonts w:eastAsia="黑体"/>
+        </w:rPr>
         <w:t xml:space="preserve">。</w:t>
       </w:r>
     </w:p>
@@ -1533,11 +1737,14 @@
       </w:pPr>
       <w:r>
         <w:rPr>
-          <w:rFonts w:hint="eastAsia"/>
+          <w:rFonts w:hint="eastAsia" w:eastAsia="黑体"/>
         </w:rPr>
         <w:t xml:space="preserve">若</w:t>
       </w:r>
       <w:r>
+        <w:rPr>
+          <w:rFonts w:eastAsia="黑体"/>
+        </w:rPr>
         <w:t xml:space="preserve"> </w:t>
       </w:r>
       <m:oMath>
@@ -1555,6 +1762,9 @@
         </m:r>
       </m:oMath>
       <w:r>
+        <w:rPr>
+          <w:rFonts w:eastAsia="黑体"/>
+        </w:rPr>
         <w:t xml:space="preserve">、</w:t>
       </w:r>
       <m:oMath>
@@ -1598,7 +1808,7 @@
       </m:oMath>
       <w:r>
         <w:rPr>
-          <w:rFonts w:hint="eastAsia"/>
+          <w:rFonts w:hint="eastAsia" w:eastAsia="黑体"/>
         </w:rPr>
         <w:t xml:space="preserve">：</w:t>
       </w:r>
@@ -1672,6 +1882,9 @@
         </m:r>
       </m:oMath>
       <w:r>
+        <w:rPr>
+          <w:rFonts w:eastAsia="黑体"/>
+        </w:rPr>
         <w:t xml:space="preserve">。</w:t>
       </w:r>
     </w:p>
@@ -1683,7 +1896,7 @@
       </w:pPr>
       <w:r>
         <w:rPr>
-          <w:rFonts w:hint="eastAsia"/>
+          <w:rFonts w:hint="eastAsia" w:eastAsia="黑体"/>
         </w:rPr>
         <w:t xml:space="preserve">常见器件型号</w:t>
       </w:r>
@@ -1697,20 +1910,26 @@
         </w:numPr>
       </w:pPr>
       <w:r>
+        <w:rPr>
+          <w:rFonts w:eastAsia="黑体"/>
+        </w:rPr>
         <w:t xml:space="preserve">MPPT </w:t>
       </w:r>
       <w:r>
         <w:rPr>
-          <w:rFonts w:hint="eastAsia"/>
+          <w:rFonts w:hint="eastAsia" w:eastAsia="黑体"/>
         </w:rPr>
         <w:t xml:space="preserve">充电</w:t>
       </w:r>
       <w:r>
+        <w:rPr>
+          <w:rFonts w:eastAsia="黑体"/>
+        </w:rPr>
         <w:t xml:space="preserve"> IC / </w:t>
       </w:r>
       <w:r>
         <w:rPr>
-          <w:rFonts w:hint="eastAsia"/>
+          <w:rFonts w:hint="eastAsia" w:eastAsia="黑体"/>
         </w:rPr>
         <w:t xml:space="preserve">芯片：BQ24650、LT3652、CN3722。</w:t>
       </w:r>
@@ -1725,7 +1944,7 @@
       </w:pPr>
       <w:r>
         <w:rPr>
-          <w:rFonts w:hint="eastAsia"/>
+          <w:rFonts w:hint="eastAsia" w:eastAsia="黑体"/>
         </w:rPr>
         <w:t xml:space="preserve">防倒灌二极管：SS54、MBR2045。</w:t>
       </w:r>
@@ -1740,7 +1959,7 @@
       </w:pPr>
       <w:r>
         <w:rPr>
-          <w:rFonts w:hint="eastAsia"/>
+          <w:rFonts w:hint="eastAsia" w:eastAsia="黑体"/>
         </w:rPr>
         <w:t xml:space="preserve">功率管：IRF3205、AO3400。</w:t>
       </w:r>
@@ -1753,7 +1972,7 @@
       </w:pPr>
       <w:r>
         <w:rPr>
-          <w:rFonts w:hint="eastAsia"/>
+          <w:rFonts w:hint="eastAsia" w:eastAsia="黑体"/>
         </w:rPr>
         <w:t xml:space="preserve">注意事项</w:t>
       </w:r>
@@ -1768,16 +1987,19 @@
       </w:pPr>
       <w:r>
         <w:rPr>
-          <w:rFonts w:hint="eastAsia"/>
+          <w:rFonts w:hint="eastAsia" w:eastAsia="黑体"/>
         </w:rPr>
         <w:t xml:space="preserve">太阳能板开路电压、功率需与充电</w:t>
       </w:r>
       <w:r>
+        <w:rPr>
+          <w:rFonts w:eastAsia="黑体"/>
+        </w:rPr>
         <w:t xml:space="preserve"> IC </w:t>
       </w:r>
       <w:r>
         <w:rPr>
-          <w:rFonts w:hint="eastAsia"/>
+          <w:rFonts w:hint="eastAsia" w:eastAsia="黑体"/>
         </w:rPr>
         <w:t xml:space="preserve">的输入范围匹配。</w:t>
       </w:r>
@@ -1792,16 +2014,19 @@
       </w:pPr>
       <w:r>
         <w:rPr>
-          <w:rFonts w:hint="eastAsia"/>
+          <w:rFonts w:hint="eastAsia" w:eastAsia="黑体"/>
         </w:rPr>
         <w:t xml:space="preserve">夜间太阳能板电压低于电池时需防倒灌（二极管或</w:t>
       </w:r>
       <w:r>
+        <w:rPr>
+          <w:rFonts w:eastAsia="黑体"/>
+        </w:rPr>
         <w:t xml:space="preserve"> IC </w:t>
       </w:r>
       <w:r>
         <w:rPr>
-          <w:rFonts w:hint="eastAsia"/>
+          <w:rFonts w:hint="eastAsia" w:eastAsia="黑体"/>
         </w:rPr>
         <w:t xml:space="preserve">防倒灌）。</w:t>
       </w:r>
@@ -1815,15 +2040,21 @@
         </w:numPr>
       </w:pPr>
       <w:r>
+        <w:rPr>
+          <w:rFonts w:eastAsia="黑体"/>
+        </w:rPr>
         <w:t xml:space="preserve">MPPT </w:t>
       </w:r>
       <w:r>
         <w:rPr>
-          <w:rFonts w:hint="eastAsia"/>
+          <w:rFonts w:hint="eastAsia" w:eastAsia="黑体"/>
         </w:rPr>
         <w:t xml:space="preserve">效率明显优于直接充电，弱光时更应使用</w:t>
       </w:r>
       <w:r>
+        <w:rPr>
+          <w:rFonts w:eastAsia="黑体"/>
+        </w:rPr>
         <w:t xml:space="preserve"> MPPT。</w:t>
       </w:r>
     </w:p>
@@ -1837,7 +2068,7 @@
       </w:pPr>
       <w:r>
         <w:rPr>
-          <w:rFonts w:hint="eastAsia"/>
+          <w:rFonts w:hint="eastAsia" w:eastAsia="黑体"/>
         </w:rPr>
         <w:t xml:space="preserve">户外应用需考虑防水、防雷及温度对电池充电的影响。</w:t>
       </w:r>
@@ -1850,7 +2081,7 @@
       </w:pPr>
       <w:r>
         <w:rPr>
-          <w:rFonts w:hint="eastAsia"/>
+          <w:rFonts w:hint="eastAsia" w:eastAsia="黑体"/>
         </w:rPr>
         <w:t xml:space="preserve">参考资料</w:t>
       </w:r>
@@ -1864,6 +2095,9 @@
         </w:numPr>
       </w:pPr>
       <w:r>
+        <w:rPr>
+          <w:rFonts w:eastAsia="黑体"/>
+        </w:rPr>
         <w:t xml:space="preserve">Wikipedia: Maximum power point tracking。</w:t>
       </w:r>
     </w:p>
@@ -1876,15 +2110,21 @@
         </w:numPr>
       </w:pPr>
       <w:r>
+        <w:rPr>
+          <w:rFonts w:eastAsia="黑体"/>
+        </w:rPr>
         <w:t xml:space="preserve">TI </w:t>
       </w:r>
       <w:r>
         <w:rPr>
-          <w:rFonts w:hint="eastAsia"/>
+          <w:rFonts w:hint="eastAsia" w:eastAsia="黑体"/>
         </w:rPr>
         <w:t xml:space="preserve">产品页</w:t>
       </w:r>
       <w:r>
+        <w:rPr>
+          <w:rFonts w:eastAsia="黑体"/>
+        </w:rPr>
         <w:t xml:space="preserve"> BQ24650。</w:t>
       </w:r>
     </w:p>
@@ -1897,11 +2137,14 @@
         </w:numPr>
       </w:pPr>
       <w:r>
+        <w:rPr>
+          <w:rFonts w:eastAsia="黑体"/>
+        </w:rPr>
         <w:t xml:space="preserve">Linear Technology(ADI) LT3652 </w:t>
       </w:r>
       <w:r>
         <w:rPr>
-          <w:rFonts w:hint="eastAsia"/>
+          <w:rFonts w:hint="eastAsia" w:eastAsia="黑体"/>
         </w:rPr>
         <w:t xml:space="preserve">数据手册。</w:t>
       </w:r>
@@ -1915,11 +2158,11 @@
       </w:pPr>
       <w:r>
         <w:rPr>
-          <w:rFonts w:ascii="Times New Roman" w:hAnsi="Times New Roman"/>
+          <w:rFonts w:ascii="Times New Roman" w:hAnsi="Times New Roman" w:eastAsia="黑体"/>
           <w:color w:val="555555"/>
           <w:sz w:val="21"/>
         </w:rPr>
-        <w:t>材料收集者：杜文杰</w:t>
+        <w:t>材料收集者：杜文杰，WX手机：19519196569，QQ:3478827729</w:t>
       </w:r>
     </w:p>
     <w:sectPr>
@@ -1939,7 +2182,7 @@
 </file>
 
 <file path=word/footer1.xml><?xml version="1.0" encoding="utf-8"?>
-<w:ftr xmlns:m="http://schemas.openxmlformats.org/officeDocument/2006/math" xmlns:mc="http://schemas.openxmlformats.org/markup-compatibility/2006" xmlns:mo="http://schemas.microsoft.com/office/mac/office/2008/main" xmlns:mv="urn:schemas-microsoft-com:mac:vml" xmlns:o="urn:schemas-microsoft-com:office:office" xmlns:r="http://schemas.openxmlformats.org/officeDocument/2006/relationships" xmlns:v="urn:schemas-microsoft-com:vml" xmlns:w10="urn:schemas-microsoft-com:office:word" xmlns:w14="http://schemas.microsoft.com/office/word/2010/wordml" xmlns:w="http://schemas.openxmlformats.org/wordprocessingml/2006/main" xmlns:wne="http://schemas.microsoft.com/office/word/2006/wordml" xmlns:wp14="http://schemas.microsoft.com/office/word/2010/wordprocessingDrawing" xmlns:wp="http://schemas.openxmlformats.org/drawingml/2006/wordprocessingDrawing" xmlns:wpc="http://schemas.microsoft.com/office/word/2010/wordprocessingCanvas" xmlns:wpg="http://schemas.microsoft.com/office/word/2010/wordprocessingGroup" xmlns:wpi="http://schemas.microsoft.com/office/word/2010/wordprocessingInk" xmlns:wps="http://schemas.microsoft.com/office/word/2010/wordprocessingShape" mc:Ignorable="w14 wp14">
+<w:ftr xmlns:mc="http://schemas.openxmlformats.org/markup-compatibility/2006" xmlns:w="http://schemas.openxmlformats.org/wordprocessingml/2006/main" xmlns:m="http://schemas.openxmlformats.org/officeDocument/2006/math" xmlns:mo="http://schemas.microsoft.com/office/mac/office/2008/main" xmlns:mv="urn:schemas-microsoft-com:mac:vml" xmlns:o="urn:schemas-microsoft-com:office:office" xmlns:r="http://schemas.openxmlformats.org/officeDocument/2006/relationships" xmlns:v="urn:schemas-microsoft-com:vml" xmlns:w10="urn:schemas-microsoft-com:office:word" xmlns:w14="http://schemas.microsoft.com/office/word/2010/wordml" xmlns:wne="http://schemas.microsoft.com/office/word/2006/wordml" xmlns:wp14="http://schemas.microsoft.com/office/word/2010/wordprocessingDrawing" xmlns:wp="http://schemas.openxmlformats.org/drawingml/2006/wordprocessingDrawing" xmlns:wpc="http://schemas.microsoft.com/office/word/2010/wordprocessingCanvas" xmlns:wpg="http://schemas.microsoft.com/office/word/2010/wordprocessingGroup" xmlns:wpi="http://schemas.microsoft.com/office/word/2010/wordprocessingInk" xmlns:wps="http://schemas.microsoft.com/office/word/2010/wordprocessingShape" mc:Ignorable="w14 wp14">
   <w:p>
     <w:pPr>
       <w:pStyle w:val="Footer"/>
@@ -1947,12 +2190,14 @@
     </w:pPr>
     <w:r>
       <w:rPr>
+        <w:rFonts w:eastAsia="黑体"/>
         <w:sz w:val="18"/>
       </w:rPr>
       <w:t xml:space="preserve">第 </w:t>
     </w:r>
     <w:r>
       <w:rPr>
+        <w:rFonts w:eastAsia="黑体"/>
         <w:sz w:val="18"/>
       </w:rPr>
       <w:fldChar w:fldCharType="begin"/>
@@ -1961,6 +2206,7 @@
     </w:r>
     <w:r>
       <w:rPr>
+        <w:rFonts w:eastAsia="黑体"/>
         <w:sz w:val="18"/>
       </w:rPr>
       <w:t xml:space="preserve"> 页</w:t>
@@ -1974,6 +2220,9 @@
   <w:footnote w:type="continuationSeparator" w:id="0">
     <w:p>
       <w:r>
+        <w:rPr>
+          <w:rFonts w:eastAsia="黑体"/>
+        </w:rPr>
         <w:continuationSeparator/>
       </w:r>
     </w:p>
@@ -1981,6 +2230,9 @@
   <w:footnote w:type="separator" w:id="-1">
     <w:p>
       <w:r>
+        <w:rPr>
+          <w:rFonts w:eastAsia="黑体"/>
+        </w:rPr>
         <w:separator/>
       </w:r>
     </w:p>
@@ -1989,7 +2241,7 @@
 </file>
 
 <file path=word/header1.xml><?xml version="1.0" encoding="utf-8"?>
-<w:hdr xmlns:m="http://schemas.openxmlformats.org/officeDocument/2006/math" xmlns:mc="http://schemas.openxmlformats.org/markup-compatibility/2006" xmlns:mo="http://schemas.microsoft.com/office/mac/office/2008/main" xmlns:mv="urn:schemas-microsoft-com:mac:vml" xmlns:o="urn:schemas-microsoft-com:office:office" xmlns:r="http://schemas.openxmlformats.org/officeDocument/2006/relationships" xmlns:v="urn:schemas-microsoft-com:vml" xmlns:w10="urn:schemas-microsoft-com:office:word" xmlns:w14="http://schemas.microsoft.com/office/word/2010/wordml" xmlns:w="http://schemas.openxmlformats.org/wordprocessingml/2006/main" xmlns:wne="http://schemas.microsoft.com/office/word/2006/wordml" xmlns:wp14="http://schemas.microsoft.com/office/word/2010/wordprocessingDrawing" xmlns:wp="http://schemas.openxmlformats.org/drawingml/2006/wordprocessingDrawing" xmlns:wpc="http://schemas.microsoft.com/office/word/2010/wordprocessingCanvas" xmlns:wpg="http://schemas.microsoft.com/office/word/2010/wordprocessingGroup" xmlns:wpi="http://schemas.microsoft.com/office/word/2010/wordprocessingInk" xmlns:wps="http://schemas.microsoft.com/office/word/2010/wordprocessingShape" mc:Ignorable="w14 wp14">
+<w:hdr xmlns:mc="http://schemas.openxmlformats.org/markup-compatibility/2006" xmlns:w="http://schemas.openxmlformats.org/wordprocessingml/2006/main" xmlns:m="http://schemas.openxmlformats.org/officeDocument/2006/math" xmlns:mo="http://schemas.microsoft.com/office/mac/office/2008/main" xmlns:mv="urn:schemas-microsoft-com:mac:vml" xmlns:o="urn:schemas-microsoft-com:office:office" xmlns:r="http://schemas.openxmlformats.org/officeDocument/2006/relationships" xmlns:v="urn:schemas-microsoft-com:vml" xmlns:w10="urn:schemas-microsoft-com:office:word" xmlns:w14="http://schemas.microsoft.com/office/word/2010/wordml" xmlns:wne="http://schemas.microsoft.com/office/word/2006/wordml" xmlns:wp14="http://schemas.microsoft.com/office/word/2010/wordprocessingDrawing" xmlns:wp="http://schemas.openxmlformats.org/drawingml/2006/wordprocessingDrawing" xmlns:wpc="http://schemas.microsoft.com/office/word/2010/wordprocessingCanvas" xmlns:wpg="http://schemas.microsoft.com/office/word/2010/wordprocessingGroup" xmlns:wpi="http://schemas.microsoft.com/office/word/2010/wordprocessingInk" xmlns:wps="http://schemas.microsoft.com/office/word/2010/wordprocessingShape" mc:Ignorable="w14 wp14">
   <w:p>
     <w:pPr>
       <w:pStyle w:val="Header"/>
@@ -1997,7 +2249,7 @@
     </w:pPr>
     <w:r>
       <w:rPr>
-        <w:rFonts w:ascii="Times New Roman" w:hAnsi="Times New Roman"/>
+        <w:rFonts w:ascii="Times New Roman" w:hAnsi="Times New Roman" w:eastAsia="黑体"/>
         <w:sz w:val="18"/>
         <w:rFonts w:eastAsia="黑体"/>
         <w:rFonts w:eastAsia="黑体"/>
@@ -2009,7 +2261,7 @@
 </file>
 
 <file path=word/numbering.xml><?xml version="1.0" encoding="utf-8"?>
-<w:numbering xmlns:m="http://schemas.openxmlformats.org/officeDocument/2006/math" xmlns:mc="http://schemas.openxmlformats.org/markup-compatibility/2006" xmlns:mo="http://schemas.microsoft.com/office/mac/office/2008/main" xmlns:mv="urn:schemas-microsoft-com:mac:vml" xmlns:o="urn:schemas-microsoft-com:office:office" xmlns:r="http://schemas.openxmlformats.org/officeDocument/2006/relationships" xmlns:v="urn:schemas-microsoft-com:vml" xmlns:w="http://schemas.openxmlformats.org/wordprocessingml/2006/main" xmlns:w10="urn:schemas-microsoft-com:office:word" xmlns:w14="http://schemas.microsoft.com/office/word/2010/wordml" xmlns:wne="http://schemas.microsoft.com/office/word/2006/wordml" xmlns:wp="http://schemas.openxmlformats.org/drawingml/2006/wordprocessingDrawing" xmlns:wp14="http://schemas.microsoft.com/office/word/2010/wordprocessingDrawing" xmlns:wpc="http://schemas.microsoft.com/office/word/2010/wordprocessingCanvas" xmlns:wpg="http://schemas.microsoft.com/office/word/2010/wordprocessingGroup" xmlns:wpi="http://schemas.microsoft.com/office/word/2010/wordprocessingInk" xmlns:wps="http://schemas.microsoft.com/office/word/2010/wordprocessingShape" mc:Ignorable="w14 wp14">
+<w:numbering xmlns:mc="http://schemas.openxmlformats.org/markup-compatibility/2006" xmlns:w="http://schemas.openxmlformats.org/wordprocessingml/2006/main" xmlns:m="http://schemas.openxmlformats.org/officeDocument/2006/math" xmlns:mo="http://schemas.microsoft.com/office/mac/office/2008/main" xmlns:mv="urn:schemas-microsoft-com:mac:vml" xmlns:o="urn:schemas-microsoft-com:office:office" xmlns:r="http://schemas.openxmlformats.org/officeDocument/2006/relationships" xmlns:v="urn:schemas-microsoft-com:vml" xmlns:w10="urn:schemas-microsoft-com:office:word" xmlns:w14="http://schemas.microsoft.com/office/word/2010/wordml" xmlns:wne="http://schemas.microsoft.com/office/word/2006/wordml" xmlns:wp="http://schemas.openxmlformats.org/drawingml/2006/wordprocessingDrawing" xmlns:wp14="http://schemas.microsoft.com/office/word/2010/wordprocessingDrawing" xmlns:wpc="http://schemas.microsoft.com/office/word/2010/wordprocessingCanvas" xmlns:wpg="http://schemas.microsoft.com/office/word/2010/wordprocessingGroup" xmlns:wpi="http://schemas.microsoft.com/office/word/2010/wordprocessingInk" xmlns:wps="http://schemas.microsoft.com/office/word/2010/wordprocessingShape" mc:Ignorable="w14 wp14">
   <w:abstractNum w:abstractNumId="0">
     <w:nsid w:val="FFFFFF7C"/>
     <w:multiLevelType w:val="singleLevel"/>
@@ -2096,7 +2348,7 @@
         <w:ind w:hanging="360" w:left="1440"/>
       </w:pPr>
       <w:rPr>
-        <w:rFonts w:ascii="Symbol" w:hAnsi="Symbol" w:hint="default"/>
+        <w:rFonts w:ascii="Symbol" w:hAnsi="Symbol" w:hint="default" w:eastAsia="黑体"/>
       </w:rPr>
     </w:lvl>
   </w:abstractNum>
@@ -2117,7 +2369,7 @@
         <w:ind w:hanging="360" w:left="1080"/>
       </w:pPr>
       <w:rPr>
-        <w:rFonts w:ascii="Symbol" w:hAnsi="Symbol" w:hint="default"/>
+        <w:rFonts w:ascii="Symbol" w:hAnsi="Symbol" w:hint="default" w:eastAsia="黑体"/>
       </w:rPr>
     </w:lvl>
   </w:abstractNum>
@@ -2138,7 +2390,7 @@
         <w:ind w:hanging="360" w:left="720"/>
       </w:pPr>
       <w:rPr>
-        <w:rFonts w:ascii="Symbol" w:hAnsi="Symbol" w:hint="default"/>
+        <w:rFonts w:ascii="Symbol" w:hAnsi="Symbol" w:hint="default" w:eastAsia="黑体"/>
       </w:rPr>
     </w:lvl>
   </w:abstractNum>
@@ -2177,7 +2429,7 @@
         <w:ind w:hanging="360" w:left="360"/>
       </w:pPr>
       <w:rPr>
-        <w:rFonts w:ascii="Symbol" w:hAnsi="Symbol" w:hint="default"/>
+        <w:rFonts w:ascii="Symbol" w:hAnsi="Symbol" w:hint="default" w:eastAsia="黑体"/>
       </w:rPr>
     </w:lvl>
   </w:abstractNum>
@@ -2268,7 +2520,7 @@
         <w:ind w:left="720" w:hanging="360"/>
       </w:pPr>
       <w:rPr>
-        <w:rFonts w:ascii="Symbol" w:hAnsi="Symbol" w:cs="Symbol" w:hint="default"/>
+        <w:rFonts w:ascii="Symbol" w:hAnsi="Symbol" w:cs="Symbol" w:hint="default" w:eastAsia="黑体"/>
       </w:rPr>
     </w:lvl>
     <w:lvl w:ilvl="1">
@@ -2279,7 +2531,7 @@
         <w:ind w:left="1440" w:hanging="360"/>
       </w:pPr>
       <w:rPr>
-        <w:rFonts w:ascii="Courier New" w:hAnsi="Courier New" w:cs="Courier New" w:hint="default"/>
+        <w:rFonts w:ascii="Courier New" w:hAnsi="Courier New" w:cs="Courier New" w:hint="default" w:eastAsia="黑体"/>
       </w:rPr>
     </w:lvl>
     <w:lvl w:ilvl="2">
@@ -2290,7 +2542,7 @@
         <w:ind w:left="2160" w:hanging="360"/>
       </w:pPr>
       <w:rPr>
-        <w:rFonts w:ascii="Wingdings" w:hAnsi="Wingdings" w:cs="Wingdings" w:hint="default"/>
+        <w:rFonts w:ascii="Wingdings" w:hAnsi="Wingdings" w:cs="Wingdings" w:hint="default" w:eastAsia="黑体"/>
       </w:rPr>
     </w:lvl>
     <w:lvl w:ilvl="3">
@@ -2301,7 +2553,7 @@
         <w:ind w:left="2880" w:hanging="360"/>
       </w:pPr>
       <w:rPr>
-        <w:rFonts w:ascii="Symbol" w:hAnsi="Symbol" w:cs="Symbol" w:hint="default"/>
+        <w:rFonts w:ascii="Symbol" w:hAnsi="Symbol" w:cs="Symbol" w:hint="default" w:eastAsia="黑体"/>
       </w:rPr>
     </w:lvl>
     <w:lvl w:ilvl="4">
@@ -2312,7 +2564,7 @@
         <w:ind w:left="3600" w:hanging="360"/>
       </w:pPr>
       <w:rPr>
-        <w:rFonts w:ascii="Courier New" w:hAnsi="Courier New" w:cs="Courier New" w:hint="default"/>
+        <w:rFonts w:ascii="Courier New" w:hAnsi="Courier New" w:cs="Courier New" w:hint="default" w:eastAsia="黑体"/>
       </w:rPr>
     </w:lvl>
     <w:lvl w:ilvl="5">
@@ -2323,7 +2575,7 @@
         <w:ind w:left="4320" w:hanging="360"/>
       </w:pPr>
       <w:rPr>
-        <w:rFonts w:ascii="Wingdings" w:hAnsi="Wingdings" w:cs="Wingdings" w:hint="default"/>
+        <w:rFonts w:ascii="Wingdings" w:hAnsi="Wingdings" w:cs="Wingdings" w:hint="default" w:eastAsia="黑体"/>
       </w:rPr>
     </w:lvl>
     <w:lvl w:ilvl="6">
@@ -2334,7 +2586,7 @@
         <w:ind w:left="5040" w:hanging="360"/>
       </w:pPr>
       <w:rPr>
-        <w:rFonts w:ascii="Symbol" w:hAnsi="Symbol" w:cs="Symbol" w:hint="default"/>
+        <w:rFonts w:ascii="Symbol" w:hAnsi="Symbol" w:cs="Symbol" w:hint="default" w:eastAsia="黑体"/>
       </w:rPr>
     </w:lvl>
     <w:lvl w:ilvl="7">
@@ -2345,7 +2597,7 @@
         <w:ind w:left="5760" w:hanging="360"/>
       </w:pPr>
       <w:rPr>
-        <w:rFonts w:ascii="Courier New" w:hAnsi="Courier New" w:cs="Courier New" w:hint="default"/>
+        <w:rFonts w:ascii="Courier New" w:hAnsi="Courier New" w:cs="Courier New" w:hint="default" w:eastAsia="黑体"/>
       </w:rPr>
     </w:lvl>
     <w:lvl w:ilvl="8">
@@ -2356,7 +2608,7 @@
         <w:ind w:left="6480" w:hanging="360"/>
       </w:pPr>
       <w:rPr>
-        <w:rFonts w:ascii="Wingdings" w:hAnsi="Wingdings" w:cs="Wingdings" w:hint="default"/>
+        <w:rFonts w:ascii="Wingdings" w:hAnsi="Wingdings" w:cs="Wingdings" w:hint="default" w:eastAsia="黑体"/>
       </w:rPr>
     </w:lvl>
   </w:abstractNum>
@@ -2412,11 +2664,11 @@
 </file>
 
 <file path=word/styles.xml><?xml version="1.0" encoding="utf-8"?>
-<w:styles xmlns:mc="http://schemas.openxmlformats.org/markup-compatibility/2006" xmlns:r="http://schemas.openxmlformats.org/officeDocument/2006/relationships" xmlns:w="http://schemas.openxmlformats.org/wordprocessingml/2006/main" xmlns:w14="http://schemas.microsoft.com/office/word/2010/wordml" mc:Ignorable="w14">
+<w:styles xmlns:mc="http://schemas.openxmlformats.org/markup-compatibility/2006" xmlns:w="http://schemas.openxmlformats.org/wordprocessingml/2006/main" xmlns:r="http://schemas.openxmlformats.org/officeDocument/2006/relationships" xmlns:w14="http://schemas.microsoft.com/office/word/2010/wordml" mc:Ignorable="w14">
   <w:docDefaults>
     <w:rPrDefault>
       <w:rPr>
-        <w:rFonts w:asciiTheme="minorHAnsi" w:cstheme="minorBidi" w:eastAsiaTheme="minorEastAsia" w:hAnsiTheme="minorHAnsi"/>
+        <w:rFonts w:asciiTheme="minorHAnsi" w:cstheme="minorBidi" w:hAnsiTheme="minorHAnsi" w:eastAsia="黑体"/>
         <w:sz w:val="22"/>
         <w:szCs w:val="22"/>
         <w:lang w:bidi="ar-SA" w:eastAsia="en-US" w:val="en-US"/>
@@ -2638,7 +2890,7 @@
       <w:outlineLvl w:val="0"/>
     </w:pPr>
     <w:rPr>
-      <w:rFonts w:ascii="Times New Roman" w:asciiTheme="majorHAnsi" w:cstheme="majorBidi" w:eastAsia="黑体" w:eastAsiaTheme="majorEastAsia" w:hAnsi="Times New Roman" w:hAnsiTheme="majorHAnsi"/>
+      <w:rFonts w:ascii="Times New Roman" w:asciiTheme="majorHAnsi" w:cstheme="majorBidi" w:eastAsia="黑体" w:hAnsi="Times New Roman" w:hAnsiTheme="majorHAnsi"/>
       <w:b/>
       <w:bCs/>
       <w:color w:val="1F3864"/>
@@ -2662,7 +2914,7 @@
       <w:outlineLvl w:val="1"/>
     </w:pPr>
     <w:rPr>
-      <w:rFonts w:ascii="Times New Roman" w:asciiTheme="majorHAnsi" w:cstheme="majorBidi" w:eastAsia="黑体" w:eastAsiaTheme="majorEastAsia" w:hAnsi="Times New Roman" w:hAnsiTheme="majorHAnsi"/>
+      <w:rFonts w:ascii="Times New Roman" w:asciiTheme="majorHAnsi" w:cstheme="majorBidi" w:eastAsia="黑体" w:hAnsi="Times New Roman" w:hAnsiTheme="majorHAnsi"/>
       <w:b/>
       <w:bCs/>
       <w:color w:val="2E4E7E"/>
@@ -2686,7 +2938,7 @@
       <w:outlineLvl w:val="2"/>
     </w:pPr>
     <w:rPr>
-      <w:rFonts w:ascii="Times New Roman" w:asciiTheme="majorHAnsi" w:cstheme="majorBidi" w:eastAsia="黑体" w:eastAsiaTheme="majorEastAsia" w:hAnsi="Times New Roman" w:hAnsiTheme="majorHAnsi"/>
+      <w:rFonts w:ascii="Times New Roman" w:asciiTheme="majorHAnsi" w:cstheme="majorBidi" w:eastAsia="黑体" w:hAnsi="Times New Roman" w:hAnsiTheme="majorHAnsi"/>
       <w:b/>
       <w:bCs/>
       <w:color w:val="2E4E7E"/>
@@ -2710,7 +2962,7 @@
       <w:outlineLvl w:val="3"/>
     </w:pPr>
     <w:rPr>
-      <w:rFonts w:ascii="Times New Roman" w:asciiTheme="majorHAnsi" w:cstheme="majorBidi" w:eastAsia="黑体" w:eastAsiaTheme="majorEastAsia" w:hAnsi="Times New Roman" w:hAnsiTheme="majorHAnsi"/>
+      <w:rFonts w:ascii="Times New Roman" w:asciiTheme="majorHAnsi" w:cstheme="majorBidi" w:eastAsia="黑体" w:hAnsi="Times New Roman" w:hAnsiTheme="majorHAnsi"/>
       <w:b/>
       <w:bCs/>
       <w:i/>
@@ -2736,7 +2988,7 @@
       <w:outlineLvl w:val="4"/>
     </w:pPr>
     <w:rPr>
-      <w:rFonts w:ascii="Times New Roman" w:asciiTheme="majorHAnsi" w:cstheme="majorBidi" w:eastAsia="黑体" w:eastAsiaTheme="majorEastAsia" w:hAnsi="Times New Roman" w:hAnsiTheme="majorHAnsi"/>
+      <w:rFonts w:ascii="Times New Roman" w:asciiTheme="majorHAnsi" w:cstheme="majorBidi" w:eastAsia="黑体" w:hAnsi="Times New Roman" w:hAnsiTheme="majorHAnsi"/>
       <w:b/>
       <w:color w:val="333333"/>
       <w:sz w:val="22"/>
@@ -2759,7 +3011,7 @@
       <w:outlineLvl w:val="5"/>
     </w:pPr>
     <w:rPr>
-      <w:rFonts w:asciiTheme="majorHAnsi" w:cstheme="majorBidi" w:eastAsiaTheme="majorEastAsia" w:hAnsiTheme="majorHAnsi"/>
+      <w:rFonts w:asciiTheme="majorHAnsi" w:cstheme="majorBidi" w:hAnsiTheme="majorHAnsi" w:eastAsia="黑体"/>
       <w:i/>
       <w:iCs/>
       <w:color w:themeColor="accent1" w:themeShade="7F" w:val="243F60"/>
@@ -2782,7 +3034,7 @@
       <w:outlineLvl w:val="6"/>
     </w:pPr>
     <w:rPr>
-      <w:rFonts w:asciiTheme="majorHAnsi" w:cstheme="majorBidi" w:eastAsiaTheme="majorEastAsia" w:hAnsiTheme="majorHAnsi"/>
+      <w:rFonts w:asciiTheme="majorHAnsi" w:cstheme="majorBidi" w:hAnsiTheme="majorHAnsi" w:eastAsia="黑体"/>
       <w:i/>
       <w:iCs/>
       <w:color w:themeColor="text1" w:themeTint="BF" w:val="404040"/>
@@ -2805,7 +3057,7 @@
       <w:outlineLvl w:val="7"/>
     </w:pPr>
     <w:rPr>
-      <w:rFonts w:asciiTheme="majorHAnsi" w:cstheme="majorBidi" w:eastAsiaTheme="majorEastAsia" w:hAnsiTheme="majorHAnsi"/>
+      <w:rFonts w:asciiTheme="majorHAnsi" w:cstheme="majorBidi" w:hAnsiTheme="majorHAnsi" w:eastAsia="黑体"/>
       <w:color w:themeColor="accent1" w:val="4F81BD"/>
       <w:sz w:val="20"/>
       <w:szCs w:val="20"/>
@@ -2828,7 +3080,7 @@
       <w:outlineLvl w:val="8"/>
     </w:pPr>
     <w:rPr>
-      <w:rFonts w:asciiTheme="majorHAnsi" w:cstheme="majorBidi" w:eastAsiaTheme="majorEastAsia" w:hAnsiTheme="majorHAnsi"/>
+      <w:rFonts w:asciiTheme="majorHAnsi" w:cstheme="majorBidi" w:hAnsiTheme="majorHAnsi" w:eastAsia="黑体"/>
       <w:i/>
       <w:iCs/>
       <w:color w:themeColor="text1" w:themeTint="BF" w:val="404040"/>
@@ -2879,7 +3131,7 @@
     <w:uiPriority w:val="9"/>
     <w:rsid w:val="00FC693F"/>
     <w:rPr>
-      <w:rFonts w:asciiTheme="majorHAnsi" w:cstheme="majorBidi" w:eastAsiaTheme="majorEastAsia" w:hAnsiTheme="majorHAnsi"/>
+      <w:rFonts w:asciiTheme="majorHAnsi" w:cstheme="majorBidi" w:hAnsiTheme="majorHAnsi" w:eastAsia="黑体"/>
       <w:b/>
       <w:bCs/>
       <w:color w:themeColor="accent1" w:themeShade="BF" w:val="365F91"/>
@@ -2894,7 +3146,7 @@
     <w:uiPriority w:val="9"/>
     <w:rsid w:val="00FC693F"/>
     <w:rPr>
-      <w:rFonts w:asciiTheme="majorHAnsi" w:cstheme="majorBidi" w:eastAsiaTheme="majorEastAsia" w:hAnsiTheme="majorHAnsi"/>
+      <w:rFonts w:asciiTheme="majorHAnsi" w:cstheme="majorBidi" w:hAnsiTheme="majorHAnsi" w:eastAsia="黑体"/>
       <w:b/>
       <w:bCs/>
       <w:color w:themeColor="accent1" w:val="4F81BD"/>
@@ -2909,7 +3161,7 @@
     <w:uiPriority w:val="9"/>
     <w:rsid w:val="00FC693F"/>
     <w:rPr>
-      <w:rFonts w:asciiTheme="majorHAnsi" w:cstheme="majorBidi" w:eastAsiaTheme="majorEastAsia" w:hAnsiTheme="majorHAnsi"/>
+      <w:rFonts w:asciiTheme="majorHAnsi" w:cstheme="majorBidi" w:hAnsiTheme="majorHAnsi" w:eastAsia="黑体"/>
       <w:b/>
       <w:bCs/>
       <w:color w:themeColor="accent1" w:val="4F81BD"/>
@@ -2932,7 +3184,7 @@
       <w:contextualSpacing/>
     </w:pPr>
     <w:rPr>
-      <w:rFonts w:ascii="Times New Roman" w:asciiTheme="majorHAnsi" w:cstheme="majorBidi" w:eastAsia="黑体" w:eastAsiaTheme="majorEastAsia" w:hAnsi="Times New Roman" w:hAnsiTheme="majorHAnsi"/>
+      <w:rFonts w:ascii="Times New Roman" w:asciiTheme="majorHAnsi" w:cstheme="majorBidi" w:eastAsia="黑体" w:hAnsi="Times New Roman" w:hAnsiTheme="majorHAnsi"/>
       <w:b/>
       <w:color w:val="1F3864"/>
       <w:spacing w:val="5"/>
@@ -2948,7 +3200,7 @@
     <w:uiPriority w:val="10"/>
     <w:rsid w:val="00FC693F"/>
     <w:rPr>
-      <w:rFonts w:asciiTheme="majorHAnsi" w:cstheme="majorBidi" w:eastAsiaTheme="majorEastAsia" w:hAnsiTheme="majorHAnsi"/>
+      <w:rFonts w:asciiTheme="majorHAnsi" w:cstheme="majorBidi" w:hAnsiTheme="majorHAnsi" w:eastAsia="黑体"/>
       <w:color w:themeColor="text2" w:themeShade="BF" w:val="17365D"/>
       <w:spacing w:val="5"/>
       <w:kern w:val="28"/>
@@ -2970,7 +3222,7 @@
       </w:numPr>
     </w:pPr>
     <w:rPr>
-      <w:rFonts w:asciiTheme="majorHAnsi" w:cstheme="majorBidi" w:eastAsiaTheme="majorEastAsia" w:hAnsiTheme="majorHAnsi"/>
+      <w:rFonts w:asciiTheme="majorHAnsi" w:cstheme="majorBidi" w:hAnsiTheme="majorHAnsi" w:eastAsia="黑体"/>
       <w:i/>
       <w:iCs/>
       <w:color w:themeColor="accent1" w:val="4F81BD"/>
@@ -2986,7 +3238,7 @@
     <w:uiPriority w:val="11"/>
     <w:rsid w:val="00FC693F"/>
     <w:rPr>
-      <w:rFonts w:asciiTheme="majorHAnsi" w:cstheme="majorBidi" w:eastAsiaTheme="majorEastAsia" w:hAnsiTheme="majorHAnsi"/>
+      <w:rFonts w:asciiTheme="majorHAnsi" w:cstheme="majorBidi" w:hAnsiTheme="majorHAnsi" w:eastAsia="黑体"/>
       <w:i/>
       <w:iCs/>
       <w:color w:themeColor="accent1" w:val="4F81BD"/>
@@ -3053,6 +3305,7 @@
       <w:spacing w:after="120"/>
     </w:pPr>
     <w:rPr>
+      <w:rFonts w:eastAsia="黑体"/>
       <w:sz w:val="16"/>
       <w:szCs w:val="16"/>
     </w:rPr>
@@ -3064,6 +3317,7 @@
     <w:uiPriority w:val="99"/>
     <w:rsid w:val="00AA1D8D"/>
     <w:rPr>
+      <w:rFonts w:eastAsia="黑体"/>
       <w:sz w:val="16"/>
       <w:szCs w:val="16"/>
     </w:rPr>
@@ -3233,7 +3487,7 @@
       </w:tabs>
     </w:pPr>
     <w:rPr>
-      <w:rFonts w:ascii="Courier" w:hAnsi="Courier"/>
+      <w:rFonts w:ascii="Courier" w:hAnsi="Courier" w:eastAsia="黑体"/>
       <w:sz w:val="20"/>
       <w:szCs w:val="20"/>
     </w:rPr>
@@ -3245,7 +3499,7 @@
     <w:uiPriority w:val="99"/>
     <w:rsid w:val="0029639D"/>
     <w:rPr>
-      <w:rFonts w:ascii="Courier" w:hAnsi="Courier"/>
+      <w:rFonts w:ascii="Courier" w:hAnsi="Courier" w:eastAsia="黑体"/>
       <w:sz w:val="20"/>
       <w:szCs w:val="20"/>
     </w:rPr>
@@ -3281,6 +3535,7 @@
     <w:uiPriority w:val="29"/>
     <w:rsid w:val="00FC693F"/>
     <w:rPr>
+      <w:rFonts w:eastAsia="黑体"/>
       <w:i/>
       <w:iCs/>
       <w:color w:themeColor="text1" w:val="000000"/>
@@ -3294,7 +3549,7 @@
     <w:semiHidden/>
     <w:rsid w:val="00FC693F"/>
     <w:rPr>
-      <w:rFonts w:asciiTheme="majorHAnsi" w:cstheme="majorBidi" w:eastAsiaTheme="majorEastAsia" w:hAnsiTheme="majorHAnsi"/>
+      <w:rFonts w:asciiTheme="majorHAnsi" w:cstheme="majorBidi" w:hAnsiTheme="majorHAnsi" w:eastAsia="黑体"/>
       <w:b/>
       <w:bCs/>
       <w:i/>
@@ -3310,7 +3565,7 @@
     <w:semiHidden/>
     <w:rsid w:val="00FC693F"/>
     <w:rPr>
-      <w:rFonts w:asciiTheme="majorHAnsi" w:cstheme="majorBidi" w:eastAsiaTheme="majorEastAsia" w:hAnsiTheme="majorHAnsi"/>
+      <w:rFonts w:asciiTheme="majorHAnsi" w:cstheme="majorBidi" w:hAnsiTheme="majorHAnsi" w:eastAsia="黑体"/>
       <w:color w:themeColor="accent1" w:themeShade="7F" w:val="243F60"/>
     </w:rPr>
   </w:style>
@@ -3322,7 +3577,7 @@
     <w:semiHidden/>
     <w:rsid w:val="00FC693F"/>
     <w:rPr>
-      <w:rFonts w:asciiTheme="majorHAnsi" w:cstheme="majorBidi" w:eastAsiaTheme="majorEastAsia" w:hAnsiTheme="majorHAnsi"/>
+      <w:rFonts w:asciiTheme="majorHAnsi" w:cstheme="majorBidi" w:hAnsiTheme="majorHAnsi" w:eastAsia="黑体"/>
       <w:i/>
       <w:iCs/>
       <w:color w:themeColor="accent1" w:themeShade="7F" w:val="243F60"/>
@@ -3336,7 +3591,7 @@
     <w:semiHidden/>
     <w:rsid w:val="00FC693F"/>
     <w:rPr>
-      <w:rFonts w:asciiTheme="majorHAnsi" w:cstheme="majorBidi" w:eastAsiaTheme="majorEastAsia" w:hAnsiTheme="majorHAnsi"/>
+      <w:rFonts w:asciiTheme="majorHAnsi" w:cstheme="majorBidi" w:hAnsiTheme="majorHAnsi" w:eastAsia="黑体"/>
       <w:i/>
       <w:iCs/>
       <w:color w:themeColor="text1" w:themeTint="BF" w:val="404040"/>
@@ -3350,7 +3605,7 @@
     <w:semiHidden/>
     <w:rsid w:val="00FC693F"/>
     <w:rPr>
-      <w:rFonts w:asciiTheme="majorHAnsi" w:cstheme="majorBidi" w:eastAsiaTheme="majorEastAsia" w:hAnsiTheme="majorHAnsi"/>
+      <w:rFonts w:asciiTheme="majorHAnsi" w:cstheme="majorBidi" w:hAnsiTheme="majorHAnsi" w:eastAsia="黑体"/>
       <w:color w:themeColor="accent1" w:val="4F81BD"/>
       <w:sz w:val="20"/>
       <w:szCs w:val="20"/>
@@ -3364,7 +3619,7 @@
     <w:semiHidden/>
     <w:rsid w:val="00FC693F"/>
     <w:rPr>
-      <w:rFonts w:asciiTheme="majorHAnsi" w:cstheme="majorBidi" w:eastAsiaTheme="majorEastAsia" w:hAnsiTheme="majorHAnsi"/>
+      <w:rFonts w:asciiTheme="majorHAnsi" w:cstheme="majorBidi" w:hAnsiTheme="majorHAnsi" w:eastAsia="黑体"/>
       <w:i/>
       <w:iCs/>
       <w:color w:themeColor="text1" w:themeTint="BF" w:val="404040"/>
@@ -3385,6 +3640,7 @@
       <w:spacing w:line="240" w:lineRule="auto"/>
     </w:pPr>
     <w:rPr>
+      <w:rFonts w:eastAsia="黑体"/>
       <w:b/>
       <w:bCs/>
       <w:color w:themeColor="accent1" w:val="4F81BD"/>
@@ -3399,6 +3655,7 @@
     <w:qFormat/>
     <w:rsid w:val="00FC693F"/>
     <w:rPr>
+      <w:rFonts w:eastAsia="黑体"/>
       <w:b/>
       <w:bCs/>
     </w:rPr>
@@ -3410,6 +3667,7 @@
     <w:qFormat/>
     <w:rsid w:val="00FC693F"/>
     <w:rPr>
+      <w:rFonts w:eastAsia="黑体"/>
       <w:i/>
       <w:iCs/>
     </w:rPr>
@@ -3430,6 +3688,7 @@
       <w:ind w:left="936" w:right="936"/>
     </w:pPr>
     <w:rPr>
+      <w:rFonts w:eastAsia="黑体"/>
       <w:b/>
       <w:bCs/>
       <w:i/>
@@ -3444,6 +3703,7 @@
     <w:uiPriority w:val="30"/>
     <w:rsid w:val="00FC693F"/>
     <w:rPr>
+      <w:rFonts w:eastAsia="黑体"/>
       <w:b/>
       <w:bCs/>
       <w:i/>
@@ -3458,6 +3718,7 @@
     <w:qFormat/>
     <w:rsid w:val="00FC693F"/>
     <w:rPr>
+      <w:rFonts w:eastAsia="黑体"/>
       <w:i/>
       <w:iCs/>
       <w:color w:themeColor="text1" w:themeTint="7F" w:val="808080"/>
@@ -3470,6 +3731,7 @@
     <w:qFormat/>
     <w:rsid w:val="00FC693F"/>
     <w:rPr>
+      <w:rFonts w:eastAsia="黑体"/>
       <w:b/>
       <w:bCs/>
       <w:i/>
@@ -3484,6 +3746,7 @@
     <w:qFormat/>
     <w:rsid w:val="00FC693F"/>
     <w:rPr>
+      <w:rFonts w:eastAsia="黑体"/>
       <w:smallCaps/>
       <w:color w:themeColor="accent2" w:val="C0504D"/>
       <w:u w:val="single"/>
@@ -3496,6 +3759,7 @@
     <w:qFormat/>
     <w:rsid w:val="00FC693F"/>
     <w:rPr>
+      <w:rFonts w:eastAsia="黑体"/>
       <w:b/>
       <w:bCs/>
       <w:smallCaps/>
@@ -3511,6 +3775,7 @@
     <w:qFormat/>
     <w:rsid w:val="00FC693F"/>
     <w:rPr>
+      <w:rFonts w:eastAsia="黑体"/>
       <w:b/>
       <w:bCs/>
       <w:smallCaps/>
@@ -3565,6 +3830,7 @@
       <w:spacing w:after="0" w:line="240" w:lineRule="auto"/>
     </w:pPr>
     <w:rPr>
+      <w:rFonts w:eastAsia="黑体"/>
       <w:color w:themeColor="text1" w:themeShade="BF" w:val="000000"/>
     </w:rPr>
     <w:tblPr>
@@ -3587,6 +3853,7 @@
         <w:spacing w:after="0" w:before="0" w:line="240" w:lineRule="auto"/>
       </w:pPr>
       <w:rPr>
+        <w:rFonts w:eastAsia="黑体"/>
         <w:b/>
         <w:bCs/>
       </w:rPr>
@@ -3607,6 +3874,7 @@
         <w:spacing w:after="0" w:before="0" w:line="240" w:lineRule="auto"/>
       </w:pPr>
       <w:rPr>
+        <w:rFonts w:eastAsia="黑体"/>
         <w:b/>
         <w:bCs/>
       </w:rPr>
@@ -3624,12 +3892,14 @@
     </w:tblStylePr>
     <w:tblStylePr w:type="firstCol">
       <w:rPr>
+        <w:rFonts w:eastAsia="黑体"/>
         <w:b/>
         <w:bCs/>
       </w:rPr>
     </w:tblStylePr>
     <w:tblStylePr w:type="lastCol">
       <w:rPr>
+        <w:rFonts w:eastAsia="黑体"/>
         <w:b/>
         <w:bCs/>
       </w:rPr>
@@ -3668,6 +3938,7 @@
       <w:spacing w:after="0" w:line="240" w:lineRule="auto"/>
     </w:pPr>
     <w:rPr>
+      <w:rFonts w:eastAsia="黑体"/>
       <w:color w:themeColor="accent1" w:themeShade="BF" w:val="365F91"/>
     </w:rPr>
     <w:tblPr>
@@ -3690,6 +3961,7 @@
         <w:spacing w:after="0" w:before="0" w:line="240" w:lineRule="auto"/>
       </w:pPr>
       <w:rPr>
+        <w:rFonts w:eastAsia="黑体"/>
         <w:b/>
         <w:bCs/>
       </w:rPr>
@@ -3710,6 +3982,7 @@
         <w:spacing w:after="0" w:before="0" w:line="240" w:lineRule="auto"/>
       </w:pPr>
       <w:rPr>
+        <w:rFonts w:eastAsia="黑体"/>
         <w:b/>
         <w:bCs/>
       </w:rPr>
@@ -3727,12 +4000,14 @@
     </w:tblStylePr>
     <w:tblStylePr w:type="firstCol">
       <w:rPr>
+        <w:rFonts w:eastAsia="黑体"/>
         <w:b/>
         <w:bCs/>
       </w:rPr>
     </w:tblStylePr>
     <w:tblStylePr w:type="lastCol">
       <w:rPr>
+        <w:rFonts w:eastAsia="黑体"/>
         <w:b/>
         <w:bCs/>
       </w:rPr>
@@ -3771,6 +4046,7 @@
       <w:spacing w:after="0" w:line="240" w:lineRule="auto"/>
     </w:pPr>
     <w:rPr>
+      <w:rFonts w:eastAsia="黑体"/>
       <w:color w:themeColor="accent2" w:themeShade="BF" w:val="943634"/>
     </w:rPr>
     <w:tblPr>
@@ -3793,6 +4069,7 @@
         <w:spacing w:after="0" w:before="0" w:line="240" w:lineRule="auto"/>
       </w:pPr>
       <w:rPr>
+        <w:rFonts w:eastAsia="黑体"/>
         <w:b/>
         <w:bCs/>
       </w:rPr>
@@ -3813,6 +4090,7 @@
         <w:spacing w:after="0" w:before="0" w:line="240" w:lineRule="auto"/>
       </w:pPr>
       <w:rPr>
+        <w:rFonts w:eastAsia="黑体"/>
         <w:b/>
         <w:bCs/>
       </w:rPr>
@@ -3830,12 +4108,14 @@
     </w:tblStylePr>
     <w:tblStylePr w:type="firstCol">
       <w:rPr>
+        <w:rFonts w:eastAsia="黑体"/>
         <w:b/>
         <w:bCs/>
       </w:rPr>
     </w:tblStylePr>
     <w:tblStylePr w:type="lastCol">
       <w:rPr>
+        <w:rFonts w:eastAsia="黑体"/>
         <w:b/>
         <w:bCs/>
       </w:rPr>
@@ -3874,6 +4154,7 @@
       <w:spacing w:after="0" w:line="240" w:lineRule="auto"/>
     </w:pPr>
     <w:rPr>
+      <w:rFonts w:eastAsia="黑体"/>
       <w:color w:themeColor="accent3" w:themeShade="BF" w:val="76923C"/>
     </w:rPr>
     <w:tblPr>
@@ -3896,6 +4177,7 @@
         <w:spacing w:after="0" w:before="0" w:line="240" w:lineRule="auto"/>
       </w:pPr>
       <w:rPr>
+        <w:rFonts w:eastAsia="黑体"/>
         <w:b/>
         <w:bCs/>
       </w:rPr>
@@ -3916,6 +4198,7 @@
         <w:spacing w:after="0" w:before="0" w:line="240" w:lineRule="auto"/>
       </w:pPr>
       <w:rPr>
+        <w:rFonts w:eastAsia="黑体"/>
         <w:b/>
         <w:bCs/>
       </w:rPr>
@@ -3933,12 +4216,14 @@
     </w:tblStylePr>
     <w:tblStylePr w:type="firstCol">
       <w:rPr>
+        <w:rFonts w:eastAsia="黑体"/>
         <w:b/>
         <w:bCs/>
       </w:rPr>
     </w:tblStylePr>
     <w:tblStylePr w:type="lastCol">
       <w:rPr>
+        <w:rFonts w:eastAsia="黑体"/>
         <w:b/>
         <w:bCs/>
       </w:rPr>
@@ -3977,6 +4262,7 @@
       <w:spacing w:after="0" w:line="240" w:lineRule="auto"/>
     </w:pPr>
     <w:rPr>
+      <w:rFonts w:eastAsia="黑体"/>
       <w:color w:themeColor="accent4" w:themeShade="BF" w:val="5F497A"/>
     </w:rPr>
     <w:tblPr>
@@ -3999,6 +4285,7 @@
         <w:spacing w:after="0" w:before="0" w:line="240" w:lineRule="auto"/>
       </w:pPr>
       <w:rPr>
+        <w:rFonts w:eastAsia="黑体"/>
         <w:b/>
         <w:bCs/>
       </w:rPr>
@@ -4019,6 +4306,7 @@
         <w:spacing w:after="0" w:before="0" w:line="240" w:lineRule="auto"/>
       </w:pPr>
       <w:rPr>
+        <w:rFonts w:eastAsia="黑体"/>
         <w:b/>
         <w:bCs/>
       </w:rPr>
@@ -4036,12 +4324,14 @@
     </w:tblStylePr>
     <w:tblStylePr w:type="firstCol">
       <w:rPr>
+        <w:rFonts w:eastAsia="黑体"/>
         <w:b/>
         <w:bCs/>
       </w:rPr>
     </w:tblStylePr>
     <w:tblStylePr w:type="lastCol">
       <w:rPr>
+        <w:rFonts w:eastAsia="黑体"/>
         <w:b/>
         <w:bCs/>
       </w:rPr>
@@ -4080,6 +4370,7 @@
       <w:spacing w:after="0" w:line="240" w:lineRule="auto"/>
     </w:pPr>
     <w:rPr>
+      <w:rFonts w:eastAsia="黑体"/>
       <w:color w:themeColor="accent5" w:themeShade="BF" w:val="31849B"/>
     </w:rPr>
     <w:tblPr>
@@ -4102,6 +4393,7 @@
         <w:spacing w:after="0" w:before="0" w:line="240" w:lineRule="auto"/>
       </w:pPr>
       <w:rPr>
+        <w:rFonts w:eastAsia="黑体"/>
         <w:b/>
         <w:bCs/>
       </w:rPr>
@@ -4122,6 +4414,7 @@
         <w:spacing w:after="0" w:before="0" w:line="240" w:lineRule="auto"/>
       </w:pPr>
       <w:rPr>
+        <w:rFonts w:eastAsia="黑体"/>
         <w:b/>
         <w:bCs/>
       </w:rPr>
@@ -4139,12 +4432,14 @@
     </w:tblStylePr>
     <w:tblStylePr w:type="firstCol">
       <w:rPr>
+        <w:rFonts w:eastAsia="黑体"/>
         <w:b/>
         <w:bCs/>
       </w:rPr>
     </w:tblStylePr>
     <w:tblStylePr w:type="lastCol">
       <w:rPr>
+        <w:rFonts w:eastAsia="黑体"/>
         <w:b/>
         <w:bCs/>
       </w:rPr>
@@ -4183,6 +4478,7 @@
       <w:spacing w:after="0" w:line="240" w:lineRule="auto"/>
     </w:pPr>
     <w:rPr>
+      <w:rFonts w:eastAsia="黑体"/>
       <w:color w:themeColor="accent6" w:themeShade="BF" w:val="E36C0A"/>
     </w:rPr>
     <w:tblPr>
@@ -4205,6 +4501,7 @@
         <w:spacing w:after="0" w:before="0" w:line="240" w:lineRule="auto"/>
       </w:pPr>
       <w:rPr>
+        <w:rFonts w:eastAsia="黑体"/>
         <w:b/>
         <w:bCs/>
       </w:rPr>
@@ -4225,6 +4522,7 @@
         <w:spacing w:after="0" w:before="0" w:line="240" w:lineRule="auto"/>
       </w:pPr>
       <w:rPr>
+        <w:rFonts w:eastAsia="黑体"/>
         <w:b/>
         <w:bCs/>
       </w:rPr>
@@ -4242,12 +4540,14 @@
     </w:tblStylePr>
     <w:tblStylePr w:type="firstCol">
       <w:rPr>
+        <w:rFonts w:eastAsia="黑体"/>
         <w:b/>
         <w:bCs/>
       </w:rPr>
     </w:tblStylePr>
     <w:tblStylePr w:type="lastCol">
       <w:rPr>
+        <w:rFonts w:eastAsia="黑体"/>
         <w:b/>
         <w:bCs/>
       </w:rPr>
@@ -4307,6 +4607,7 @@
         <w:spacing w:after="0" w:before="0" w:line="240" w:lineRule="auto"/>
       </w:pPr>
       <w:rPr>
+        <w:rFonts w:eastAsia="黑体"/>
         <w:b/>
         <w:bCs/>
         <w:color w:themeColor="background1" w:val="FFFFFF"/>
@@ -4321,6 +4622,7 @@
         <w:spacing w:after="0" w:before="0" w:line="240" w:lineRule="auto"/>
       </w:pPr>
       <w:rPr>
+        <w:rFonts w:eastAsia="黑体"/>
         <w:b/>
         <w:bCs/>
       </w:rPr>
@@ -4336,12 +4638,14 @@
     </w:tblStylePr>
     <w:tblStylePr w:type="firstCol">
       <w:rPr>
+        <w:rFonts w:eastAsia="黑体"/>
         <w:b/>
         <w:bCs/>
       </w:rPr>
     </w:tblStylePr>
     <w:tblStylePr w:type="lastCol">
       <w:rPr>
+        <w:rFonts w:eastAsia="黑体"/>
         <w:b/>
         <w:bCs/>
       </w:rPr>
@@ -4399,6 +4703,7 @@
         <w:spacing w:after="0" w:before="0" w:line="240" w:lineRule="auto"/>
       </w:pPr>
       <w:rPr>
+        <w:rFonts w:eastAsia="黑体"/>
         <w:b/>
         <w:bCs/>
         <w:color w:themeColor="background1" w:val="FFFFFF"/>
@@ -4413,6 +4718,7 @@
         <w:spacing w:after="0" w:before="0" w:line="240" w:lineRule="auto"/>
       </w:pPr>
       <w:rPr>
+        <w:rFonts w:eastAsia="黑体"/>
         <w:b/>
         <w:bCs/>
       </w:rPr>
@@ -4428,12 +4734,14 @@
     </w:tblStylePr>
     <w:tblStylePr w:type="firstCol">
       <w:rPr>
+        <w:rFonts w:eastAsia="黑体"/>
         <w:b/>
         <w:bCs/>
       </w:rPr>
     </w:tblStylePr>
     <w:tblStylePr w:type="lastCol">
       <w:rPr>
+        <w:rFonts w:eastAsia="黑体"/>
         <w:b/>
         <w:bCs/>
       </w:rPr>
@@ -4491,6 +4799,7 @@
         <w:spacing w:after="0" w:before="0" w:line="240" w:lineRule="auto"/>
       </w:pPr>
       <w:rPr>
+        <w:rFonts w:eastAsia="黑体"/>
         <w:b/>
         <w:bCs/>
         <w:color w:themeColor="background1" w:val="FFFFFF"/>
@@ -4505,6 +4814,7 @@
         <w:spacing w:after="0" w:before="0" w:line="240" w:lineRule="auto"/>
       </w:pPr>
       <w:rPr>
+        <w:rFonts w:eastAsia="黑体"/>
         <w:b/>
         <w:bCs/>
       </w:rPr>
@@ -4520,12 +4830,14 @@
     </w:tblStylePr>
     <w:tblStylePr w:type="firstCol">
       <w:rPr>
+        <w:rFonts w:eastAsia="黑体"/>
         <w:b/>
         <w:bCs/>
       </w:rPr>
     </w:tblStylePr>
     <w:tblStylePr w:type="lastCol">
       <w:rPr>
+        <w:rFonts w:eastAsia="黑体"/>
         <w:b/>
         <w:bCs/>
       </w:rPr>
@@ -4583,6 +4895,7 @@
         <w:spacing w:after="0" w:before="0" w:line="240" w:lineRule="auto"/>
       </w:pPr>
       <w:rPr>
+        <w:rFonts w:eastAsia="黑体"/>
         <w:b/>
         <w:bCs/>
         <w:color w:themeColor="background1" w:val="FFFFFF"/>
@@ -4597,6 +4910,7 @@
         <w:spacing w:after="0" w:before="0" w:line="240" w:lineRule="auto"/>
       </w:pPr>
       <w:rPr>
+        <w:rFonts w:eastAsia="黑体"/>
         <w:b/>
         <w:bCs/>
       </w:rPr>
@@ -4612,12 +4926,14 @@
     </w:tblStylePr>
     <w:tblStylePr w:type="firstCol">
       <w:rPr>
+        <w:rFonts w:eastAsia="黑体"/>
         <w:b/>
         <w:bCs/>
       </w:rPr>
     </w:tblStylePr>
     <w:tblStylePr w:type="lastCol">
       <w:rPr>
+        <w:rFonts w:eastAsia="黑体"/>
         <w:b/>
         <w:bCs/>
       </w:rPr>
@@ -4675,6 +4991,7 @@
         <w:spacing w:after="0" w:before="0" w:line="240" w:lineRule="auto"/>
       </w:pPr>
       <w:rPr>
+        <w:rFonts w:eastAsia="黑体"/>
         <w:b/>
         <w:bCs/>
         <w:color w:themeColor="background1" w:val="FFFFFF"/>
@@ -4689,6 +5006,7 @@
         <w:spacing w:after="0" w:before="0" w:line="240" w:lineRule="auto"/>
       </w:pPr>
       <w:rPr>
+        <w:rFonts w:eastAsia="黑体"/>
         <w:b/>
         <w:bCs/>
       </w:rPr>
@@ -4704,12 +5022,14 @@
     </w:tblStylePr>
     <w:tblStylePr w:type="firstCol">
       <w:rPr>
+        <w:rFonts w:eastAsia="黑体"/>
         <w:b/>
         <w:bCs/>
       </w:rPr>
     </w:tblStylePr>
     <w:tblStylePr w:type="lastCol">
       <w:rPr>
+        <w:rFonts w:eastAsia="黑体"/>
         <w:b/>
         <w:bCs/>
       </w:rPr>
@@ -4767,6 +5087,7 @@
         <w:spacing w:after="0" w:before="0" w:line="240" w:lineRule="auto"/>
       </w:pPr>
       <w:rPr>
+        <w:rFonts w:eastAsia="黑体"/>
         <w:b/>
         <w:bCs/>
         <w:color w:themeColor="background1" w:val="FFFFFF"/>
@@ -4781,6 +5102,7 @@
         <w:spacing w:after="0" w:before="0" w:line="240" w:lineRule="auto"/>
       </w:pPr>
       <w:rPr>
+        <w:rFonts w:eastAsia="黑体"/>
         <w:b/>
         <w:bCs/>
       </w:rPr>
@@ -4796,12 +5118,14 @@
     </w:tblStylePr>
     <w:tblStylePr w:type="firstCol">
       <w:rPr>
+        <w:rFonts w:eastAsia="黑体"/>
         <w:b/>
         <w:bCs/>
       </w:rPr>
     </w:tblStylePr>
     <w:tblStylePr w:type="lastCol">
       <w:rPr>
+        <w:rFonts w:eastAsia="黑体"/>
         <w:b/>
         <w:bCs/>
       </w:rPr>
@@ -4859,6 +5183,7 @@
         <w:spacing w:after="0" w:before="0" w:line="240" w:lineRule="auto"/>
       </w:pPr>
       <w:rPr>
+        <w:rFonts w:eastAsia="黑体"/>
         <w:b/>
         <w:bCs/>
         <w:color w:themeColor="background1" w:val="FFFFFF"/>
@@ -4873,6 +5198,7 @@
         <w:spacing w:after="0" w:before="0" w:line="240" w:lineRule="auto"/>
       </w:pPr>
       <w:rPr>
+        <w:rFonts w:eastAsia="黑体"/>
         <w:b/>
         <w:bCs/>
       </w:rPr>
@@ -4888,12 +5214,14 @@
     </w:tblStylePr>
     <w:tblStylePr w:type="firstCol">
       <w:rPr>
+        <w:rFonts w:eastAsia="黑体"/>
         <w:b/>
         <w:bCs/>
       </w:rPr>
     </w:tblStylePr>
     <w:tblStylePr w:type="lastCol">
       <w:rPr>
+        <w:rFonts w:eastAsia="黑体"/>
         <w:b/>
         <w:bCs/>
       </w:rPr>
@@ -4953,7 +5281,7 @@
         <w:spacing w:after="0" w:before="0" w:line="240" w:lineRule="auto"/>
       </w:pPr>
       <w:rPr>
-        <w:rFonts w:asciiTheme="majorHAnsi" w:cstheme="majorBidi" w:eastAsiaTheme="majorEastAsia" w:hAnsiTheme="majorHAnsi"/>
+        <w:rFonts w:asciiTheme="majorHAnsi" w:cstheme="majorBidi" w:hAnsiTheme="majorHAnsi" w:eastAsia="黑体"/>
         <w:b/>
         <w:bCs/>
       </w:rPr>
@@ -4974,7 +5302,7 @@
         <w:spacing w:after="0" w:before="0" w:line="240" w:lineRule="auto"/>
       </w:pPr>
       <w:rPr>
-        <w:rFonts w:asciiTheme="majorHAnsi" w:cstheme="majorBidi" w:eastAsiaTheme="majorEastAsia" w:hAnsiTheme="majorHAnsi"/>
+        <w:rFonts w:asciiTheme="majorHAnsi" w:cstheme="majorBidi" w:hAnsiTheme="majorHAnsi" w:eastAsia="黑体"/>
         <w:b/>
         <w:bCs/>
       </w:rPr>
@@ -4992,14 +5320,14 @@
     </w:tblStylePr>
     <w:tblStylePr w:type="firstCol">
       <w:rPr>
-        <w:rFonts w:asciiTheme="majorHAnsi" w:cstheme="majorBidi" w:eastAsiaTheme="majorEastAsia" w:hAnsiTheme="majorHAnsi"/>
+        <w:rFonts w:asciiTheme="majorHAnsi" w:cstheme="majorBidi" w:hAnsiTheme="majorHAnsi" w:eastAsia="黑体"/>
         <w:b/>
         <w:bCs/>
       </w:rPr>
     </w:tblStylePr>
     <w:tblStylePr w:type="lastCol">
       <w:rPr>
-        <w:rFonts w:asciiTheme="majorHAnsi" w:cstheme="majorBidi" w:eastAsiaTheme="majorEastAsia" w:hAnsiTheme="majorHAnsi"/>
+        <w:rFonts w:asciiTheme="majorHAnsi" w:cstheme="majorBidi" w:hAnsiTheme="majorHAnsi" w:eastAsia="黑体"/>
         <w:b/>
         <w:bCs/>
       </w:rPr>
@@ -5083,7 +5411,7 @@
         <w:spacing w:after="0" w:before="0" w:line="240" w:lineRule="auto"/>
       </w:pPr>
       <w:rPr>
-        <w:rFonts w:asciiTheme="majorHAnsi" w:cstheme="majorBidi" w:eastAsiaTheme="majorEastAsia" w:hAnsiTheme="majorHAnsi"/>
+        <w:rFonts w:asciiTheme="majorHAnsi" w:cstheme="majorBidi" w:hAnsiTheme="majorHAnsi" w:eastAsia="黑体"/>
         <w:b/>
         <w:bCs/>
       </w:rPr>
@@ -5104,7 +5432,7 @@
         <w:spacing w:after="0" w:before="0" w:line="240" w:lineRule="auto"/>
       </w:pPr>
       <w:rPr>
-        <w:rFonts w:asciiTheme="majorHAnsi" w:cstheme="majorBidi" w:eastAsiaTheme="majorEastAsia" w:hAnsiTheme="majorHAnsi"/>
+        <w:rFonts w:asciiTheme="majorHAnsi" w:cstheme="majorBidi" w:hAnsiTheme="majorHAnsi" w:eastAsia="黑体"/>
         <w:b/>
         <w:bCs/>
       </w:rPr>
@@ -5122,14 +5450,14 @@
     </w:tblStylePr>
     <w:tblStylePr w:type="firstCol">
       <w:rPr>
-        <w:rFonts w:asciiTheme="majorHAnsi" w:cstheme="majorBidi" w:eastAsiaTheme="majorEastAsia" w:hAnsiTheme="majorHAnsi"/>
+        <w:rFonts w:asciiTheme="majorHAnsi" w:cstheme="majorBidi" w:hAnsiTheme="majorHAnsi" w:eastAsia="黑体"/>
         <w:b/>
         <w:bCs/>
       </w:rPr>
     </w:tblStylePr>
     <w:tblStylePr w:type="lastCol">
       <w:rPr>
-        <w:rFonts w:asciiTheme="majorHAnsi" w:cstheme="majorBidi" w:eastAsiaTheme="majorEastAsia" w:hAnsiTheme="majorHAnsi"/>
+        <w:rFonts w:asciiTheme="majorHAnsi" w:cstheme="majorBidi" w:hAnsiTheme="majorHAnsi" w:eastAsia="黑体"/>
         <w:b/>
         <w:bCs/>
       </w:rPr>
@@ -5213,7 +5541,7 @@
         <w:spacing w:after="0" w:before="0" w:line="240" w:lineRule="auto"/>
       </w:pPr>
       <w:rPr>
-        <w:rFonts w:asciiTheme="majorHAnsi" w:cstheme="majorBidi" w:eastAsiaTheme="majorEastAsia" w:hAnsiTheme="majorHAnsi"/>
+        <w:rFonts w:asciiTheme="majorHAnsi" w:cstheme="majorBidi" w:hAnsiTheme="majorHAnsi" w:eastAsia="黑体"/>
         <w:b/>
         <w:bCs/>
       </w:rPr>
@@ -5234,7 +5562,7 @@
         <w:spacing w:after="0" w:before="0" w:line="240" w:lineRule="auto"/>
       </w:pPr>
       <w:rPr>
-        <w:rFonts w:asciiTheme="majorHAnsi" w:cstheme="majorBidi" w:eastAsiaTheme="majorEastAsia" w:hAnsiTheme="majorHAnsi"/>
+        <w:rFonts w:asciiTheme="majorHAnsi" w:cstheme="majorBidi" w:hAnsiTheme="majorHAnsi" w:eastAsia="黑体"/>
         <w:b/>
         <w:bCs/>
       </w:rPr>
@@ -5252,14 +5580,14 @@
     </w:tblStylePr>
     <w:tblStylePr w:type="firstCol">
       <w:rPr>
-        <w:rFonts w:asciiTheme="majorHAnsi" w:cstheme="majorBidi" w:eastAsiaTheme="majorEastAsia" w:hAnsiTheme="majorHAnsi"/>
+        <w:rFonts w:asciiTheme="majorHAnsi" w:cstheme="majorBidi" w:hAnsiTheme="majorHAnsi" w:eastAsia="黑体"/>
         <w:b/>
         <w:bCs/>
       </w:rPr>
     </w:tblStylePr>
     <w:tblStylePr w:type="lastCol">
       <w:rPr>
-        <w:rFonts w:asciiTheme="majorHAnsi" w:cstheme="majorBidi" w:eastAsiaTheme="majorEastAsia" w:hAnsiTheme="majorHAnsi"/>
+        <w:rFonts w:asciiTheme="majorHAnsi" w:cstheme="majorBidi" w:hAnsiTheme="majorHAnsi" w:eastAsia="黑体"/>
         <w:b/>
         <w:bCs/>
       </w:rPr>
@@ -5343,7 +5671,7 @@
         <w:spacing w:after="0" w:before="0" w:line="240" w:lineRule="auto"/>
       </w:pPr>
       <w:rPr>
-        <w:rFonts w:asciiTheme="majorHAnsi" w:cstheme="majorBidi" w:eastAsiaTheme="majorEastAsia" w:hAnsiTheme="majorHAnsi"/>
+        <w:rFonts w:asciiTheme="majorHAnsi" w:cstheme="majorBidi" w:hAnsiTheme="majorHAnsi" w:eastAsia="黑体"/>
         <w:b/>
         <w:bCs/>
       </w:rPr>
@@ -5364,7 +5692,7 @@
         <w:spacing w:after="0" w:before="0" w:line="240" w:lineRule="auto"/>
       </w:pPr>
       <w:rPr>
-        <w:rFonts w:asciiTheme="majorHAnsi" w:cstheme="majorBidi" w:eastAsiaTheme="majorEastAsia" w:hAnsiTheme="majorHAnsi"/>
+        <w:rFonts w:asciiTheme="majorHAnsi" w:cstheme="majorBidi" w:hAnsiTheme="majorHAnsi" w:eastAsia="黑体"/>
         <w:b/>
         <w:bCs/>
       </w:rPr>
@@ -5382,14 +5710,14 @@
     </w:tblStylePr>
     <w:tblStylePr w:type="firstCol">
       <w:rPr>
-        <w:rFonts w:asciiTheme="majorHAnsi" w:cstheme="majorBidi" w:eastAsiaTheme="majorEastAsia" w:hAnsiTheme="majorHAnsi"/>
+        <w:rFonts w:asciiTheme="majorHAnsi" w:cstheme="majorBidi" w:hAnsiTheme="majorHAnsi" w:eastAsia="黑体"/>
         <w:b/>
         <w:bCs/>
       </w:rPr>
     </w:tblStylePr>
     <w:tblStylePr w:type="lastCol">
       <w:rPr>
-        <w:rFonts w:asciiTheme="majorHAnsi" w:cstheme="majorBidi" w:eastAsiaTheme="majorEastAsia" w:hAnsiTheme="majorHAnsi"/>
+        <w:rFonts w:asciiTheme="majorHAnsi" w:cstheme="majorBidi" w:hAnsiTheme="majorHAnsi" w:eastAsia="黑体"/>
         <w:b/>
         <w:bCs/>
       </w:rPr>
@@ -5473,7 +5801,7 @@
         <w:spacing w:after="0" w:before="0" w:line="240" w:lineRule="auto"/>
       </w:pPr>
       <w:rPr>
-        <w:rFonts w:asciiTheme="majorHAnsi" w:cstheme="majorBidi" w:eastAsiaTheme="majorEastAsia" w:hAnsiTheme="majorHAnsi"/>
+        <w:rFonts w:asciiTheme="majorHAnsi" w:cstheme="majorBidi" w:hAnsiTheme="majorHAnsi" w:eastAsia="黑体"/>
         <w:b/>
         <w:bCs/>
       </w:rPr>
@@ -5494,7 +5822,7 @@
         <w:spacing w:after="0" w:before="0" w:line="240" w:lineRule="auto"/>
       </w:pPr>
       <w:rPr>
-        <w:rFonts w:asciiTheme="majorHAnsi" w:cstheme="majorBidi" w:eastAsiaTheme="majorEastAsia" w:hAnsiTheme="majorHAnsi"/>
+        <w:rFonts w:asciiTheme="majorHAnsi" w:cstheme="majorBidi" w:hAnsiTheme="majorHAnsi" w:eastAsia="黑体"/>
         <w:b/>
         <w:bCs/>
       </w:rPr>
@@ -5512,14 +5840,14 @@
     </w:tblStylePr>
     <w:tblStylePr w:type="firstCol">
       <w:rPr>
-        <w:rFonts w:asciiTheme="majorHAnsi" w:cstheme="majorBidi" w:eastAsiaTheme="majorEastAsia" w:hAnsiTheme="majorHAnsi"/>
+        <w:rFonts w:asciiTheme="majorHAnsi" w:cstheme="majorBidi" w:hAnsiTheme="majorHAnsi" w:eastAsia="黑体"/>
         <w:b/>
         <w:bCs/>
       </w:rPr>
     </w:tblStylePr>
     <w:tblStylePr w:type="lastCol">
       <w:rPr>
-        <w:rFonts w:asciiTheme="majorHAnsi" w:cstheme="majorBidi" w:eastAsiaTheme="majorEastAsia" w:hAnsiTheme="majorHAnsi"/>
+        <w:rFonts w:asciiTheme="majorHAnsi" w:cstheme="majorBidi" w:hAnsiTheme="majorHAnsi" w:eastAsia="黑体"/>
         <w:b/>
         <w:bCs/>
       </w:rPr>
@@ -5603,7 +5931,7 @@
         <w:spacing w:after="0" w:before="0" w:line="240" w:lineRule="auto"/>
       </w:pPr>
       <w:rPr>
-        <w:rFonts w:asciiTheme="majorHAnsi" w:cstheme="majorBidi" w:eastAsiaTheme="majorEastAsia" w:hAnsiTheme="majorHAnsi"/>
+        <w:rFonts w:asciiTheme="majorHAnsi" w:cstheme="majorBidi" w:hAnsiTheme="majorHAnsi" w:eastAsia="黑体"/>
         <w:b/>
         <w:bCs/>
       </w:rPr>
@@ -5624,7 +5952,7 @@
         <w:spacing w:after="0" w:before="0" w:line="240" w:lineRule="auto"/>
       </w:pPr>
       <w:rPr>
-        <w:rFonts w:asciiTheme="majorHAnsi" w:cstheme="majorBidi" w:eastAsiaTheme="majorEastAsia" w:hAnsiTheme="majorHAnsi"/>
+        <w:rFonts w:asciiTheme="majorHAnsi" w:cstheme="majorBidi" w:hAnsiTheme="majorHAnsi" w:eastAsia="黑体"/>
         <w:b/>
         <w:bCs/>
       </w:rPr>
@@ -5642,14 +5970,14 @@
     </w:tblStylePr>
     <w:tblStylePr w:type="firstCol">
       <w:rPr>
-        <w:rFonts w:asciiTheme="majorHAnsi" w:cstheme="majorBidi" w:eastAsiaTheme="majorEastAsia" w:hAnsiTheme="majorHAnsi"/>
+        <w:rFonts w:asciiTheme="majorHAnsi" w:cstheme="majorBidi" w:hAnsiTheme="majorHAnsi" w:eastAsia="黑体"/>
         <w:b/>
         <w:bCs/>
       </w:rPr>
     </w:tblStylePr>
     <w:tblStylePr w:type="lastCol">
       <w:rPr>
-        <w:rFonts w:asciiTheme="majorHAnsi" w:cstheme="majorBidi" w:eastAsiaTheme="majorEastAsia" w:hAnsiTheme="majorHAnsi"/>
+        <w:rFonts w:asciiTheme="majorHAnsi" w:cstheme="majorBidi" w:hAnsiTheme="majorHAnsi" w:eastAsia="黑体"/>
         <w:b/>
         <w:bCs/>
       </w:rPr>
@@ -5733,7 +6061,7 @@
         <w:spacing w:after="0" w:before="0" w:line="240" w:lineRule="auto"/>
       </w:pPr>
       <w:rPr>
-        <w:rFonts w:asciiTheme="majorHAnsi" w:cstheme="majorBidi" w:eastAsiaTheme="majorEastAsia" w:hAnsiTheme="majorHAnsi"/>
+        <w:rFonts w:asciiTheme="majorHAnsi" w:cstheme="majorBidi" w:hAnsiTheme="majorHAnsi" w:eastAsia="黑体"/>
         <w:b/>
         <w:bCs/>
       </w:rPr>
@@ -5754,7 +6082,7 @@
         <w:spacing w:after="0" w:before="0" w:line="240" w:lineRule="auto"/>
       </w:pPr>
       <w:rPr>
-        <w:rFonts w:asciiTheme="majorHAnsi" w:cstheme="majorBidi" w:eastAsiaTheme="majorEastAsia" w:hAnsiTheme="majorHAnsi"/>
+        <w:rFonts w:asciiTheme="majorHAnsi" w:cstheme="majorBidi" w:hAnsiTheme="majorHAnsi" w:eastAsia="黑体"/>
         <w:b/>
         <w:bCs/>
       </w:rPr>
@@ -5772,14 +6100,14 @@
     </w:tblStylePr>
     <w:tblStylePr w:type="firstCol">
       <w:rPr>
-        <w:rFonts w:asciiTheme="majorHAnsi" w:cstheme="majorBidi" w:eastAsiaTheme="majorEastAsia" w:hAnsiTheme="majorHAnsi"/>
+        <w:rFonts w:asciiTheme="majorHAnsi" w:cstheme="majorBidi" w:hAnsiTheme="majorHAnsi" w:eastAsia="黑体"/>
         <w:b/>
         <w:bCs/>
       </w:rPr>
     </w:tblStylePr>
     <w:tblStylePr w:type="lastCol">
       <w:rPr>
-        <w:rFonts w:asciiTheme="majorHAnsi" w:cstheme="majorBidi" w:eastAsiaTheme="majorEastAsia" w:hAnsiTheme="majorHAnsi"/>
+        <w:rFonts w:asciiTheme="majorHAnsi" w:cstheme="majorBidi" w:hAnsiTheme="majorHAnsi" w:eastAsia="黑体"/>
         <w:b/>
         <w:bCs/>
       </w:rPr>
@@ -5862,6 +6190,7 @@
         <w:spacing w:after="0" w:before="0" w:line="240" w:lineRule="auto"/>
       </w:pPr>
       <w:rPr>
+        <w:rFonts w:eastAsia="黑体"/>
         <w:b/>
         <w:bCs/>
         <w:color w:themeColor="background1" w:val="FFFFFF"/>
@@ -5884,6 +6213,7 @@
         <w:spacing w:after="0" w:before="0" w:line="240" w:lineRule="auto"/>
       </w:pPr>
       <w:rPr>
+        <w:rFonts w:eastAsia="黑体"/>
         <w:b/>
         <w:bCs/>
       </w:rPr>
@@ -5901,12 +6231,14 @@
     </w:tblStylePr>
     <w:tblStylePr w:type="firstCol">
       <w:rPr>
+        <w:rFonts w:eastAsia="黑体"/>
         <w:b/>
         <w:bCs/>
       </w:rPr>
     </w:tblStylePr>
     <w:tblStylePr w:type="lastCol">
       <w:rPr>
+        <w:rFonts w:eastAsia="黑体"/>
         <w:b/>
         <w:bCs/>
       </w:rPr>
@@ -5968,6 +6300,7 @@
         <w:spacing w:after="0" w:before="0" w:line="240" w:lineRule="auto"/>
       </w:pPr>
       <w:rPr>
+        <w:rFonts w:eastAsia="黑体"/>
         <w:b/>
         <w:bCs/>
         <w:color w:themeColor="background1" w:val="FFFFFF"/>
@@ -5990,6 +6323,7 @@
         <w:spacing w:after="0" w:before="0" w:line="240" w:lineRule="auto"/>
       </w:pPr>
       <w:rPr>
+        <w:rFonts w:eastAsia="黑体"/>
         <w:b/>
         <w:bCs/>
       </w:rPr>
@@ -6007,12 +6341,14 @@
     </w:tblStylePr>
     <w:tblStylePr w:type="firstCol">
       <w:rPr>
+        <w:rFonts w:eastAsia="黑体"/>
         <w:b/>
         <w:bCs/>
       </w:rPr>
     </w:tblStylePr>
     <w:tblStylePr w:type="lastCol">
       <w:rPr>
+        <w:rFonts w:eastAsia="黑体"/>
         <w:b/>
         <w:bCs/>
       </w:rPr>
@@ -6074,6 +6410,7 @@
         <w:spacing w:after="0" w:before="0" w:line="240" w:lineRule="auto"/>
       </w:pPr>
       <w:rPr>
+        <w:rFonts w:eastAsia="黑体"/>
         <w:b/>
         <w:bCs/>
         <w:color w:themeColor="background1" w:val="FFFFFF"/>
@@ -6096,6 +6433,7 @@
         <w:spacing w:after="0" w:before="0" w:line="240" w:lineRule="auto"/>
       </w:pPr>
       <w:rPr>
+        <w:rFonts w:eastAsia="黑体"/>
         <w:b/>
         <w:bCs/>
       </w:rPr>
@@ -6113,12 +6451,14 @@
     </w:tblStylePr>
     <w:tblStylePr w:type="firstCol">
       <w:rPr>
+        <w:rFonts w:eastAsia="黑体"/>
         <w:b/>
         <w:bCs/>
       </w:rPr>
     </w:tblStylePr>
     <w:tblStylePr w:type="lastCol">
       <w:rPr>
+        <w:rFonts w:eastAsia="黑体"/>
         <w:b/>
         <w:bCs/>
       </w:rPr>
@@ -6180,6 +6520,7 @@
         <w:spacing w:after="0" w:before="0" w:line="240" w:lineRule="auto"/>
       </w:pPr>
       <w:rPr>
+        <w:rFonts w:eastAsia="黑体"/>
         <w:b/>
         <w:bCs/>
         <w:color w:themeColor="background1" w:val="FFFFFF"/>
@@ -6202,6 +6543,7 @@
         <w:spacing w:after="0" w:before="0" w:line="240" w:lineRule="auto"/>
       </w:pPr>
       <w:rPr>
+        <w:rFonts w:eastAsia="黑体"/>
         <w:b/>
         <w:bCs/>
       </w:rPr>
@@ -6219,12 +6561,14 @@
     </w:tblStylePr>
     <w:tblStylePr w:type="firstCol">
       <w:rPr>
+        <w:rFonts w:eastAsia="黑体"/>
         <w:b/>
         <w:bCs/>
       </w:rPr>
     </w:tblStylePr>
     <w:tblStylePr w:type="lastCol">
       <w:rPr>
+        <w:rFonts w:eastAsia="黑体"/>
         <w:b/>
         <w:bCs/>
       </w:rPr>
@@ -6286,6 +6630,7 @@
         <w:spacing w:after="0" w:before="0" w:line="240" w:lineRule="auto"/>
       </w:pPr>
       <w:rPr>
+        <w:rFonts w:eastAsia="黑体"/>
         <w:b/>
         <w:bCs/>
         <w:color w:themeColor="background1" w:val="FFFFFF"/>
@@ -6308,6 +6653,7 @@
         <w:spacing w:after="0" w:before="0" w:line="240" w:lineRule="auto"/>
       </w:pPr>
       <w:rPr>
+        <w:rFonts w:eastAsia="黑体"/>
         <w:b/>
         <w:bCs/>
       </w:rPr>
@@ -6325,12 +6671,14 @@
     </w:tblStylePr>
     <w:tblStylePr w:type="firstCol">
       <w:rPr>
+        <w:rFonts w:eastAsia="黑体"/>
         <w:b/>
         <w:bCs/>
       </w:rPr>
     </w:tblStylePr>
     <w:tblStylePr w:type="lastCol">
       <w:rPr>
+        <w:rFonts w:eastAsia="黑体"/>
         <w:b/>
         <w:bCs/>
       </w:rPr>
@@ -6392,6 +6740,7 @@
         <w:spacing w:after="0" w:before="0" w:line="240" w:lineRule="auto"/>
       </w:pPr>
       <w:rPr>
+        <w:rFonts w:eastAsia="黑体"/>
         <w:b/>
         <w:bCs/>
         <w:color w:themeColor="background1" w:val="FFFFFF"/>
@@ -6414,6 +6763,7 @@
         <w:spacing w:after="0" w:before="0" w:line="240" w:lineRule="auto"/>
       </w:pPr>
       <w:rPr>
+        <w:rFonts w:eastAsia="黑体"/>
         <w:b/>
         <w:bCs/>
       </w:rPr>
@@ -6431,12 +6781,14 @@
     </w:tblStylePr>
     <w:tblStylePr w:type="firstCol">
       <w:rPr>
+        <w:rFonts w:eastAsia="黑体"/>
         <w:b/>
         <w:bCs/>
       </w:rPr>
     </w:tblStylePr>
     <w:tblStylePr w:type="lastCol">
       <w:rPr>
+        <w:rFonts w:eastAsia="黑体"/>
         <w:b/>
         <w:bCs/>
       </w:rPr>
@@ -6498,6 +6850,7 @@
         <w:spacing w:after="0" w:before="0" w:line="240" w:lineRule="auto"/>
       </w:pPr>
       <w:rPr>
+        <w:rFonts w:eastAsia="黑体"/>
         <w:b/>
         <w:bCs/>
         <w:color w:themeColor="background1" w:val="FFFFFF"/>
@@ -6520,6 +6873,7 @@
         <w:spacing w:after="0" w:before="0" w:line="240" w:lineRule="auto"/>
       </w:pPr>
       <w:rPr>
+        <w:rFonts w:eastAsia="黑体"/>
         <w:b/>
         <w:bCs/>
       </w:rPr>
@@ -6537,12 +6891,14 @@
     </w:tblStylePr>
     <w:tblStylePr w:type="firstCol">
       <w:rPr>
+        <w:rFonts w:eastAsia="黑体"/>
         <w:b/>
         <w:bCs/>
       </w:rPr>
     </w:tblStylePr>
     <w:tblStylePr w:type="lastCol">
       <w:rPr>
+        <w:rFonts w:eastAsia="黑体"/>
         <w:b/>
         <w:bCs/>
       </w:rPr>
@@ -6601,6 +6957,7 @@
         <w:spacing w:after="0" w:before="0" w:line="240" w:lineRule="auto"/>
       </w:pPr>
       <w:rPr>
+        <w:rFonts w:eastAsia="黑体"/>
         <w:b/>
         <w:bCs/>
         <w:color w:themeColor="background1" w:val="FFFFFF"/>
@@ -6623,6 +6980,7 @@
         <w:spacing w:after="0" w:before="0" w:line="240" w:lineRule="auto"/>
       </w:pPr>
       <w:rPr>
+        <w:rFonts w:eastAsia="黑体"/>
         <w:color w:val="auto"/>
       </w:rPr>
       <w:tblPr/>
@@ -6640,6 +6998,7 @@
     </w:tblStylePr>
     <w:tblStylePr w:type="firstCol">
       <w:rPr>
+        <w:rFonts w:eastAsia="黑体"/>
         <w:b/>
         <w:bCs/>
         <w:color w:themeColor="background1" w:val="FFFFFF"/>
@@ -6659,6 +7018,7 @@
     </w:tblStylePr>
     <w:tblStylePr w:type="lastCol">
       <w:rPr>
+        <w:rFonts w:eastAsia="黑体"/>
         <w:b/>
         <w:bCs/>
         <w:color w:themeColor="background1" w:val="FFFFFF"/>
@@ -6707,6 +7067,7 @@
     </w:tblStylePr>
     <w:tblStylePr w:type="nwCell">
       <w:rPr>
+        <w:rFonts w:eastAsia="黑体"/>
         <w:color w:themeColor="background1" w:val="FFFFFF"/>
       </w:rPr>
       <w:tblPr/>
@@ -6750,6 +7111,7 @@
         <w:spacing w:after="0" w:before="0" w:line="240" w:lineRule="auto"/>
       </w:pPr>
       <w:rPr>
+        <w:rFonts w:eastAsia="黑体"/>
         <w:b/>
         <w:bCs/>
         <w:color w:themeColor="background1" w:val="FFFFFF"/>
@@ -6772,6 +7134,7 @@
         <w:spacing w:after="0" w:before="0" w:line="240" w:lineRule="auto"/>
       </w:pPr>
       <w:rPr>
+        <w:rFonts w:eastAsia="黑体"/>
         <w:color w:val="auto"/>
       </w:rPr>
       <w:tblPr/>
@@ -6789,6 +7152,7 @@
     </w:tblStylePr>
     <w:tblStylePr w:type="firstCol">
       <w:rPr>
+        <w:rFonts w:eastAsia="黑体"/>
         <w:b/>
         <w:bCs/>
         <w:color w:themeColor="background1" w:val="FFFFFF"/>
@@ -6808,6 +7172,7 @@
     </w:tblStylePr>
     <w:tblStylePr w:type="lastCol">
       <w:rPr>
+        <w:rFonts w:eastAsia="黑体"/>
         <w:b/>
         <w:bCs/>
         <w:color w:themeColor="background1" w:val="FFFFFF"/>
@@ -6856,6 +7221,7 @@
     </w:tblStylePr>
     <w:tblStylePr w:type="nwCell">
       <w:rPr>
+        <w:rFonts w:eastAsia="黑体"/>
         <w:color w:themeColor="background1" w:val="FFFFFF"/>
       </w:rPr>
       <w:tblPr/>
@@ -6899,6 +7265,7 @@
         <w:spacing w:after="0" w:before="0" w:line="240" w:lineRule="auto"/>
       </w:pPr>
       <w:rPr>
+        <w:rFonts w:eastAsia="黑体"/>
         <w:b/>
         <w:bCs/>
         <w:color w:themeColor="background1" w:val="FFFFFF"/>
@@ -6921,6 +7288,7 @@
         <w:spacing w:after="0" w:before="0" w:line="240" w:lineRule="auto"/>
       </w:pPr>
       <w:rPr>
+        <w:rFonts w:eastAsia="黑体"/>
         <w:color w:val="auto"/>
       </w:rPr>
       <w:tblPr/>
@@ -6938,6 +7306,7 @@
     </w:tblStylePr>
     <w:tblStylePr w:type="firstCol">
       <w:rPr>
+        <w:rFonts w:eastAsia="黑体"/>
         <w:b/>
         <w:bCs/>
         <w:color w:themeColor="background1" w:val="FFFFFF"/>
@@ -6957,6 +7326,7 @@
     </w:tblStylePr>
     <w:tblStylePr w:type="lastCol">
       <w:rPr>
+        <w:rFonts w:eastAsia="黑体"/>
         <w:b/>
         <w:bCs/>
         <w:color w:themeColor="background1" w:val="FFFFFF"/>
@@ -7005,6 +7375,7 @@
     </w:tblStylePr>
     <w:tblStylePr w:type="nwCell">
       <w:rPr>
+        <w:rFonts w:eastAsia="黑体"/>
         <w:color w:themeColor="background1" w:val="FFFFFF"/>
       </w:rPr>
       <w:tblPr/>
@@ -7048,6 +7419,7 @@
         <w:spacing w:after="0" w:before="0" w:line="240" w:lineRule="auto"/>
       </w:pPr>
       <w:rPr>
+        <w:rFonts w:eastAsia="黑体"/>
         <w:b/>
         <w:bCs/>
         <w:color w:themeColor="background1" w:val="FFFFFF"/>
@@ -7070,6 +7442,7 @@
         <w:spacing w:after="0" w:before="0" w:line="240" w:lineRule="auto"/>
       </w:pPr>
       <w:rPr>
+        <w:rFonts w:eastAsia="黑体"/>
         <w:color w:val="auto"/>
       </w:rPr>
       <w:tblPr/>
@@ -7087,6 +7460,7 @@
     </w:tblStylePr>
     <w:tblStylePr w:type="firstCol">
       <w:rPr>
+        <w:rFonts w:eastAsia="黑体"/>
         <w:b/>
         <w:bCs/>
         <w:color w:themeColor="background1" w:val="FFFFFF"/>
@@ -7106,6 +7480,7 @@
     </w:tblStylePr>
     <w:tblStylePr w:type="lastCol">
       <w:rPr>
+        <w:rFonts w:eastAsia="黑体"/>
         <w:b/>
         <w:bCs/>
         <w:color w:themeColor="background1" w:val="FFFFFF"/>
@@ -7154,6 +7529,7 @@
     </w:tblStylePr>
     <w:tblStylePr w:type="nwCell">
       <w:rPr>
+        <w:rFonts w:eastAsia="黑体"/>
         <w:color w:themeColor="background1" w:val="FFFFFF"/>
       </w:rPr>
       <w:tblPr/>
@@ -7197,6 +7573,7 @@
         <w:spacing w:after="0" w:before="0" w:line="240" w:lineRule="auto"/>
       </w:pPr>
       <w:rPr>
+        <w:rFonts w:eastAsia="黑体"/>
         <w:b/>
         <w:bCs/>
         <w:color w:themeColor="background1" w:val="FFFFFF"/>
@@ -7219,6 +7596,7 @@
         <w:spacing w:after="0" w:before="0" w:line="240" w:lineRule="auto"/>
       </w:pPr>
       <w:rPr>
+        <w:rFonts w:eastAsia="黑体"/>
         <w:color w:val="auto"/>
       </w:rPr>
       <w:tblPr/>
@@ -7236,6 +7614,7 @@
     </w:tblStylePr>
     <w:tblStylePr w:type="firstCol">
       <w:rPr>
+        <w:rFonts w:eastAsia="黑体"/>
         <w:b/>
         <w:bCs/>
         <w:color w:themeColor="background1" w:val="FFFFFF"/>
@@ -7255,6 +7634,7 @@
     </w:tblStylePr>
     <w:tblStylePr w:type="lastCol">
       <w:rPr>
+        <w:rFonts w:eastAsia="黑体"/>
         <w:b/>
         <w:bCs/>
         <w:color w:themeColor="background1" w:val="FFFFFF"/>
@@ -7303,6 +7683,7 @@
     </w:tblStylePr>
     <w:tblStylePr w:type="nwCell">
       <w:rPr>
+        <w:rFonts w:eastAsia="黑体"/>
         <w:color w:themeColor="background1" w:val="FFFFFF"/>
       </w:rPr>
       <w:tblPr/>
@@ -7346,6 +7727,7 @@
         <w:spacing w:after="0" w:before="0" w:line="240" w:lineRule="auto"/>
       </w:pPr>
       <w:rPr>
+        <w:rFonts w:eastAsia="黑体"/>
         <w:b/>
         <w:bCs/>
         <w:color w:themeColor="background1" w:val="FFFFFF"/>
@@ -7368,6 +7750,7 @@
         <w:spacing w:after="0" w:before="0" w:line="240" w:lineRule="auto"/>
       </w:pPr>
       <w:rPr>
+        <w:rFonts w:eastAsia="黑体"/>
         <w:color w:val="auto"/>
       </w:rPr>
       <w:tblPr/>
@@ -7385,6 +7768,7 @@
     </w:tblStylePr>
     <w:tblStylePr w:type="firstCol">
       <w:rPr>
+        <w:rFonts w:eastAsia="黑体"/>
         <w:b/>
         <w:bCs/>
         <w:color w:themeColor="background1" w:val="FFFFFF"/>
@@ -7404,6 +7788,7 @@
     </w:tblStylePr>
     <w:tblStylePr w:type="lastCol">
       <w:rPr>
+        <w:rFonts w:eastAsia="黑体"/>
         <w:b/>
         <w:bCs/>
         <w:color w:themeColor="background1" w:val="FFFFFF"/>
@@ -7452,6 +7837,7 @@
     </w:tblStylePr>
     <w:tblStylePr w:type="nwCell">
       <w:rPr>
+        <w:rFonts w:eastAsia="黑体"/>
         <w:color w:themeColor="background1" w:val="FFFFFF"/>
       </w:rPr>
       <w:tblPr/>
@@ -7495,6 +7881,7 @@
         <w:spacing w:after="0" w:before="0" w:line="240" w:lineRule="auto"/>
       </w:pPr>
       <w:rPr>
+        <w:rFonts w:eastAsia="黑体"/>
         <w:b/>
         <w:bCs/>
         <w:color w:themeColor="background1" w:val="FFFFFF"/>
@@ -7517,6 +7904,7 @@
         <w:spacing w:after="0" w:before="0" w:line="240" w:lineRule="auto"/>
       </w:pPr>
       <w:rPr>
+        <w:rFonts w:eastAsia="黑体"/>
         <w:color w:val="auto"/>
       </w:rPr>
       <w:tblPr/>
@@ -7534,6 +7922,7 @@
     </w:tblStylePr>
     <w:tblStylePr w:type="firstCol">
       <w:rPr>
+        <w:rFonts w:eastAsia="黑体"/>
         <w:b/>
         <w:bCs/>
         <w:color w:themeColor="background1" w:val="FFFFFF"/>
@@ -7553,6 +7942,7 @@
     </w:tblStylePr>
     <w:tblStylePr w:type="lastCol">
       <w:rPr>
+        <w:rFonts w:eastAsia="黑体"/>
         <w:b/>
         <w:bCs/>
         <w:color w:themeColor="background1" w:val="FFFFFF"/>
@@ -7601,6 +7991,7 @@
     </w:tblStylePr>
     <w:tblStylePr w:type="nwCell">
       <w:rPr>
+        <w:rFonts w:eastAsia="黑体"/>
         <w:color w:themeColor="background1" w:val="FFFFFF"/>
       </w:rPr>
       <w:tblPr/>
@@ -7625,6 +8016,7 @@
       <w:spacing w:after="0" w:line="240" w:lineRule="auto"/>
     </w:pPr>
     <w:rPr>
+      <w:rFonts w:eastAsia="黑体"/>
       <w:color w:themeColor="text1" w:val="000000"/>
     </w:rPr>
     <w:tblPr>
@@ -7644,7 +8036,7 @@
     </w:tblPr>
     <w:tblStylePr w:type="firstRow">
       <w:rPr>
-        <w:rFonts w:asciiTheme="majorHAnsi" w:cstheme="majorBidi" w:eastAsiaTheme="majorEastAsia" w:hAnsiTheme="majorHAnsi"/>
+        <w:rFonts w:asciiTheme="majorHAnsi" w:cstheme="majorBidi" w:hAnsiTheme="majorHAnsi" w:eastAsia="黑体"/>
       </w:rPr>
       <w:tblPr/>
       <w:tcPr>
@@ -7656,6 +8048,7 @@
     </w:tblStylePr>
     <w:tblStylePr w:type="lastRow">
       <w:rPr>
+        <w:rFonts w:eastAsia="黑体"/>
         <w:b/>
         <w:bCs/>
         <w:color w:themeColor="text2" w:val="1F497D"/>
@@ -7670,12 +8063,14 @@
     </w:tblStylePr>
     <w:tblStylePr w:type="firstCol">
       <w:rPr>
+        <w:rFonts w:eastAsia="黑体"/>
         <w:b/>
         <w:bCs/>
       </w:rPr>
     </w:tblStylePr>
     <w:tblStylePr w:type="lastCol">
       <w:rPr>
+        <w:rFonts w:eastAsia="黑体"/>
         <w:b/>
         <w:bCs/>
       </w:rPr>
@@ -7709,6 +8104,7 @@
       <w:spacing w:after="0" w:line="240" w:lineRule="auto"/>
     </w:pPr>
     <w:rPr>
+      <w:rFonts w:eastAsia="黑体"/>
       <w:color w:themeColor="text1" w:val="000000"/>
     </w:rPr>
     <w:tblPr>
@@ -7728,7 +8124,7 @@
     </w:tblPr>
     <w:tblStylePr w:type="firstRow">
       <w:rPr>
-        <w:rFonts w:asciiTheme="majorHAnsi" w:cstheme="majorBidi" w:eastAsiaTheme="majorEastAsia" w:hAnsiTheme="majorHAnsi"/>
+        <w:rFonts w:asciiTheme="majorHAnsi" w:cstheme="majorBidi" w:hAnsiTheme="majorHAnsi" w:eastAsia="黑体"/>
       </w:rPr>
       <w:tblPr/>
       <w:tcPr>
@@ -7740,6 +8136,7 @@
     </w:tblStylePr>
     <w:tblStylePr w:type="lastRow">
       <w:rPr>
+        <w:rFonts w:eastAsia="黑体"/>
         <w:b/>
         <w:bCs/>
         <w:color w:themeColor="text2" w:val="1F497D"/>
@@ -7754,12 +8151,14 @@
     </w:tblStylePr>
     <w:tblStylePr w:type="firstCol">
       <w:rPr>
+        <w:rFonts w:eastAsia="黑体"/>
         <w:b/>
         <w:bCs/>
       </w:rPr>
     </w:tblStylePr>
     <w:tblStylePr w:type="lastCol">
       <w:rPr>
+        <w:rFonts w:eastAsia="黑体"/>
         <w:b/>
         <w:bCs/>
       </w:rPr>
@@ -7793,6 +8192,7 @@
       <w:spacing w:after="0" w:line="240" w:lineRule="auto"/>
     </w:pPr>
     <w:rPr>
+      <w:rFonts w:eastAsia="黑体"/>
       <w:color w:themeColor="text1" w:val="000000"/>
     </w:rPr>
     <w:tblPr>
@@ -7812,7 +8212,7 @@
     </w:tblPr>
     <w:tblStylePr w:type="firstRow">
       <w:rPr>
-        <w:rFonts w:asciiTheme="majorHAnsi" w:cstheme="majorBidi" w:eastAsiaTheme="majorEastAsia" w:hAnsiTheme="majorHAnsi"/>
+        <w:rFonts w:asciiTheme="majorHAnsi" w:cstheme="majorBidi" w:hAnsiTheme="majorHAnsi" w:eastAsia="黑体"/>
       </w:rPr>
       <w:tblPr/>
       <w:tcPr>
@@ -7824,6 +8224,7 @@
     </w:tblStylePr>
     <w:tblStylePr w:type="lastRow">
       <w:rPr>
+        <w:rFonts w:eastAsia="黑体"/>
         <w:b/>
         <w:bCs/>
         <w:color w:themeColor="text2" w:val="1F497D"/>
@@ -7838,12 +8239,14 @@
     </w:tblStylePr>
     <w:tblStylePr w:type="firstCol">
       <w:rPr>
+        <w:rFonts w:eastAsia="黑体"/>
         <w:b/>
         <w:bCs/>
       </w:rPr>
     </w:tblStylePr>
     <w:tblStylePr w:type="lastCol">
       <w:rPr>
+        <w:rFonts w:eastAsia="黑体"/>
         <w:b/>
         <w:bCs/>
       </w:rPr>
@@ -7877,6 +8280,7 @@
       <w:spacing w:after="0" w:line="240" w:lineRule="auto"/>
     </w:pPr>
     <w:rPr>
+      <w:rFonts w:eastAsia="黑体"/>
       <w:color w:themeColor="text1" w:val="000000"/>
     </w:rPr>
     <w:tblPr>
@@ -7896,7 +8300,7 @@
     </w:tblPr>
     <w:tblStylePr w:type="firstRow">
       <w:rPr>
-        <w:rFonts w:asciiTheme="majorHAnsi" w:cstheme="majorBidi" w:eastAsiaTheme="majorEastAsia" w:hAnsiTheme="majorHAnsi"/>
+        <w:rFonts w:asciiTheme="majorHAnsi" w:cstheme="majorBidi" w:hAnsiTheme="majorHAnsi" w:eastAsia="黑体"/>
       </w:rPr>
       <w:tblPr/>
       <w:tcPr>
@@ -7908,6 +8312,7 @@
     </w:tblStylePr>
     <w:tblStylePr w:type="lastRow">
       <w:rPr>
+        <w:rFonts w:eastAsia="黑体"/>
         <w:b/>
         <w:bCs/>
         <w:color w:themeColor="text2" w:val="1F497D"/>
@@ -7922,12 +8327,14 @@
     </w:tblStylePr>
     <w:tblStylePr w:type="firstCol">
       <w:rPr>
+        <w:rFonts w:eastAsia="黑体"/>
         <w:b/>
         <w:bCs/>
       </w:rPr>
     </w:tblStylePr>
     <w:tblStylePr w:type="lastCol">
       <w:rPr>
+        <w:rFonts w:eastAsia="黑体"/>
         <w:b/>
         <w:bCs/>
       </w:rPr>
@@ -7961,6 +8368,7 @@
       <w:spacing w:after="0" w:line="240" w:lineRule="auto"/>
     </w:pPr>
     <w:rPr>
+      <w:rFonts w:eastAsia="黑体"/>
       <w:color w:themeColor="text1" w:val="000000"/>
     </w:rPr>
     <w:tblPr>
@@ -7980,7 +8388,7 @@
     </w:tblPr>
     <w:tblStylePr w:type="firstRow">
       <w:rPr>
-        <w:rFonts w:asciiTheme="majorHAnsi" w:cstheme="majorBidi" w:eastAsiaTheme="majorEastAsia" w:hAnsiTheme="majorHAnsi"/>
+        <w:rFonts w:asciiTheme="majorHAnsi" w:cstheme="majorBidi" w:hAnsiTheme="majorHAnsi" w:eastAsia="黑体"/>
       </w:rPr>
       <w:tblPr/>
       <w:tcPr>
@@ -7992,6 +8400,7 @@
     </w:tblStylePr>
     <w:tblStylePr w:type="lastRow">
       <w:rPr>
+        <w:rFonts w:eastAsia="黑体"/>
         <w:b/>
         <w:bCs/>
         <w:color w:themeColor="text2" w:val="1F497D"/>
@@ -8006,12 +8415,14 @@
     </w:tblStylePr>
     <w:tblStylePr w:type="firstCol">
       <w:rPr>
+        <w:rFonts w:eastAsia="黑体"/>
         <w:b/>
         <w:bCs/>
       </w:rPr>
     </w:tblStylePr>
     <w:tblStylePr w:type="lastCol">
       <w:rPr>
+        <w:rFonts w:eastAsia="黑体"/>
         <w:b/>
         <w:bCs/>
       </w:rPr>
@@ -8045,6 +8456,7 @@
       <w:spacing w:after="0" w:line="240" w:lineRule="auto"/>
     </w:pPr>
     <w:rPr>
+      <w:rFonts w:eastAsia="黑体"/>
       <w:color w:themeColor="text1" w:val="000000"/>
     </w:rPr>
     <w:tblPr>
@@ -8064,7 +8476,7 @@
     </w:tblPr>
     <w:tblStylePr w:type="firstRow">
       <w:rPr>
-        <w:rFonts w:asciiTheme="majorHAnsi" w:cstheme="majorBidi" w:eastAsiaTheme="majorEastAsia" w:hAnsiTheme="majorHAnsi"/>
+        <w:rFonts w:asciiTheme="majorHAnsi" w:cstheme="majorBidi" w:hAnsiTheme="majorHAnsi" w:eastAsia="黑体"/>
       </w:rPr>
       <w:tblPr/>
       <w:tcPr>
@@ -8076,6 +8488,7 @@
     </w:tblStylePr>
     <w:tblStylePr w:type="lastRow">
       <w:rPr>
+        <w:rFonts w:eastAsia="黑体"/>
         <w:b/>
         <w:bCs/>
         <w:color w:themeColor="text2" w:val="1F497D"/>
@@ -8090,12 +8503,14 @@
     </w:tblStylePr>
     <w:tblStylePr w:type="firstCol">
       <w:rPr>
+        <w:rFonts w:eastAsia="黑体"/>
         <w:b/>
         <w:bCs/>
       </w:rPr>
     </w:tblStylePr>
     <w:tblStylePr w:type="lastCol">
       <w:rPr>
+        <w:rFonts w:eastAsia="黑体"/>
         <w:b/>
         <w:bCs/>
       </w:rPr>
@@ -8129,6 +8544,7 @@
       <w:spacing w:after="0" w:line="240" w:lineRule="auto"/>
     </w:pPr>
     <w:rPr>
+      <w:rFonts w:eastAsia="黑体"/>
       <w:color w:themeColor="text1" w:val="000000"/>
     </w:rPr>
     <w:tblPr>
@@ -8148,7 +8564,7 @@
     </w:tblPr>
     <w:tblStylePr w:type="firstRow">
       <w:rPr>
-        <w:rFonts w:asciiTheme="majorHAnsi" w:cstheme="majorBidi" w:eastAsiaTheme="majorEastAsia" w:hAnsiTheme="majorHAnsi"/>
+        <w:rFonts w:asciiTheme="majorHAnsi" w:cstheme="majorBidi" w:hAnsiTheme="majorHAnsi" w:eastAsia="黑体"/>
       </w:rPr>
       <w:tblPr/>
       <w:tcPr>
@@ -8160,6 +8576,7 @@
     </w:tblStylePr>
     <w:tblStylePr w:type="lastRow">
       <w:rPr>
+        <w:rFonts w:eastAsia="黑体"/>
         <w:b/>
         <w:bCs/>
         <w:color w:themeColor="text2" w:val="1F497D"/>
@@ -8174,12 +8591,14 @@
     </w:tblStylePr>
     <w:tblStylePr w:type="firstCol">
       <w:rPr>
+        <w:rFonts w:eastAsia="黑体"/>
         <w:b/>
         <w:bCs/>
       </w:rPr>
     </w:tblStylePr>
     <w:tblStylePr w:type="lastCol">
       <w:rPr>
+        <w:rFonts w:eastAsia="黑体"/>
         <w:b/>
         <w:bCs/>
       </w:rPr>
@@ -8213,7 +8632,7 @@
       <w:spacing w:after="0" w:line="240" w:lineRule="auto"/>
     </w:pPr>
     <w:rPr>
-      <w:rFonts w:asciiTheme="majorHAnsi" w:cstheme="majorBidi" w:eastAsiaTheme="majorEastAsia" w:hAnsiTheme="majorHAnsi"/>
+      <w:rFonts w:asciiTheme="majorHAnsi" w:cstheme="majorBidi" w:hAnsiTheme="majorHAnsi" w:eastAsia="黑体"/>
       <w:color w:themeColor="text1" w:val="000000"/>
     </w:rPr>
     <w:tblPr>
@@ -8235,6 +8654,7 @@
     </w:tblPr>
     <w:tblStylePr w:type="firstRow">
       <w:rPr>
+        <w:rFonts w:eastAsia="黑体"/>
         <w:sz w:val="24"/>
         <w:szCs w:val="24"/>
       </w:rPr>
@@ -8341,7 +8761,7 @@
       <w:spacing w:after="0" w:line="240" w:lineRule="auto"/>
     </w:pPr>
     <w:rPr>
-      <w:rFonts w:asciiTheme="majorHAnsi" w:cstheme="majorBidi" w:eastAsiaTheme="majorEastAsia" w:hAnsiTheme="majorHAnsi"/>
+      <w:rFonts w:asciiTheme="majorHAnsi" w:cstheme="majorBidi" w:hAnsiTheme="majorHAnsi" w:eastAsia="黑体"/>
       <w:color w:themeColor="text1" w:val="000000"/>
     </w:rPr>
     <w:tblPr>
@@ -8363,6 +8783,7 @@
     </w:tblPr>
     <w:tblStylePr w:type="firstRow">
       <w:rPr>
+        <w:rFonts w:eastAsia="黑体"/>
         <w:sz w:val="24"/>
         <w:szCs w:val="24"/>
       </w:rPr>
@@ -8469,7 +8890,7 @@
       <w:spacing w:after="0" w:line="240" w:lineRule="auto"/>
     </w:pPr>
     <w:rPr>
-      <w:rFonts w:asciiTheme="majorHAnsi" w:cstheme="majorBidi" w:eastAsiaTheme="majorEastAsia" w:hAnsiTheme="majorHAnsi"/>
+      <w:rFonts w:asciiTheme="majorHAnsi" w:cstheme="majorBidi" w:hAnsiTheme="majorHAnsi" w:eastAsia="黑体"/>
       <w:color w:themeColor="text1" w:val="000000"/>
     </w:rPr>
     <w:tblPr>
@@ -8491,6 +8912,7 @@
     </w:tblPr>
     <w:tblStylePr w:type="firstRow">
       <w:rPr>
+        <w:rFonts w:eastAsia="黑体"/>
         <w:sz w:val="24"/>
         <w:szCs w:val="24"/>
       </w:rPr>
@@ -8597,7 +9019,7 @@
       <w:spacing w:after="0" w:line="240" w:lineRule="auto"/>
     </w:pPr>
     <w:rPr>
-      <w:rFonts w:asciiTheme="majorHAnsi" w:cstheme="majorBidi" w:eastAsiaTheme="majorEastAsia" w:hAnsiTheme="majorHAnsi"/>
+      <w:rFonts w:asciiTheme="majorHAnsi" w:cstheme="majorBidi" w:hAnsiTheme="majorHAnsi" w:eastAsia="黑体"/>
       <w:color w:themeColor="text1" w:val="000000"/>
     </w:rPr>
     <w:tblPr>
@@ -8619,6 +9041,7 @@
     </w:tblPr>
     <w:tblStylePr w:type="firstRow">
       <w:rPr>
+        <w:rFonts w:eastAsia="黑体"/>
         <w:sz w:val="24"/>
         <w:szCs w:val="24"/>
       </w:rPr>
@@ -8725,7 +9148,7 @@
       <w:spacing w:after="0" w:line="240" w:lineRule="auto"/>
     </w:pPr>
     <w:rPr>
-      <w:rFonts w:asciiTheme="majorHAnsi" w:cstheme="majorBidi" w:eastAsiaTheme="majorEastAsia" w:hAnsiTheme="majorHAnsi"/>
+      <w:rFonts w:asciiTheme="majorHAnsi" w:cstheme="majorBidi" w:hAnsiTheme="majorHAnsi" w:eastAsia="黑体"/>
       <w:color w:themeColor="text1" w:val="000000"/>
     </w:rPr>
     <w:tblPr>
@@ -8747,6 +9170,7 @@
     </w:tblPr>
     <w:tblStylePr w:type="firstRow">
       <w:rPr>
+        <w:rFonts w:eastAsia="黑体"/>
         <w:sz w:val="24"/>
         <w:szCs w:val="24"/>
       </w:rPr>
@@ -8853,7 +9277,7 @@
       <w:spacing w:after="0" w:line="240" w:lineRule="auto"/>
     </w:pPr>
     <w:rPr>
-      <w:rFonts w:asciiTheme="majorHAnsi" w:cstheme="majorBidi" w:eastAsiaTheme="majorEastAsia" w:hAnsiTheme="majorHAnsi"/>
+      <w:rFonts w:asciiTheme="majorHAnsi" w:cstheme="majorBidi" w:hAnsiTheme="majorHAnsi" w:eastAsia="黑体"/>
       <w:color w:themeColor="text1" w:val="000000"/>
     </w:rPr>
     <w:tblPr>
@@ -8875,6 +9299,7 @@
     </w:tblPr>
     <w:tblStylePr w:type="firstRow">
       <w:rPr>
+        <w:rFonts w:eastAsia="黑体"/>
         <w:sz w:val="24"/>
         <w:szCs w:val="24"/>
       </w:rPr>
@@ -8981,7 +9406,7 @@
       <w:spacing w:after="0" w:line="240" w:lineRule="auto"/>
     </w:pPr>
     <w:rPr>
-      <w:rFonts w:asciiTheme="majorHAnsi" w:cstheme="majorBidi" w:eastAsiaTheme="majorEastAsia" w:hAnsiTheme="majorHAnsi"/>
+      <w:rFonts w:asciiTheme="majorHAnsi" w:cstheme="majorBidi" w:hAnsiTheme="majorHAnsi" w:eastAsia="黑体"/>
       <w:color w:themeColor="text1" w:val="000000"/>
     </w:rPr>
     <w:tblPr>
@@ -9003,6 +9428,7 @@
     </w:tblPr>
     <w:tblStylePr w:type="firstRow">
       <w:rPr>
+        <w:rFonts w:eastAsia="黑体"/>
         <w:sz w:val="24"/>
         <w:szCs w:val="24"/>
       </w:rPr>
@@ -9132,12 +9558,14 @@
     </w:tcPr>
     <w:tblStylePr w:type="firstRow">
       <w:rPr>
+        <w:rFonts w:eastAsia="黑体"/>
         <w:b/>
         <w:bCs/>
       </w:rPr>
     </w:tblStylePr>
     <w:tblStylePr w:type="lastRow">
       <w:rPr>
+        <w:rFonts w:eastAsia="黑体"/>
         <w:b/>
         <w:bCs/>
       </w:rPr>
@@ -9150,12 +9578,14 @@
     </w:tblStylePr>
     <w:tblStylePr w:type="firstCol">
       <w:rPr>
+        <w:rFonts w:eastAsia="黑体"/>
         <w:b/>
         <w:bCs/>
       </w:rPr>
     </w:tblStylePr>
     <w:tblStylePr w:type="lastCol">
       <w:rPr>
+        <w:rFonts w:eastAsia="黑体"/>
         <w:b/>
         <w:bCs/>
       </w:rPr>
@@ -9205,12 +9635,14 @@
     </w:tcPr>
     <w:tblStylePr w:type="firstRow">
       <w:rPr>
+        <w:rFonts w:eastAsia="黑体"/>
         <w:b/>
         <w:bCs/>
       </w:rPr>
     </w:tblStylePr>
     <w:tblStylePr w:type="lastRow">
       <w:rPr>
+        <w:rFonts w:eastAsia="黑体"/>
         <w:b/>
         <w:bCs/>
       </w:rPr>
@@ -9223,12 +9655,14 @@
     </w:tblStylePr>
     <w:tblStylePr w:type="firstCol">
       <w:rPr>
+        <w:rFonts w:eastAsia="黑体"/>
         <w:b/>
         <w:bCs/>
       </w:rPr>
     </w:tblStylePr>
     <w:tblStylePr w:type="lastCol">
       <w:rPr>
+        <w:rFonts w:eastAsia="黑体"/>
         <w:b/>
         <w:bCs/>
       </w:rPr>
@@ -9278,12 +9712,14 @@
     </w:tcPr>
     <w:tblStylePr w:type="firstRow">
       <w:rPr>
+        <w:rFonts w:eastAsia="黑体"/>
         <w:b/>
         <w:bCs/>
       </w:rPr>
     </w:tblStylePr>
     <w:tblStylePr w:type="lastRow">
       <w:rPr>
+        <w:rFonts w:eastAsia="黑体"/>
         <w:b/>
         <w:bCs/>
       </w:rPr>
@@ -9296,12 +9732,14 @@
     </w:tblStylePr>
     <w:tblStylePr w:type="firstCol">
       <w:rPr>
+        <w:rFonts w:eastAsia="黑体"/>
         <w:b/>
         <w:bCs/>
       </w:rPr>
     </w:tblStylePr>
     <w:tblStylePr w:type="lastCol">
       <w:rPr>
+        <w:rFonts w:eastAsia="黑体"/>
         <w:b/>
         <w:bCs/>
       </w:rPr>
@@ -9351,12 +9789,14 @@
     </w:tcPr>
     <w:tblStylePr w:type="firstRow">
       <w:rPr>
+        <w:rFonts w:eastAsia="黑体"/>
         <w:b/>
         <w:bCs/>
       </w:rPr>
     </w:tblStylePr>
     <w:tblStylePr w:type="lastRow">
       <w:rPr>
+        <w:rFonts w:eastAsia="黑体"/>
         <w:b/>
         <w:bCs/>
       </w:rPr>
@@ -9369,12 +9809,14 @@
     </w:tblStylePr>
     <w:tblStylePr w:type="firstCol">
       <w:rPr>
+        <w:rFonts w:eastAsia="黑体"/>
         <w:b/>
         <w:bCs/>
       </w:rPr>
     </w:tblStylePr>
     <w:tblStylePr w:type="lastCol">
       <w:rPr>
+        <w:rFonts w:eastAsia="黑体"/>
         <w:b/>
         <w:bCs/>
       </w:rPr>
@@ -9424,12 +9866,14 @@
     </w:tcPr>
     <w:tblStylePr w:type="firstRow">
       <w:rPr>
+        <w:rFonts w:eastAsia="黑体"/>
         <w:b/>
         <w:bCs/>
       </w:rPr>
     </w:tblStylePr>
     <w:tblStylePr w:type="lastRow">
       <w:rPr>
+        <w:rFonts w:eastAsia="黑体"/>
         <w:b/>
         <w:bCs/>
       </w:rPr>
@@ -9442,12 +9886,14 @@
     </w:tblStylePr>
     <w:tblStylePr w:type="firstCol">
       <w:rPr>
+        <w:rFonts w:eastAsia="黑体"/>
         <w:b/>
         <w:bCs/>
       </w:rPr>
     </w:tblStylePr>
     <w:tblStylePr w:type="lastCol">
       <w:rPr>
+        <w:rFonts w:eastAsia="黑体"/>
         <w:b/>
         <w:bCs/>
       </w:rPr>
@@ -9497,12 +9943,14 @@
     </w:tcPr>
     <w:tblStylePr w:type="firstRow">
       <w:rPr>
+        <w:rFonts w:eastAsia="黑体"/>
         <w:b/>
         <w:bCs/>
       </w:rPr>
     </w:tblStylePr>
     <w:tblStylePr w:type="lastRow">
       <w:rPr>
+        <w:rFonts w:eastAsia="黑体"/>
         <w:b/>
         <w:bCs/>
       </w:rPr>
@@ -9515,12 +9963,14 @@
     </w:tblStylePr>
     <w:tblStylePr w:type="firstCol">
       <w:rPr>
+        <w:rFonts w:eastAsia="黑体"/>
         <w:b/>
         <w:bCs/>
       </w:rPr>
     </w:tblStylePr>
     <w:tblStylePr w:type="lastCol">
       <w:rPr>
+        <w:rFonts w:eastAsia="黑体"/>
         <w:b/>
         <w:bCs/>
       </w:rPr>
@@ -9570,12 +10020,14 @@
     </w:tcPr>
     <w:tblStylePr w:type="firstRow">
       <w:rPr>
+        <w:rFonts w:eastAsia="黑体"/>
         <w:b/>
         <w:bCs/>
       </w:rPr>
     </w:tblStylePr>
     <w:tblStylePr w:type="lastRow">
       <w:rPr>
+        <w:rFonts w:eastAsia="黑体"/>
         <w:b/>
         <w:bCs/>
       </w:rPr>
@@ -9588,12 +10040,14 @@
     </w:tblStylePr>
     <w:tblStylePr w:type="firstCol">
       <w:rPr>
+        <w:rFonts w:eastAsia="黑体"/>
         <w:b/>
         <w:bCs/>
       </w:rPr>
     </w:tblStylePr>
     <w:tblStylePr w:type="lastCol">
       <w:rPr>
+        <w:rFonts w:eastAsia="黑体"/>
         <w:b/>
         <w:bCs/>
       </w:rPr>
@@ -9620,7 +10074,7 @@
       <w:spacing w:after="0" w:line="240" w:lineRule="auto"/>
     </w:pPr>
     <w:rPr>
-      <w:rFonts w:asciiTheme="majorHAnsi" w:cstheme="majorBidi" w:eastAsiaTheme="majorEastAsia" w:hAnsiTheme="majorHAnsi"/>
+      <w:rFonts w:asciiTheme="majorHAnsi" w:cstheme="majorBidi" w:hAnsiTheme="majorHAnsi" w:eastAsia="黑体"/>
       <w:color w:themeColor="text1" w:val="000000"/>
     </w:rPr>
     <w:tblPr>
@@ -9647,6 +10101,7 @@
     </w:tcPr>
     <w:tblStylePr w:type="firstRow">
       <w:rPr>
+        <w:rFonts w:eastAsia="黑体"/>
         <w:b/>
         <w:bCs/>
         <w:color w:themeColor="text1" w:val="000000"/>
@@ -9658,6 +10113,7 @@
     </w:tblStylePr>
     <w:tblStylePr w:type="lastRow">
       <w:rPr>
+        <w:rFonts w:eastAsia="黑体"/>
         <w:b/>
         <w:bCs/>
         <w:color w:themeColor="text1" w:val="000000"/>
@@ -9677,6 +10133,7 @@
     </w:tblStylePr>
     <w:tblStylePr w:type="firstCol">
       <w:rPr>
+        <w:rFonts w:eastAsia="黑体"/>
         <w:b/>
         <w:bCs/>
         <w:color w:themeColor="text1" w:val="000000"/>
@@ -9696,6 +10153,7 @@
     </w:tblStylePr>
     <w:tblStylePr w:type="lastCol">
       <w:rPr>
+        <w:rFonts w:eastAsia="黑体"/>
         <w:b w:val="0"/>
         <w:bCs w:val="0"/>
         <w:color w:themeColor="text1" w:val="000000"/>
@@ -9745,7 +10203,7 @@
       <w:spacing w:after="0" w:line="240" w:lineRule="auto"/>
     </w:pPr>
     <w:rPr>
-      <w:rFonts w:asciiTheme="majorHAnsi" w:cstheme="majorBidi" w:eastAsiaTheme="majorEastAsia" w:hAnsiTheme="majorHAnsi"/>
+      <w:rFonts w:asciiTheme="majorHAnsi" w:cstheme="majorBidi" w:hAnsiTheme="majorHAnsi" w:eastAsia="黑体"/>
       <w:color w:themeColor="text1" w:val="000000"/>
     </w:rPr>
     <w:tblPr>
@@ -9772,6 +10230,7 @@
     </w:tcPr>
     <w:tblStylePr w:type="firstRow">
       <w:rPr>
+        <w:rFonts w:eastAsia="黑体"/>
         <w:b/>
         <w:bCs/>
         <w:color w:themeColor="text1" w:val="000000"/>
@@ -9783,6 +10242,7 @@
     </w:tblStylePr>
     <w:tblStylePr w:type="lastRow">
       <w:rPr>
+        <w:rFonts w:eastAsia="黑体"/>
         <w:b/>
         <w:bCs/>
         <w:color w:themeColor="text1" w:val="000000"/>
@@ -9802,6 +10262,7 @@
     </w:tblStylePr>
     <w:tblStylePr w:type="firstCol">
       <w:rPr>
+        <w:rFonts w:eastAsia="黑体"/>
         <w:b/>
         <w:bCs/>
         <w:color w:themeColor="text1" w:val="000000"/>
@@ -9821,6 +10282,7 @@
     </w:tblStylePr>
     <w:tblStylePr w:type="lastCol">
       <w:rPr>
+        <w:rFonts w:eastAsia="黑体"/>
         <w:b w:val="0"/>
         <w:bCs w:val="0"/>
         <w:color w:themeColor="text1" w:val="000000"/>
@@ -9870,7 +10332,7 @@
       <w:spacing w:after="0" w:line="240" w:lineRule="auto"/>
     </w:pPr>
     <w:rPr>
-      <w:rFonts w:asciiTheme="majorHAnsi" w:cstheme="majorBidi" w:eastAsiaTheme="majorEastAsia" w:hAnsiTheme="majorHAnsi"/>
+      <w:rFonts w:asciiTheme="majorHAnsi" w:cstheme="majorBidi" w:hAnsiTheme="majorHAnsi" w:eastAsia="黑体"/>
       <w:color w:themeColor="text1" w:val="000000"/>
     </w:rPr>
     <w:tblPr>
@@ -9897,6 +10359,7 @@
     </w:tcPr>
     <w:tblStylePr w:type="firstRow">
       <w:rPr>
+        <w:rFonts w:eastAsia="黑体"/>
         <w:b/>
         <w:bCs/>
         <w:color w:themeColor="text1" w:val="000000"/>
@@ -9908,6 +10371,7 @@
     </w:tblStylePr>
     <w:tblStylePr w:type="lastRow">
       <w:rPr>
+        <w:rFonts w:eastAsia="黑体"/>
         <w:b/>
         <w:bCs/>
         <w:color w:themeColor="text1" w:val="000000"/>
@@ -9927,6 +10391,7 @@
     </w:tblStylePr>
     <w:tblStylePr w:type="firstCol">
       <w:rPr>
+        <w:rFonts w:eastAsia="黑体"/>
         <w:b/>
         <w:bCs/>
         <w:color w:themeColor="text1" w:val="000000"/>
@@ -9946,6 +10411,7 @@
     </w:tblStylePr>
     <w:tblStylePr w:type="lastCol">
       <w:rPr>
+        <w:rFonts w:eastAsia="黑体"/>
         <w:b w:val="0"/>
         <w:bCs w:val="0"/>
         <w:color w:themeColor="text1" w:val="000000"/>
@@ -9995,7 +10461,7 @@
       <w:spacing w:after="0" w:line="240" w:lineRule="auto"/>
     </w:pPr>
     <w:rPr>
-      <w:rFonts w:asciiTheme="majorHAnsi" w:cstheme="majorBidi" w:eastAsiaTheme="majorEastAsia" w:hAnsiTheme="majorHAnsi"/>
+      <w:rFonts w:asciiTheme="majorHAnsi" w:cstheme="majorBidi" w:hAnsiTheme="majorHAnsi" w:eastAsia="黑体"/>
       <w:color w:themeColor="text1" w:val="000000"/>
     </w:rPr>
     <w:tblPr>
@@ -10022,6 +10488,7 @@
     </w:tcPr>
     <w:tblStylePr w:type="firstRow">
       <w:rPr>
+        <w:rFonts w:eastAsia="黑体"/>
         <w:b/>
         <w:bCs/>
         <w:color w:themeColor="text1" w:val="000000"/>
@@ -10033,6 +10500,7 @@
     </w:tblStylePr>
     <w:tblStylePr w:type="lastRow">
       <w:rPr>
+        <w:rFonts w:eastAsia="黑体"/>
         <w:b/>
         <w:bCs/>
         <w:color w:themeColor="text1" w:val="000000"/>
@@ -10052,6 +10520,7 @@
     </w:tblStylePr>
     <w:tblStylePr w:type="firstCol">
       <w:rPr>
+        <w:rFonts w:eastAsia="黑体"/>
         <w:b/>
         <w:bCs/>
         <w:color w:themeColor="text1" w:val="000000"/>
@@ -10071,6 +10540,7 @@
     </w:tblStylePr>
     <w:tblStylePr w:type="lastCol">
       <w:rPr>
+        <w:rFonts w:eastAsia="黑体"/>
         <w:b w:val="0"/>
         <w:bCs w:val="0"/>
         <w:color w:themeColor="text1" w:val="000000"/>
@@ -10120,7 +10590,7 @@
       <w:spacing w:after="0" w:line="240" w:lineRule="auto"/>
     </w:pPr>
     <w:rPr>
-      <w:rFonts w:asciiTheme="majorHAnsi" w:cstheme="majorBidi" w:eastAsiaTheme="majorEastAsia" w:hAnsiTheme="majorHAnsi"/>
+      <w:rFonts w:asciiTheme="majorHAnsi" w:cstheme="majorBidi" w:hAnsiTheme="majorHAnsi" w:eastAsia="黑体"/>
       <w:color w:themeColor="text1" w:val="000000"/>
     </w:rPr>
     <w:tblPr>
@@ -10147,6 +10617,7 @@
     </w:tcPr>
     <w:tblStylePr w:type="firstRow">
       <w:rPr>
+        <w:rFonts w:eastAsia="黑体"/>
         <w:b/>
         <w:bCs/>
         <w:color w:themeColor="text1" w:val="000000"/>
@@ -10158,6 +10629,7 @@
     </w:tblStylePr>
     <w:tblStylePr w:type="lastRow">
       <w:rPr>
+        <w:rFonts w:eastAsia="黑体"/>
         <w:b/>
         <w:bCs/>
         <w:color w:themeColor="text1" w:val="000000"/>
@@ -10177,6 +10649,7 @@
     </w:tblStylePr>
     <w:tblStylePr w:type="firstCol">
       <w:rPr>
+        <w:rFonts w:eastAsia="黑体"/>
         <w:b/>
         <w:bCs/>
         <w:color w:themeColor="text1" w:val="000000"/>
@@ -10196,6 +10669,7 @@
     </w:tblStylePr>
     <w:tblStylePr w:type="lastCol">
       <w:rPr>
+        <w:rFonts w:eastAsia="黑体"/>
         <w:b w:val="0"/>
         <w:bCs w:val="0"/>
         <w:color w:themeColor="text1" w:val="000000"/>
@@ -10245,7 +10719,7 @@
       <w:spacing w:after="0" w:line="240" w:lineRule="auto"/>
     </w:pPr>
     <w:rPr>
-      <w:rFonts w:asciiTheme="majorHAnsi" w:cstheme="majorBidi" w:eastAsiaTheme="majorEastAsia" w:hAnsiTheme="majorHAnsi"/>
+      <w:rFonts w:asciiTheme="majorHAnsi" w:cstheme="majorBidi" w:hAnsiTheme="majorHAnsi" w:eastAsia="黑体"/>
       <w:color w:themeColor="text1" w:val="000000"/>
     </w:rPr>
     <w:tblPr>
@@ -10272,6 +10746,7 @@
     </w:tcPr>
     <w:tblStylePr w:type="firstRow">
       <w:rPr>
+        <w:rFonts w:eastAsia="黑体"/>
         <w:b/>
         <w:bCs/>
         <w:color w:themeColor="text1" w:val="000000"/>
@@ -10283,6 +10758,7 @@
     </w:tblStylePr>
     <w:tblStylePr w:type="lastRow">
       <w:rPr>
+        <w:rFonts w:eastAsia="黑体"/>
         <w:b/>
         <w:bCs/>
         <w:color w:themeColor="text1" w:val="000000"/>
@@ -10302,6 +10778,7 @@
     </w:tblStylePr>
     <w:tblStylePr w:type="firstCol">
       <w:rPr>
+        <w:rFonts w:eastAsia="黑体"/>
         <w:b/>
         <w:bCs/>
         <w:color w:themeColor="text1" w:val="000000"/>
@@ -10321,6 +10798,7 @@
     </w:tblStylePr>
     <w:tblStylePr w:type="lastCol">
       <w:rPr>
+        <w:rFonts w:eastAsia="黑体"/>
         <w:b w:val="0"/>
         <w:bCs w:val="0"/>
         <w:color w:themeColor="text1" w:val="000000"/>
@@ -10370,7 +10848,7 @@
       <w:spacing w:after="0" w:line="240" w:lineRule="auto"/>
     </w:pPr>
     <w:rPr>
-      <w:rFonts w:asciiTheme="majorHAnsi" w:cstheme="majorBidi" w:eastAsiaTheme="majorEastAsia" w:hAnsiTheme="majorHAnsi"/>
+      <w:rFonts w:asciiTheme="majorHAnsi" w:cstheme="majorBidi" w:hAnsiTheme="majorHAnsi" w:eastAsia="黑体"/>
       <w:color w:themeColor="text1" w:val="000000"/>
     </w:rPr>
     <w:tblPr>
@@ -10397,6 +10875,7 @@
     </w:tcPr>
     <w:tblStylePr w:type="firstRow">
       <w:rPr>
+        <w:rFonts w:eastAsia="黑体"/>
         <w:b/>
         <w:bCs/>
         <w:color w:themeColor="text1" w:val="000000"/>
@@ -10408,6 +10887,7 @@
     </w:tblStylePr>
     <w:tblStylePr w:type="lastRow">
       <w:rPr>
+        <w:rFonts w:eastAsia="黑体"/>
         <w:b/>
         <w:bCs/>
         <w:color w:themeColor="text1" w:val="000000"/>
@@ -10427,6 +10907,7 @@
     </w:tblStylePr>
     <w:tblStylePr w:type="firstCol">
       <w:rPr>
+        <w:rFonts w:eastAsia="黑体"/>
         <w:b/>
         <w:bCs/>
         <w:color w:themeColor="text1" w:val="000000"/>
@@ -10446,6 +10927,7 @@
     </w:tblStylePr>
     <w:tblStylePr w:type="lastCol">
       <w:rPr>
+        <w:rFonts w:eastAsia="黑体"/>
         <w:b w:val="0"/>
         <w:bCs w:val="0"/>
         <w:color w:themeColor="text1" w:val="000000"/>
@@ -10518,6 +11000,7 @@
     </w:tcPr>
     <w:tblStylePr w:type="firstRow">
       <w:rPr>
+        <w:rFonts w:eastAsia="黑体"/>
         <w:b/>
         <w:bCs/>
         <w:i w:val="0"/>
@@ -10539,6 +11022,7 @@
     </w:tblStylePr>
     <w:tblStylePr w:type="lastRow">
       <w:rPr>
+        <w:rFonts w:eastAsia="黑体"/>
         <w:b/>
         <w:bCs/>
         <w:i w:val="0"/>
@@ -10560,6 +11044,7 @@
     </w:tblStylePr>
     <w:tblStylePr w:type="firstCol">
       <w:rPr>
+        <w:rFonts w:eastAsia="黑体"/>
         <w:b/>
         <w:bCs/>
         <w:i w:val="0"/>
@@ -10579,6 +11064,7 @@
     </w:tblStylePr>
     <w:tblStylePr w:type="lastCol">
       <w:rPr>
+        <w:rFonts w:eastAsia="黑体"/>
         <w:b/>
         <w:bCs/>
         <w:i w:val="0"/>
@@ -10659,6 +11145,7 @@
     </w:tcPr>
     <w:tblStylePr w:type="firstRow">
       <w:rPr>
+        <w:rFonts w:eastAsia="黑体"/>
         <w:b/>
         <w:bCs/>
         <w:i w:val="0"/>
@@ -10680,6 +11167,7 @@
     </w:tblStylePr>
     <w:tblStylePr w:type="lastRow">
       <w:rPr>
+        <w:rFonts w:eastAsia="黑体"/>
         <w:b/>
         <w:bCs/>
         <w:i w:val="0"/>
@@ -10701,6 +11189,7 @@
     </w:tblStylePr>
     <w:tblStylePr w:type="firstCol">
       <w:rPr>
+        <w:rFonts w:eastAsia="黑体"/>
         <w:b/>
         <w:bCs/>
         <w:i w:val="0"/>
@@ -10720,6 +11209,7 @@
     </w:tblStylePr>
     <w:tblStylePr w:type="lastCol">
       <w:rPr>
+        <w:rFonts w:eastAsia="黑体"/>
         <w:b/>
         <w:bCs/>
         <w:i w:val="0"/>
@@ -10800,6 +11290,7 @@
     </w:tcPr>
     <w:tblStylePr w:type="firstRow">
       <w:rPr>
+        <w:rFonts w:eastAsia="黑体"/>
         <w:b/>
         <w:bCs/>
         <w:i w:val="0"/>
@@ -10821,6 +11312,7 @@
     </w:tblStylePr>
     <w:tblStylePr w:type="lastRow">
       <w:rPr>
+        <w:rFonts w:eastAsia="黑体"/>
         <w:b/>
         <w:bCs/>
         <w:i w:val="0"/>
@@ -10842,6 +11334,7 @@
     </w:tblStylePr>
     <w:tblStylePr w:type="firstCol">
       <w:rPr>
+        <w:rFonts w:eastAsia="黑体"/>
         <w:b/>
         <w:bCs/>
         <w:i w:val="0"/>
@@ -10861,6 +11354,7 @@
     </w:tblStylePr>
     <w:tblStylePr w:type="lastCol">
       <w:rPr>
+        <w:rFonts w:eastAsia="黑体"/>
         <w:b/>
         <w:bCs/>
         <w:i w:val="0"/>
@@ -10941,6 +11435,7 @@
     </w:tcPr>
     <w:tblStylePr w:type="firstRow">
       <w:rPr>
+        <w:rFonts w:eastAsia="黑体"/>
         <w:b/>
         <w:bCs/>
         <w:i w:val="0"/>
@@ -10962,6 +11457,7 @@
     </w:tblStylePr>
     <w:tblStylePr w:type="lastRow">
       <w:rPr>
+        <w:rFonts w:eastAsia="黑体"/>
         <w:b/>
         <w:bCs/>
         <w:i w:val="0"/>
@@ -10983,6 +11479,7 @@
     </w:tblStylePr>
     <w:tblStylePr w:type="firstCol">
       <w:rPr>
+        <w:rFonts w:eastAsia="黑体"/>
         <w:b/>
         <w:bCs/>
         <w:i w:val="0"/>
@@ -11002,6 +11499,7 @@
     </w:tblStylePr>
     <w:tblStylePr w:type="lastCol">
       <w:rPr>
+        <w:rFonts w:eastAsia="黑体"/>
         <w:b/>
         <w:bCs/>
         <w:i w:val="0"/>
@@ -11082,6 +11580,7 @@
     </w:tcPr>
     <w:tblStylePr w:type="firstRow">
       <w:rPr>
+        <w:rFonts w:eastAsia="黑体"/>
         <w:b/>
         <w:bCs/>
         <w:i w:val="0"/>
@@ -11103,6 +11602,7 @@
     </w:tblStylePr>
     <w:tblStylePr w:type="lastRow">
       <w:rPr>
+        <w:rFonts w:eastAsia="黑体"/>
         <w:b/>
         <w:bCs/>
         <w:i w:val="0"/>
@@ -11124,6 +11624,7 @@
     </w:tblStylePr>
     <w:tblStylePr w:type="firstCol">
       <w:rPr>
+        <w:rFonts w:eastAsia="黑体"/>
         <w:b/>
         <w:bCs/>
         <w:i w:val="0"/>
@@ -11143,6 +11644,7 @@
     </w:tblStylePr>
     <w:tblStylePr w:type="lastCol">
       <w:rPr>
+        <w:rFonts w:eastAsia="黑体"/>
         <w:b/>
         <w:bCs/>
         <w:i w:val="0"/>
@@ -11223,6 +11725,7 @@
     </w:tcPr>
     <w:tblStylePr w:type="firstRow">
       <w:rPr>
+        <w:rFonts w:eastAsia="黑体"/>
         <w:b/>
         <w:bCs/>
         <w:i w:val="0"/>
@@ -11244,6 +11747,7 @@
     </w:tblStylePr>
     <w:tblStylePr w:type="lastRow">
       <w:rPr>
+        <w:rFonts w:eastAsia="黑体"/>
         <w:b/>
         <w:bCs/>
         <w:i w:val="0"/>
@@ -11265,6 +11769,7 @@
     </w:tblStylePr>
     <w:tblStylePr w:type="firstCol">
       <w:rPr>
+        <w:rFonts w:eastAsia="黑体"/>
         <w:b/>
         <w:bCs/>
         <w:i w:val="0"/>
@@ -11284,6 +11789,7 @@
     </w:tblStylePr>
     <w:tblStylePr w:type="lastCol">
       <w:rPr>
+        <w:rFonts w:eastAsia="黑体"/>
         <w:b/>
         <w:bCs/>
         <w:i w:val="0"/>
@@ -11364,6 +11870,7 @@
     </w:tcPr>
     <w:tblStylePr w:type="firstRow">
       <w:rPr>
+        <w:rFonts w:eastAsia="黑体"/>
         <w:b/>
         <w:bCs/>
         <w:i w:val="0"/>
@@ -11385,6 +11892,7 @@
     </w:tblStylePr>
     <w:tblStylePr w:type="lastRow">
       <w:rPr>
+        <w:rFonts w:eastAsia="黑体"/>
         <w:b/>
         <w:bCs/>
         <w:i w:val="0"/>
@@ -11406,6 +11914,7 @@
     </w:tblStylePr>
     <w:tblStylePr w:type="firstCol">
       <w:rPr>
+        <w:rFonts w:eastAsia="黑体"/>
         <w:b/>
         <w:bCs/>
         <w:i w:val="0"/>
@@ -11425,6 +11934,7 @@
     </w:tblStylePr>
     <w:tblStylePr w:type="lastCol">
       <w:rPr>
+        <w:rFonts w:eastAsia="黑体"/>
         <w:b/>
         <w:bCs/>
         <w:i w:val="0"/>
@@ -11482,6 +11992,7 @@
       <w:spacing w:after="0" w:line="240" w:lineRule="auto"/>
     </w:pPr>
     <w:rPr>
+      <w:rFonts w:eastAsia="黑体"/>
       <w:color w:themeColor="background1" w:val="FFFFFF"/>
     </w:rPr>
     <w:tblPr>
@@ -11500,6 +12011,7 @@
     </w:tcPr>
     <w:tblStylePr w:type="firstRow">
       <w:rPr>
+        <w:rFonts w:eastAsia="黑体"/>
         <w:b/>
         <w:bCs/>
       </w:rPr>
@@ -11596,6 +12108,7 @@
       <w:spacing w:after="0" w:line="240" w:lineRule="auto"/>
     </w:pPr>
     <w:rPr>
+      <w:rFonts w:eastAsia="黑体"/>
       <w:color w:themeColor="background1" w:val="FFFFFF"/>
     </w:rPr>
     <w:tblPr>
@@ -11614,6 +12127,7 @@
     </w:tcPr>
     <w:tblStylePr w:type="firstRow">
       <w:rPr>
+        <w:rFonts w:eastAsia="黑体"/>
         <w:b/>
         <w:bCs/>
       </w:rPr>
@@ -11710,6 +12224,7 @@
       <w:spacing w:after="0" w:line="240" w:lineRule="auto"/>
     </w:pPr>
     <w:rPr>
+      <w:rFonts w:eastAsia="黑体"/>
       <w:color w:themeColor="background1" w:val="FFFFFF"/>
     </w:rPr>
     <w:tblPr>
@@ -11728,6 +12243,7 @@
     </w:tcPr>
     <w:tblStylePr w:type="firstRow">
       <w:rPr>
+        <w:rFonts w:eastAsia="黑体"/>
         <w:b/>
         <w:bCs/>
       </w:rPr>
@@ -11824,6 +12340,7 @@
       <w:spacing w:after="0" w:line="240" w:lineRule="auto"/>
     </w:pPr>
     <w:rPr>
+      <w:rFonts w:eastAsia="黑体"/>
       <w:color w:themeColor="background1" w:val="FFFFFF"/>
     </w:rPr>
     <w:tblPr>
@@ -11842,6 +12359,7 @@
     </w:tcPr>
     <w:tblStylePr w:type="firstRow">
       <w:rPr>
+        <w:rFonts w:eastAsia="黑体"/>
         <w:b/>
         <w:bCs/>
       </w:rPr>
@@ -11938,6 +12456,7 @@
       <w:spacing w:after="0" w:line="240" w:lineRule="auto"/>
     </w:pPr>
     <w:rPr>
+      <w:rFonts w:eastAsia="黑体"/>
       <w:color w:themeColor="background1" w:val="FFFFFF"/>
     </w:rPr>
     <w:tblPr>
@@ -11956,6 +12475,7 @@
     </w:tcPr>
     <w:tblStylePr w:type="firstRow">
       <w:rPr>
+        <w:rFonts w:eastAsia="黑体"/>
         <w:b/>
         <w:bCs/>
       </w:rPr>
@@ -12052,6 +12572,7 @@
       <w:spacing w:after="0" w:line="240" w:lineRule="auto"/>
     </w:pPr>
     <w:rPr>
+      <w:rFonts w:eastAsia="黑体"/>
       <w:color w:themeColor="background1" w:val="FFFFFF"/>
     </w:rPr>
     <w:tblPr>
@@ -12070,6 +12591,7 @@
     </w:tcPr>
     <w:tblStylePr w:type="firstRow">
       <w:rPr>
+        <w:rFonts w:eastAsia="黑体"/>
         <w:b/>
         <w:bCs/>
       </w:rPr>
@@ -12166,6 +12688,7 @@
       <w:spacing w:after="0" w:line="240" w:lineRule="auto"/>
     </w:pPr>
     <w:rPr>
+      <w:rFonts w:eastAsia="黑体"/>
       <w:color w:themeColor="background1" w:val="FFFFFF"/>
     </w:rPr>
     <w:tblPr>
@@ -12184,6 +12707,7 @@
     </w:tcPr>
     <w:tblStylePr w:type="firstRow">
       <w:rPr>
+        <w:rFonts w:eastAsia="黑体"/>
         <w:b/>
         <w:bCs/>
       </w:rPr>
@@ -12280,6 +12804,7 @@
       <w:spacing w:after="0" w:line="240" w:lineRule="auto"/>
     </w:pPr>
     <w:rPr>
+      <w:rFonts w:eastAsia="黑体"/>
       <w:color w:themeColor="text1" w:val="000000"/>
     </w:rPr>
     <w:tblPr>
@@ -12306,6 +12831,7 @@
     </w:tcPr>
     <w:tblStylePr w:type="firstRow">
       <w:rPr>
+        <w:rFonts w:eastAsia="黑体"/>
         <w:b/>
         <w:bCs/>
       </w:rPr>
@@ -12324,6 +12850,7 @@
     </w:tblStylePr>
     <w:tblStylePr w:type="lastRow">
       <w:rPr>
+        <w:rFonts w:eastAsia="黑体"/>
         <w:b/>
         <w:bCs/>
         <w:color w:themeColor="background1" w:val="FFFFFF"/>
@@ -12338,6 +12865,7 @@
     </w:tblStylePr>
     <w:tblStylePr w:type="firstCol">
       <w:rPr>
+        <w:rFonts w:eastAsia="黑体"/>
         <w:color w:themeColor="background1" w:val="FFFFFF"/>
       </w:rPr>
       <w:tblPr/>
@@ -12355,6 +12883,7 @@
     </w:tblStylePr>
     <w:tblStylePr w:type="lastCol">
       <w:rPr>
+        <w:rFonts w:eastAsia="黑体"/>
         <w:color w:themeColor="background1" w:val="FFFFFF"/>
       </w:rPr>
       <w:tblPr/>
@@ -12384,11 +12913,13 @@
     </w:tblStylePr>
     <w:tblStylePr w:type="neCell">
       <w:rPr>
+        <w:rFonts w:eastAsia="黑体"/>
         <w:color w:themeColor="text1" w:val="000000"/>
       </w:rPr>
     </w:tblStylePr>
     <w:tblStylePr w:type="nwCell">
       <w:rPr>
+        <w:rFonts w:eastAsia="黑体"/>
         <w:color w:themeColor="text1" w:val="000000"/>
       </w:rPr>
     </w:tblStylePr>
@@ -12402,6 +12933,7 @@
       <w:spacing w:after="0" w:line="240" w:lineRule="auto"/>
     </w:pPr>
     <w:rPr>
+      <w:rFonts w:eastAsia="黑体"/>
       <w:color w:themeColor="text1" w:val="000000"/>
     </w:rPr>
     <w:tblPr>
@@ -12428,6 +12960,7 @@
     </w:tcPr>
     <w:tblStylePr w:type="firstRow">
       <w:rPr>
+        <w:rFonts w:eastAsia="黑体"/>
         <w:b/>
         <w:bCs/>
       </w:rPr>
@@ -12446,6 +12979,7 @@
     </w:tblStylePr>
     <w:tblStylePr w:type="lastRow">
       <w:rPr>
+        <w:rFonts w:eastAsia="黑体"/>
         <w:b/>
         <w:bCs/>
         <w:color w:themeColor="background1" w:val="FFFFFF"/>
@@ -12460,6 +12994,7 @@
     </w:tblStylePr>
     <w:tblStylePr w:type="firstCol">
       <w:rPr>
+        <w:rFonts w:eastAsia="黑体"/>
         <w:color w:themeColor="background1" w:val="FFFFFF"/>
       </w:rPr>
       <w:tblPr/>
@@ -12477,6 +13012,7 @@
     </w:tblStylePr>
     <w:tblStylePr w:type="lastCol">
       <w:rPr>
+        <w:rFonts w:eastAsia="黑体"/>
         <w:color w:themeColor="background1" w:val="FFFFFF"/>
       </w:rPr>
       <w:tblPr/>
@@ -12506,11 +13042,13 @@
     </w:tblStylePr>
     <w:tblStylePr w:type="neCell">
       <w:rPr>
+        <w:rFonts w:eastAsia="黑体"/>
         <w:color w:themeColor="text1" w:val="000000"/>
       </w:rPr>
     </w:tblStylePr>
     <w:tblStylePr w:type="nwCell">
       <w:rPr>
+        <w:rFonts w:eastAsia="黑体"/>
         <w:color w:themeColor="text1" w:val="000000"/>
       </w:rPr>
     </w:tblStylePr>
@@ -12524,6 +13062,7 @@
       <w:spacing w:after="0" w:line="240" w:lineRule="auto"/>
     </w:pPr>
     <w:rPr>
+      <w:rFonts w:eastAsia="黑体"/>
       <w:color w:themeColor="text1" w:val="000000"/>
     </w:rPr>
     <w:tblPr>
@@ -12550,6 +13089,7 @@
     </w:tcPr>
     <w:tblStylePr w:type="firstRow">
       <w:rPr>
+        <w:rFonts w:eastAsia="黑体"/>
         <w:b/>
         <w:bCs/>
       </w:rPr>
@@ -12568,6 +13108,7 @@
     </w:tblStylePr>
     <w:tblStylePr w:type="lastRow">
       <w:rPr>
+        <w:rFonts w:eastAsia="黑体"/>
         <w:b/>
         <w:bCs/>
         <w:color w:themeColor="background1" w:val="FFFFFF"/>
@@ -12582,6 +13123,7 @@
     </w:tblStylePr>
     <w:tblStylePr w:type="firstCol">
       <w:rPr>
+        <w:rFonts w:eastAsia="黑体"/>
         <w:color w:themeColor="background1" w:val="FFFFFF"/>
       </w:rPr>
       <w:tblPr/>
@@ -12599,6 +13141,7 @@
     </w:tblStylePr>
     <w:tblStylePr w:type="lastCol">
       <w:rPr>
+        <w:rFonts w:eastAsia="黑体"/>
         <w:color w:themeColor="background1" w:val="FFFFFF"/>
       </w:rPr>
       <w:tblPr/>
@@ -12628,11 +13171,13 @@
     </w:tblStylePr>
     <w:tblStylePr w:type="neCell">
       <w:rPr>
+        <w:rFonts w:eastAsia="黑体"/>
         <w:color w:themeColor="text1" w:val="000000"/>
       </w:rPr>
     </w:tblStylePr>
     <w:tblStylePr w:type="nwCell">
       <w:rPr>
+        <w:rFonts w:eastAsia="黑体"/>
         <w:color w:themeColor="text1" w:val="000000"/>
       </w:rPr>
     </w:tblStylePr>
@@ -12646,6 +13191,7 @@
       <w:spacing w:after="0" w:line="240" w:lineRule="auto"/>
     </w:pPr>
     <w:rPr>
+      <w:rFonts w:eastAsia="黑体"/>
       <w:color w:themeColor="text1" w:val="000000"/>
     </w:rPr>
     <w:tblPr>
@@ -12672,6 +13218,7 @@
     </w:tcPr>
     <w:tblStylePr w:type="firstRow">
       <w:rPr>
+        <w:rFonts w:eastAsia="黑体"/>
         <w:b/>
         <w:bCs/>
       </w:rPr>
@@ -12690,6 +13237,7 @@
     </w:tblStylePr>
     <w:tblStylePr w:type="lastRow">
       <w:rPr>
+        <w:rFonts w:eastAsia="黑体"/>
         <w:b/>
         <w:bCs/>
         <w:color w:themeColor="background1" w:val="FFFFFF"/>
@@ -12704,6 +13252,7 @@
     </w:tblStylePr>
     <w:tblStylePr w:type="firstCol">
       <w:rPr>
+        <w:rFonts w:eastAsia="黑体"/>
         <w:color w:themeColor="background1" w:val="FFFFFF"/>
       </w:rPr>
       <w:tblPr/>
@@ -12721,6 +13270,7 @@
     </w:tblStylePr>
     <w:tblStylePr w:type="lastCol">
       <w:rPr>
+        <w:rFonts w:eastAsia="黑体"/>
         <w:color w:themeColor="background1" w:val="FFFFFF"/>
       </w:rPr>
       <w:tblPr/>
@@ -12758,6 +13308,7 @@
       <w:spacing w:after="0" w:line="240" w:lineRule="auto"/>
     </w:pPr>
     <w:rPr>
+      <w:rFonts w:eastAsia="黑体"/>
       <w:color w:themeColor="text1" w:val="000000"/>
     </w:rPr>
     <w:tblPr>
@@ -12784,6 +13335,7 @@
     </w:tcPr>
     <w:tblStylePr w:type="firstRow">
       <w:rPr>
+        <w:rFonts w:eastAsia="黑体"/>
         <w:b/>
         <w:bCs/>
       </w:rPr>
@@ -12802,6 +13354,7 @@
     </w:tblStylePr>
     <w:tblStylePr w:type="lastRow">
       <w:rPr>
+        <w:rFonts w:eastAsia="黑体"/>
         <w:b/>
         <w:bCs/>
         <w:color w:themeColor="background1" w:val="FFFFFF"/>
@@ -12816,6 +13369,7 @@
     </w:tblStylePr>
     <w:tblStylePr w:type="firstCol">
       <w:rPr>
+        <w:rFonts w:eastAsia="黑体"/>
         <w:color w:themeColor="background1" w:val="FFFFFF"/>
       </w:rPr>
       <w:tblPr/>
@@ -12833,6 +13387,7 @@
     </w:tblStylePr>
     <w:tblStylePr w:type="lastCol">
       <w:rPr>
+        <w:rFonts w:eastAsia="黑体"/>
         <w:color w:themeColor="background1" w:val="FFFFFF"/>
       </w:rPr>
       <w:tblPr/>
@@ -12862,11 +13417,13 @@
     </w:tblStylePr>
     <w:tblStylePr w:type="neCell">
       <w:rPr>
+        <w:rFonts w:eastAsia="黑体"/>
         <w:color w:themeColor="text1" w:val="000000"/>
       </w:rPr>
     </w:tblStylePr>
     <w:tblStylePr w:type="nwCell">
       <w:rPr>
+        <w:rFonts w:eastAsia="黑体"/>
         <w:color w:themeColor="text1" w:val="000000"/>
       </w:rPr>
     </w:tblStylePr>
@@ -12880,6 +13437,7 @@
       <w:spacing w:after="0" w:line="240" w:lineRule="auto"/>
     </w:pPr>
     <w:rPr>
+      <w:rFonts w:eastAsia="黑体"/>
       <w:color w:themeColor="text1" w:val="000000"/>
     </w:rPr>
     <w:tblPr>
@@ -12906,6 +13464,7 @@
     </w:tcPr>
     <w:tblStylePr w:type="firstRow">
       <w:rPr>
+        <w:rFonts w:eastAsia="黑体"/>
         <w:b/>
         <w:bCs/>
       </w:rPr>
@@ -12924,6 +13483,7 @@
     </w:tblStylePr>
     <w:tblStylePr w:type="lastRow">
       <w:rPr>
+        <w:rFonts w:eastAsia="黑体"/>
         <w:b/>
         <w:bCs/>
         <w:color w:themeColor="background1" w:val="FFFFFF"/>
@@ -12938,6 +13498,7 @@
     </w:tblStylePr>
     <w:tblStylePr w:type="firstCol">
       <w:rPr>
+        <w:rFonts w:eastAsia="黑体"/>
         <w:color w:themeColor="background1" w:val="FFFFFF"/>
       </w:rPr>
       <w:tblPr/>
@@ -12955,6 +13516,7 @@
     </w:tblStylePr>
     <w:tblStylePr w:type="lastCol">
       <w:rPr>
+        <w:rFonts w:eastAsia="黑体"/>
         <w:color w:themeColor="background1" w:val="FFFFFF"/>
       </w:rPr>
       <w:tblPr/>
@@ -12984,11 +13546,13 @@
     </w:tblStylePr>
     <w:tblStylePr w:type="neCell">
       <w:rPr>
+        <w:rFonts w:eastAsia="黑体"/>
         <w:color w:themeColor="text1" w:val="000000"/>
       </w:rPr>
     </w:tblStylePr>
     <w:tblStylePr w:type="nwCell">
       <w:rPr>
+        <w:rFonts w:eastAsia="黑体"/>
         <w:color w:themeColor="text1" w:val="000000"/>
       </w:rPr>
     </w:tblStylePr>
@@ -13002,6 +13566,7 @@
       <w:spacing w:after="0" w:line="240" w:lineRule="auto"/>
     </w:pPr>
     <w:rPr>
+      <w:rFonts w:eastAsia="黑体"/>
       <w:color w:themeColor="text1" w:val="000000"/>
     </w:rPr>
     <w:tblPr>
@@ -13028,6 +13593,7 @@
     </w:tcPr>
     <w:tblStylePr w:type="firstRow">
       <w:rPr>
+        <w:rFonts w:eastAsia="黑体"/>
         <w:b/>
         <w:bCs/>
       </w:rPr>
@@ -13046,6 +13612,7 @@
     </w:tblStylePr>
     <w:tblStylePr w:type="lastRow">
       <w:rPr>
+        <w:rFonts w:eastAsia="黑体"/>
         <w:b/>
         <w:bCs/>
         <w:color w:themeColor="background1" w:val="FFFFFF"/>
@@ -13060,6 +13627,7 @@
     </w:tblStylePr>
     <w:tblStylePr w:type="firstCol">
       <w:rPr>
+        <w:rFonts w:eastAsia="黑体"/>
         <w:color w:themeColor="background1" w:val="FFFFFF"/>
       </w:rPr>
       <w:tblPr/>
@@ -13077,6 +13645,7 @@
     </w:tblStylePr>
     <w:tblStylePr w:type="lastCol">
       <w:rPr>
+        <w:rFonts w:eastAsia="黑体"/>
         <w:color w:themeColor="background1" w:val="FFFFFF"/>
       </w:rPr>
       <w:tblPr/>
@@ -13106,11 +13675,13 @@
     </w:tblStylePr>
     <w:tblStylePr w:type="neCell">
       <w:rPr>
+        <w:rFonts w:eastAsia="黑体"/>
         <w:color w:themeColor="text1" w:val="000000"/>
       </w:rPr>
     </w:tblStylePr>
     <w:tblStylePr w:type="nwCell">
       <w:rPr>
+        <w:rFonts w:eastAsia="黑体"/>
         <w:color w:themeColor="text1" w:val="000000"/>
       </w:rPr>
     </w:tblStylePr>
@@ -13124,6 +13695,7 @@
       <w:spacing w:after="0" w:line="240" w:lineRule="auto"/>
     </w:pPr>
     <w:rPr>
+      <w:rFonts w:eastAsia="黑体"/>
       <w:color w:themeColor="text1" w:val="000000"/>
     </w:rPr>
     <w:tblPr>
@@ -13142,6 +13714,7 @@
     </w:tcPr>
     <w:tblStylePr w:type="firstRow">
       <w:rPr>
+        <w:rFonts w:eastAsia="黑体"/>
         <w:b/>
         <w:bCs/>
         <w:color w:themeColor="background1" w:val="FFFFFF"/>
@@ -13156,6 +13729,7 @@
     </w:tblStylePr>
     <w:tblStylePr w:type="lastRow">
       <w:rPr>
+        <w:rFonts w:eastAsia="黑体"/>
         <w:b/>
         <w:bCs/>
         <w:color w:themeColor="accent2" w:themeShade="CC" w:val="9E3A38"/>
@@ -13170,12 +13744,14 @@
     </w:tblStylePr>
     <w:tblStylePr w:type="firstCol">
       <w:rPr>
+        <w:rFonts w:eastAsia="黑体"/>
         <w:b/>
         <w:bCs/>
       </w:rPr>
     </w:tblStylePr>
     <w:tblStylePr w:type="lastCol">
       <w:rPr>
+        <w:rFonts w:eastAsia="黑体"/>
         <w:b/>
         <w:bCs/>
       </w:rPr>
@@ -13210,6 +13786,7 @@
       <w:spacing w:after="0" w:line="240" w:lineRule="auto"/>
     </w:pPr>
     <w:rPr>
+      <w:rFonts w:eastAsia="黑体"/>
       <w:color w:themeColor="text1" w:val="000000"/>
     </w:rPr>
     <w:tblPr>
@@ -13228,6 +13805,7 @@
     </w:tcPr>
     <w:tblStylePr w:type="firstRow">
       <w:rPr>
+        <w:rFonts w:eastAsia="黑体"/>
         <w:b/>
         <w:bCs/>
         <w:color w:themeColor="background1" w:val="FFFFFF"/>
@@ -13242,6 +13820,7 @@
     </w:tblStylePr>
     <w:tblStylePr w:type="lastRow">
       <w:rPr>
+        <w:rFonts w:eastAsia="黑体"/>
         <w:b/>
         <w:bCs/>
         <w:color w:themeColor="accent2" w:themeShade="CC" w:val="9E3A38"/>
@@ -13256,12 +13835,14 @@
     </w:tblStylePr>
     <w:tblStylePr w:type="firstCol">
       <w:rPr>
+        <w:rFonts w:eastAsia="黑体"/>
         <w:b/>
         <w:bCs/>
       </w:rPr>
     </w:tblStylePr>
     <w:tblStylePr w:type="lastCol">
       <w:rPr>
+        <w:rFonts w:eastAsia="黑体"/>
         <w:b/>
         <w:bCs/>
       </w:rPr>
@@ -13296,6 +13877,7 @@
       <w:spacing w:after="0" w:line="240" w:lineRule="auto"/>
     </w:pPr>
     <w:rPr>
+      <w:rFonts w:eastAsia="黑体"/>
       <w:color w:themeColor="text1" w:val="000000"/>
     </w:rPr>
     <w:tblPr>
@@ -13314,6 +13896,7 @@
     </w:tcPr>
     <w:tblStylePr w:type="firstRow">
       <w:rPr>
+        <w:rFonts w:eastAsia="黑体"/>
         <w:b/>
         <w:bCs/>
         <w:color w:themeColor="background1" w:val="FFFFFF"/>
@@ -13328,6 +13911,7 @@
     </w:tblStylePr>
     <w:tblStylePr w:type="lastRow">
       <w:rPr>
+        <w:rFonts w:eastAsia="黑体"/>
         <w:b/>
         <w:bCs/>
         <w:color w:themeColor="accent2" w:themeShade="CC" w:val="9E3A38"/>
@@ -13342,12 +13926,14 @@
     </w:tblStylePr>
     <w:tblStylePr w:type="firstCol">
       <w:rPr>
+        <w:rFonts w:eastAsia="黑体"/>
         <w:b/>
         <w:bCs/>
       </w:rPr>
     </w:tblStylePr>
     <w:tblStylePr w:type="lastCol">
       <w:rPr>
+        <w:rFonts w:eastAsia="黑体"/>
         <w:b/>
         <w:bCs/>
       </w:rPr>
@@ -13382,6 +13968,7 @@
       <w:spacing w:after="0" w:line="240" w:lineRule="auto"/>
     </w:pPr>
     <w:rPr>
+      <w:rFonts w:eastAsia="黑体"/>
       <w:color w:themeColor="text1" w:val="000000"/>
     </w:rPr>
     <w:tblPr>
@@ -13400,6 +13987,7 @@
     </w:tcPr>
     <w:tblStylePr w:type="firstRow">
       <w:rPr>
+        <w:rFonts w:eastAsia="黑体"/>
         <w:b/>
         <w:bCs/>
         <w:color w:themeColor="background1" w:val="FFFFFF"/>
@@ -13414,6 +14002,7 @@
     </w:tblStylePr>
     <w:tblStylePr w:type="lastRow">
       <w:rPr>
+        <w:rFonts w:eastAsia="黑体"/>
         <w:b/>
         <w:bCs/>
         <w:color w:themeColor="accent4" w:themeShade="CC" w:val="664E82"/>
@@ -13428,12 +14017,14 @@
     </w:tblStylePr>
     <w:tblStylePr w:type="firstCol">
       <w:rPr>
+        <w:rFonts w:eastAsia="黑体"/>
         <w:b/>
         <w:bCs/>
       </w:rPr>
     </w:tblStylePr>
     <w:tblStylePr w:type="lastCol">
       <w:rPr>
+        <w:rFonts w:eastAsia="黑体"/>
         <w:b/>
         <w:bCs/>
       </w:rPr>
@@ -13468,6 +14059,7 @@
       <w:spacing w:after="0" w:line="240" w:lineRule="auto"/>
     </w:pPr>
     <w:rPr>
+      <w:rFonts w:eastAsia="黑体"/>
       <w:color w:themeColor="text1" w:val="000000"/>
     </w:rPr>
     <w:tblPr>
@@ -13486,6 +14078,7 @@
     </w:tcPr>
     <w:tblStylePr w:type="firstRow">
       <w:rPr>
+        <w:rFonts w:eastAsia="黑体"/>
         <w:b/>
         <w:bCs/>
         <w:color w:themeColor="background1" w:val="FFFFFF"/>
@@ -13500,6 +14093,7 @@
     </w:tblStylePr>
     <w:tblStylePr w:type="lastRow">
       <w:rPr>
+        <w:rFonts w:eastAsia="黑体"/>
         <w:b/>
         <w:bCs/>
         <w:color w:themeColor="accent3" w:themeShade="CC" w:val="7E9C40"/>
@@ -13514,12 +14108,14 @@
     </w:tblStylePr>
     <w:tblStylePr w:type="firstCol">
       <w:rPr>
+        <w:rFonts w:eastAsia="黑体"/>
         <w:b/>
         <w:bCs/>
       </w:rPr>
     </w:tblStylePr>
     <w:tblStylePr w:type="lastCol">
       <w:rPr>
+        <w:rFonts w:eastAsia="黑体"/>
         <w:b/>
         <w:bCs/>
       </w:rPr>
@@ -13554,6 +14150,7 @@
       <w:spacing w:after="0" w:line="240" w:lineRule="auto"/>
     </w:pPr>
     <w:rPr>
+      <w:rFonts w:eastAsia="黑体"/>
       <w:color w:themeColor="text1" w:val="000000"/>
     </w:rPr>
     <w:tblPr>
@@ -13572,6 +14169,7 @@
     </w:tcPr>
     <w:tblStylePr w:type="firstRow">
       <w:rPr>
+        <w:rFonts w:eastAsia="黑体"/>
         <w:b/>
         <w:bCs/>
         <w:color w:themeColor="background1" w:val="FFFFFF"/>
@@ -13586,6 +14184,7 @@
     </w:tblStylePr>
     <w:tblStylePr w:type="lastRow">
       <w:rPr>
+        <w:rFonts w:eastAsia="黑体"/>
         <w:b/>
         <w:bCs/>
         <w:color w:themeColor="accent6" w:themeShade="CC" w:val="F2730A"/>
@@ -13600,12 +14199,14 @@
     </w:tblStylePr>
     <w:tblStylePr w:type="firstCol">
       <w:rPr>
+        <w:rFonts w:eastAsia="黑体"/>
         <w:b/>
         <w:bCs/>
       </w:rPr>
     </w:tblStylePr>
     <w:tblStylePr w:type="lastCol">
       <w:rPr>
+        <w:rFonts w:eastAsia="黑体"/>
         <w:b/>
         <w:bCs/>
       </w:rPr>
@@ -13640,6 +14241,7 @@
       <w:spacing w:after="0" w:line="240" w:lineRule="auto"/>
     </w:pPr>
     <w:rPr>
+      <w:rFonts w:eastAsia="黑体"/>
       <w:color w:themeColor="text1" w:val="000000"/>
     </w:rPr>
     <w:tblPr>
@@ -13658,6 +14260,7 @@
     </w:tcPr>
     <w:tblStylePr w:type="firstRow">
       <w:rPr>
+        <w:rFonts w:eastAsia="黑体"/>
         <w:b/>
         <w:bCs/>
         <w:color w:themeColor="background1" w:val="FFFFFF"/>
@@ -13672,6 +14275,7 @@
     </w:tblStylePr>
     <w:tblStylePr w:type="lastRow">
       <w:rPr>
+        <w:rFonts w:eastAsia="黑体"/>
         <w:b/>
         <w:bCs/>
         <w:color w:themeColor="accent5" w:themeShade="CC" w:val="348DA5"/>
@@ -13686,12 +14290,14 @@
     </w:tblStylePr>
     <w:tblStylePr w:type="firstCol">
       <w:rPr>
+        <w:rFonts w:eastAsia="黑体"/>
         <w:b/>
         <w:bCs/>
       </w:rPr>
     </w:tblStylePr>
     <w:tblStylePr w:type="lastCol">
       <w:rPr>
+        <w:rFonts w:eastAsia="黑体"/>
         <w:b/>
         <w:bCs/>
       </w:rPr>
@@ -13726,6 +14332,7 @@
       <w:spacing w:after="0" w:line="240" w:lineRule="auto"/>
     </w:pPr>
     <w:rPr>
+      <w:rFonts w:eastAsia="黑体"/>
       <w:color w:themeColor="text1" w:val="000000"/>
     </w:rPr>
     <w:tblPr>
@@ -13747,6 +14354,7 @@
     </w:tcPr>
     <w:tblStylePr w:type="firstRow">
       <w:rPr>
+        <w:rFonts w:eastAsia="黑体"/>
         <w:b/>
         <w:bCs/>
       </w:rPr>
@@ -13757,6 +14365,7 @@
     </w:tblStylePr>
     <w:tblStylePr w:type="lastRow">
       <w:rPr>
+        <w:rFonts w:eastAsia="黑体"/>
         <w:b/>
         <w:bCs/>
         <w:color w:themeColor="text1" w:val="000000"/>
@@ -13768,6 +14377,7 @@
     </w:tblStylePr>
     <w:tblStylePr w:type="firstCol">
       <w:rPr>
+        <w:rFonts w:eastAsia="黑体"/>
         <w:color w:themeColor="background1" w:val="FFFFFF"/>
       </w:rPr>
       <w:tblPr/>
@@ -13777,6 +14387,7 @@
     </w:tblStylePr>
     <w:tblStylePr w:type="lastCol">
       <w:rPr>
+        <w:rFonts w:eastAsia="黑体"/>
         <w:color w:themeColor="background1" w:val="FFFFFF"/>
       </w:rPr>
       <w:tblPr/>
@@ -13806,6 +14417,7 @@
       <w:spacing w:after="0" w:line="240" w:lineRule="auto"/>
     </w:pPr>
     <w:rPr>
+      <w:rFonts w:eastAsia="黑体"/>
       <w:color w:themeColor="text1" w:val="000000"/>
     </w:rPr>
     <w:tblPr>
@@ -13827,6 +14439,7 @@
     </w:tcPr>
     <w:tblStylePr w:type="firstRow">
       <w:rPr>
+        <w:rFonts w:eastAsia="黑体"/>
         <w:b/>
         <w:bCs/>
       </w:rPr>
@@ -13837,6 +14450,7 @@
     </w:tblStylePr>
     <w:tblStylePr w:type="lastRow">
       <w:rPr>
+        <w:rFonts w:eastAsia="黑体"/>
         <w:b/>
         <w:bCs/>
         <w:color w:themeColor="text1" w:val="000000"/>
@@ -13848,6 +14462,7 @@
     </w:tblStylePr>
     <w:tblStylePr w:type="firstCol">
       <w:rPr>
+        <w:rFonts w:eastAsia="黑体"/>
         <w:color w:themeColor="background1" w:val="FFFFFF"/>
       </w:rPr>
       <w:tblPr/>
@@ -13857,6 +14472,7 @@
     </w:tblStylePr>
     <w:tblStylePr w:type="lastCol">
       <w:rPr>
+        <w:rFonts w:eastAsia="黑体"/>
         <w:color w:themeColor="background1" w:val="FFFFFF"/>
       </w:rPr>
       <w:tblPr/>
@@ -13886,6 +14502,7 @@
       <w:spacing w:after="0" w:line="240" w:lineRule="auto"/>
     </w:pPr>
     <w:rPr>
+      <w:rFonts w:eastAsia="黑体"/>
       <w:color w:themeColor="text1" w:val="000000"/>
     </w:rPr>
     <w:tblPr>
@@ -13907,6 +14524,7 @@
     </w:tcPr>
     <w:tblStylePr w:type="firstRow">
       <w:rPr>
+        <w:rFonts w:eastAsia="黑体"/>
         <w:b/>
         <w:bCs/>
       </w:rPr>
@@ -13917,6 +14535,7 @@
     </w:tblStylePr>
     <w:tblStylePr w:type="lastRow">
       <w:rPr>
+        <w:rFonts w:eastAsia="黑体"/>
         <w:b/>
         <w:bCs/>
         <w:color w:themeColor="text1" w:val="000000"/>
@@ -13928,6 +14547,7 @@
     </w:tblStylePr>
     <w:tblStylePr w:type="firstCol">
       <w:rPr>
+        <w:rFonts w:eastAsia="黑体"/>
         <w:color w:themeColor="background1" w:val="FFFFFF"/>
       </w:rPr>
       <w:tblPr/>
@@ -13937,6 +14557,7 @@
     </w:tblStylePr>
     <w:tblStylePr w:type="lastCol">
       <w:rPr>
+        <w:rFonts w:eastAsia="黑体"/>
         <w:color w:themeColor="background1" w:val="FFFFFF"/>
       </w:rPr>
       <w:tblPr/>
@@ -13966,6 +14587,7 @@
       <w:spacing w:after="0" w:line="240" w:lineRule="auto"/>
     </w:pPr>
     <w:rPr>
+      <w:rFonts w:eastAsia="黑体"/>
       <w:color w:themeColor="text1" w:val="000000"/>
     </w:rPr>
     <w:tblPr>
@@ -13987,6 +14609,7 @@
     </w:tcPr>
     <w:tblStylePr w:type="firstRow">
       <w:rPr>
+        <w:rFonts w:eastAsia="黑体"/>
         <w:b/>
         <w:bCs/>
       </w:rPr>
@@ -13997,6 +14620,7 @@
     </w:tblStylePr>
     <w:tblStylePr w:type="lastRow">
       <w:rPr>
+        <w:rFonts w:eastAsia="黑体"/>
         <w:b/>
         <w:bCs/>
         <w:color w:themeColor="text1" w:val="000000"/>
@@ -14008,6 +14632,7 @@
     </w:tblStylePr>
     <w:tblStylePr w:type="firstCol">
       <w:rPr>
+        <w:rFonts w:eastAsia="黑体"/>
         <w:color w:themeColor="background1" w:val="FFFFFF"/>
       </w:rPr>
       <w:tblPr/>
@@ -14017,6 +14642,7 @@
     </w:tblStylePr>
     <w:tblStylePr w:type="lastCol">
       <w:rPr>
+        <w:rFonts w:eastAsia="黑体"/>
         <w:color w:themeColor="background1" w:val="FFFFFF"/>
       </w:rPr>
       <w:tblPr/>
@@ -14046,6 +14672,7 @@
       <w:spacing w:after="0" w:line="240" w:lineRule="auto"/>
     </w:pPr>
     <w:rPr>
+      <w:rFonts w:eastAsia="黑体"/>
       <w:color w:themeColor="text1" w:val="000000"/>
     </w:rPr>
     <w:tblPr>
@@ -14067,6 +14694,7 @@
     </w:tcPr>
     <w:tblStylePr w:type="firstRow">
       <w:rPr>
+        <w:rFonts w:eastAsia="黑体"/>
         <w:b/>
         <w:bCs/>
       </w:rPr>
@@ -14077,6 +14705,7 @@
     </w:tblStylePr>
     <w:tblStylePr w:type="lastRow">
       <w:rPr>
+        <w:rFonts w:eastAsia="黑体"/>
         <w:b/>
         <w:bCs/>
         <w:color w:themeColor="text1" w:val="000000"/>
@@ -14088,6 +14717,7 @@
     </w:tblStylePr>
     <w:tblStylePr w:type="firstCol">
       <w:rPr>
+        <w:rFonts w:eastAsia="黑体"/>
         <w:color w:themeColor="background1" w:val="FFFFFF"/>
       </w:rPr>
       <w:tblPr/>
@@ -14097,6 +14727,7 @@
     </w:tblStylePr>
     <w:tblStylePr w:type="lastCol">
       <w:rPr>
+        <w:rFonts w:eastAsia="黑体"/>
         <w:color w:themeColor="background1" w:val="FFFFFF"/>
       </w:rPr>
       <w:tblPr/>
@@ -14126,6 +14757,7 @@
       <w:spacing w:after="0" w:line="240" w:lineRule="auto"/>
     </w:pPr>
     <w:rPr>
+      <w:rFonts w:eastAsia="黑体"/>
       <w:color w:themeColor="text1" w:val="000000"/>
     </w:rPr>
     <w:tblPr>
@@ -14147,6 +14779,7 @@
     </w:tcPr>
     <w:tblStylePr w:type="firstRow">
       <w:rPr>
+        <w:rFonts w:eastAsia="黑体"/>
         <w:b/>
         <w:bCs/>
       </w:rPr>
@@ -14157,6 +14790,7 @@
     </w:tblStylePr>
     <w:tblStylePr w:type="lastRow">
       <w:rPr>
+        <w:rFonts w:eastAsia="黑体"/>
         <w:b/>
         <w:bCs/>
         <w:color w:themeColor="text1" w:val="000000"/>
@@ -14168,6 +14802,7 @@
     </w:tblStylePr>
     <w:tblStylePr w:type="firstCol">
       <w:rPr>
+        <w:rFonts w:eastAsia="黑体"/>
         <w:color w:themeColor="background1" w:val="FFFFFF"/>
       </w:rPr>
       <w:tblPr/>
@@ -14177,6 +14812,7 @@
     </w:tblStylePr>
     <w:tblStylePr w:type="lastCol">
       <w:rPr>
+        <w:rFonts w:eastAsia="黑体"/>
         <w:color w:themeColor="background1" w:val="FFFFFF"/>
       </w:rPr>
       <w:tblPr/>
@@ -14206,6 +14842,7 @@
       <w:spacing w:after="0" w:line="240" w:lineRule="auto"/>
     </w:pPr>
     <w:rPr>
+      <w:rFonts w:eastAsia="黑体"/>
       <w:color w:themeColor="text1" w:val="000000"/>
     </w:rPr>
     <w:tblPr>
@@ -14227,6 +14864,7 @@
     </w:tcPr>
     <w:tblStylePr w:type="firstRow">
       <w:rPr>
+        <w:rFonts w:eastAsia="黑体"/>
         <w:b/>
         <w:bCs/>
       </w:rPr>
@@ -14237,6 +14875,7 @@
     </w:tblStylePr>
     <w:tblStylePr w:type="lastRow">
       <w:rPr>
+        <w:rFonts w:eastAsia="黑体"/>
         <w:b/>
         <w:bCs/>
         <w:color w:themeColor="text1" w:val="000000"/>
@@ -14248,6 +14887,7 @@
     </w:tblStylePr>
     <w:tblStylePr w:type="firstCol">
       <w:rPr>
+        <w:rFonts w:eastAsia="黑体"/>
         <w:color w:themeColor="background1" w:val="FFFFFF"/>
       </w:rPr>
       <w:tblPr/>
@@ -14257,6 +14897,7 @@
     </w:tblStylePr>
     <w:tblStylePr w:type="lastCol">
       <w:rPr>
+        <w:rFonts w:eastAsia="黑体"/>
         <w:color w:themeColor="background1" w:val="FFFFFF"/>
       </w:rPr>
       <w:tblPr/>
@@ -14289,6 +14930,7 @@
     <w:name w:val="KeywordTok"/>
     <w:basedOn w:val="VerbatimChar"/>
     <w:rPr>
+      <w:rFonts w:eastAsia="黑体"/>
       <w:b/>
       <w:color w:val="007020"/>
     </w:rPr>
@@ -14297,6 +14939,7 @@
     <w:name w:val="DataTypeTok"/>
     <w:basedOn w:val="VerbatimChar"/>
     <w:rPr>
+      <w:rFonts w:eastAsia="黑体"/>
       <w:color w:val="902000"/>
     </w:rPr>
   </w:style>
@@ -14304,6 +14947,7 @@
     <w:name w:val="DecValTok"/>
     <w:basedOn w:val="VerbatimChar"/>
     <w:rPr>
+      <w:rFonts w:eastAsia="黑体"/>
       <w:color w:val="40a070"/>
     </w:rPr>
   </w:style>
@@ -14311,6 +14955,7 @@
     <w:name w:val="BaseNTok"/>
     <w:basedOn w:val="VerbatimChar"/>
     <w:rPr>
+      <w:rFonts w:eastAsia="黑体"/>
       <w:color w:val="40a070"/>
     </w:rPr>
   </w:style>
@@ -14318,6 +14963,7 @@
     <w:name w:val="FloatTok"/>
     <w:basedOn w:val="VerbatimChar"/>
     <w:rPr>
+      <w:rFonts w:eastAsia="黑体"/>
       <w:color w:val="40a070"/>
     </w:rPr>
   </w:style>
@@ -14325,6 +14971,7 @@
     <w:name w:val="ConstantTok"/>
     <w:basedOn w:val="VerbatimChar"/>
     <w:rPr>
+      <w:rFonts w:eastAsia="黑体"/>
       <w:color w:val="880000"/>
     </w:rPr>
   </w:style>
@@ -14332,6 +14979,7 @@
     <w:name w:val="CharTok"/>
     <w:basedOn w:val="VerbatimChar"/>
     <w:rPr>
+      <w:rFonts w:eastAsia="黑体"/>
       <w:color w:val="4070a0"/>
     </w:rPr>
   </w:style>
@@ -14339,6 +14987,7 @@
     <w:name w:val="SpecialCharTok"/>
     <w:basedOn w:val="VerbatimChar"/>
     <w:rPr>
+      <w:rFonts w:eastAsia="黑体"/>
       <w:color w:val="4070a0"/>
     </w:rPr>
   </w:style>
@@ -14346,6 +14995,7 @@
     <w:name w:val="StringTok"/>
     <w:basedOn w:val="VerbatimChar"/>
     <w:rPr>
+      <w:rFonts w:eastAsia="黑体"/>
       <w:color w:val="4070a0"/>
     </w:rPr>
   </w:style>
@@ -14353,6 +15003,7 @@
     <w:name w:val="VerbatimStringTok"/>
     <w:basedOn w:val="VerbatimChar"/>
     <w:rPr>
+      <w:rFonts w:eastAsia="黑体"/>
       <w:color w:val="4070a0"/>
     </w:rPr>
   </w:style>
@@ -14360,6 +15011,7 @@
     <w:name w:val="SpecialStringTok"/>
     <w:basedOn w:val="VerbatimChar"/>
     <w:rPr>
+      <w:rFonts w:eastAsia="黑体"/>
       <w:color w:val="bb6688"/>
     </w:rPr>
   </w:style>
@@ -14367,6 +15019,7 @@
     <w:name w:val="ImportTok"/>
     <w:basedOn w:val="VerbatimChar"/>
     <w:rPr>
+      <w:rFonts w:eastAsia="黑体"/>
       <w:b/>
       <w:color w:val="008000"/>
     </w:rPr>
@@ -14375,6 +15028,7 @@
     <w:name w:val="CommentTok"/>
     <w:basedOn w:val="VerbatimChar"/>
     <w:rPr>
+      <w:rFonts w:eastAsia="黑体"/>
       <w:i/>
       <w:color w:val="60a0b0"/>
     </w:rPr>
@@ -14383,6 +15037,7 @@
     <w:name w:val="DocumentationTok"/>
     <w:basedOn w:val="VerbatimChar"/>
     <w:rPr>
+      <w:rFonts w:eastAsia="黑体"/>
       <w:i/>
       <w:color w:val="ba2121"/>
     </w:rPr>
@@ -14391,6 +15046,7 @@
     <w:name w:val="AnnotationTok"/>
     <w:basedOn w:val="VerbatimChar"/>
     <w:rPr>
+      <w:rFonts w:eastAsia="黑体"/>
       <w:b/>
       <w:i/>
       <w:color w:val="60a0b0"/>
@@ -14400,6 +15056,7 @@
     <w:name w:val="CommentVarTok"/>
     <w:basedOn w:val="VerbatimChar"/>
     <w:rPr>
+      <w:rFonts w:eastAsia="黑体"/>
       <w:b/>
       <w:i/>
       <w:color w:val="60a0b0"/>
@@ -14409,6 +15066,7 @@
     <w:name w:val="OtherTok"/>
     <w:basedOn w:val="VerbatimChar"/>
     <w:rPr>
+      <w:rFonts w:eastAsia="黑体"/>
       <w:color w:val="007020"/>
     </w:rPr>
   </w:style>
@@ -14416,6 +15074,7 @@
     <w:name w:val="FunctionTok"/>
     <w:basedOn w:val="VerbatimChar"/>
     <w:rPr>
+      <w:rFonts w:eastAsia="黑体"/>
       <w:color w:val="06287e"/>
     </w:rPr>
   </w:style>
@@ -14423,6 +15082,7 @@
     <w:name w:val="VariableTok"/>
     <w:basedOn w:val="VerbatimChar"/>
     <w:rPr>
+      <w:rFonts w:eastAsia="黑体"/>
       <w:color w:val="19177c"/>
     </w:rPr>
   </w:style>
@@ -14430,6 +15090,7 @@
     <w:name w:val="ControlFlowTok"/>
     <w:basedOn w:val="VerbatimChar"/>
     <w:rPr>
+      <w:rFonts w:eastAsia="黑体"/>
       <w:b/>
       <w:color w:val="007020"/>
     </w:rPr>
@@ -14438,6 +15099,7 @@
     <w:name w:val="OperatorTok"/>
     <w:basedOn w:val="VerbatimChar"/>
     <w:rPr>
+      <w:rFonts w:eastAsia="黑体"/>
       <w:color w:val="666666"/>
     </w:rPr>
   </w:style>
@@ -14445,18 +15107,22 @@
     <w:name w:val="BuiltInTok"/>
     <w:basedOn w:val="VerbatimChar"/>
     <w:rPr>
+      <w:rFonts w:eastAsia="黑体"/>
       <w:color w:val="008000"/>
     </w:rPr>
   </w:style>
   <w:style w:type="character" w:customStyle="1" w:styleId="ExtensionTok">
     <w:name w:val="ExtensionTok"/>
     <w:basedOn w:val="VerbatimChar"/>
-    <w:rPr/>
+    <w:rPr>
+      <w:rFonts w:eastAsia="黑体"/>
+    </w:rPr>
   </w:style>
   <w:style w:type="character" w:customStyle="1" w:styleId="PreprocessorTok">
     <w:name w:val="PreprocessorTok"/>
     <w:basedOn w:val="VerbatimChar"/>
     <w:rPr>
+      <w:rFonts w:eastAsia="黑体"/>
       <w:color w:val="bc7a00"/>
     </w:rPr>
   </w:style>
@@ -14464,18 +15130,22 @@
     <w:name w:val="AttributeTok"/>
     <w:basedOn w:val="VerbatimChar"/>
     <w:rPr>
+      <w:rFonts w:eastAsia="黑体"/>
       <w:color w:val="7d9029"/>
     </w:rPr>
   </w:style>
   <w:style w:type="character" w:customStyle="1" w:styleId="RegionMarkerTok">
     <w:name w:val="RegionMarkerTok"/>
     <w:basedOn w:val="VerbatimChar"/>
-    <w:rPr/>
+    <w:rPr>
+      <w:rFonts w:eastAsia="黑体"/>
+    </w:rPr>
   </w:style>
   <w:style w:type="character" w:customStyle="1" w:styleId="InformationTok">
     <w:name w:val="InformationTok"/>
     <w:basedOn w:val="VerbatimChar"/>
     <w:rPr>
+      <w:rFonts w:eastAsia="黑体"/>
       <w:b/>
       <w:i/>
       <w:color w:val="60a0b0"/>
@@ -14485,6 +15155,7 @@
     <w:name w:val="WarningTok"/>
     <w:basedOn w:val="VerbatimChar"/>
     <w:rPr>
+      <w:rFonts w:eastAsia="黑体"/>
       <w:b/>
       <w:i/>
       <w:color w:val="60a0b0"/>
@@ -14494,6 +15165,7 @@
     <w:name w:val="AlertTok"/>
     <w:basedOn w:val="VerbatimChar"/>
     <w:rPr>
+      <w:rFonts w:eastAsia="黑体"/>
       <w:b/>
       <w:color w:val="ff0000"/>
     </w:rPr>
@@ -14502,6 +15174,7 @@
     <w:name w:val="ErrorTok"/>
     <w:basedOn w:val="VerbatimChar"/>
     <w:rPr>
+      <w:rFonts w:eastAsia="黑体"/>
       <w:b/>
       <w:color w:val="ff0000"/>
     </w:rPr>
@@ -14509,7 +15182,9 @@
   <w:style w:type="character" w:customStyle="1" w:styleId="NormalTok">
     <w:name w:val="NormalTok"/>
     <w:basedOn w:val="VerbatimChar"/>
-    <w:rPr/>
+    <w:rPr>
+      <w:rFonts w:eastAsia="黑体"/>
+    </w:rPr>
   </w:style>
 </w:styles>
 </file>
@@ -14558,12 +15233,12 @@
     <a:fontScheme name="Office">
       <a:majorFont>
         <a:latin typeface="Calibri"/>
-        <a:ea typeface=""/>
+        <a:ea typeface="黑体"/>
         <a:cs typeface=""/>
         <a:font script="Jpan" typeface="ＭＳ ゴシック"/>
         <a:font script="Hang" typeface="맑은 고딕"/>
-        <a:font script="Hans" typeface="宋体"/>
-        <a:font script="Hant" typeface="新細明體"/>
+        <a:font script="Hans" typeface="黑体"/>
+        <a:font script="Hant" typeface="黑体"/>
         <a:font script="Arab" typeface="Times New Roman"/>
         <a:font script="Hebr" typeface="Times New Roman"/>
         <a:font script="Thai" typeface="Angsana New"/>
@@ -14593,12 +15268,12 @@
       </a:majorFont>
       <a:minorFont>
         <a:latin typeface="Cambria"/>
-        <a:ea typeface=""/>
+        <a:ea typeface="黑体"/>
         <a:cs typeface=""/>
         <a:font script="Jpan" typeface="ＭＳ 明朝"/>
         <a:font script="Hang" typeface="맑은 고딕"/>
-        <a:font script="Hans" typeface="宋体"/>
-        <a:font script="Hant" typeface="新細明體"/>
+        <a:font script="Hans" typeface="黑体"/>
+        <a:font script="Hant" typeface="黑体"/>
         <a:font script="Arab" typeface="Arial"/>
         <a:font script="Hebr" typeface="Arial"/>
         <a:font script="Thai" typeface="Cordia New"/>

--- a/01-电源电路/04-电池充放电管理/太阳能充电管理电路/太阳能充电管理电路.docx
+++ b/01-电源电路/04-电池充放电管理/太阳能充电管理电路/太阳能充电管理电路.docx
@@ -2162,7 +2162,7 @@
           <w:color w:val="555555"/>
           <w:sz w:val="21"/>
         </w:rPr>
-        <w:t>材料收集者：杜文杰，WX手机：19519196569，QQ:3478827729</w:t>
+        <w:t>材料收集者：杜文杰，微信/手机：19519196569，QQ:3478827729</w:t>
       </w:r>
     </w:p>
     <w:sectPr>
